--- a/reports/practice_report_template.docx
+++ b/reports/practice_report_template.docx
@@ -1,6 +1,6 @@
 
 <file path=word/document.xml><?xml version="1.0" encoding="utf-8"?>
-<w:document xmlns:wpc="http://schemas.microsoft.com/office/word/2010/wordprocessingCanvas" xmlns:mc="http://schemas.openxmlformats.org/markup-compatibility/2006" xmlns:o="urn:schemas-microsoft-com:office:office" xmlns:r="http://schemas.openxmlformats.org/officeDocument/2006/relationships" xmlns:m="http://schemas.openxmlformats.org/officeDocument/2006/math" xmlns:v="urn:schemas-microsoft-com:vml" xmlns:wp14="http://schemas.microsoft.com/office/word/2010/wordprocessingDrawing" xmlns:wp="http://schemas.openxmlformats.org/drawingml/2006/wordprocessingDrawing" xmlns:w10="urn:schemas-microsoft-com:office:word" xmlns:w="http://schemas.openxmlformats.org/wordprocessingml/2006/main" xmlns:w14="http://schemas.microsoft.com/office/word/2010/wordml" xmlns:w15="http://schemas.microsoft.com/office/word/2012/wordml" xmlns:wpg="http://schemas.microsoft.com/office/word/2010/wordprocessingGroup" xmlns:wpi="http://schemas.microsoft.com/office/word/2010/wordprocessingInk" xmlns:wne="http://schemas.microsoft.com/office/word/2006/wordml" xmlns:wps="http://schemas.microsoft.com/office/word/2010/wordprocessingShape" mc:Ignorable="w14 w15 wp14">
+<w:document xmlns:wpc="http://schemas.microsoft.com/office/word/2010/wordprocessingCanvas" xmlns:mc="http://schemas.openxmlformats.org/markup-compatibility/2006" xmlns:o="urn:schemas-microsoft-com:office:office" xmlns:r="http://schemas.openxmlformats.org/officeDocument/2006/relationships" xmlns:m="http://schemas.openxmlformats.org/officeDocument/2006/math" xmlns:v="urn:schemas-microsoft-com:vml" xmlns:wp14="http://schemas.microsoft.com/office/word/2010/wordprocessingDrawing" xmlns:wp="http://schemas.openxmlformats.org/drawingml/2006/wordprocessingDrawing" xmlns:w10="urn:schemas-microsoft-com:office:word" xmlns:w="http://schemas.openxmlformats.org/wordprocessingml/2006/main" xmlns:w14="http://schemas.microsoft.com/office/word/2010/wordml" xmlns:wpg="http://schemas.microsoft.com/office/word/2010/wordprocessingGroup" xmlns:wpi="http://schemas.microsoft.com/office/word/2010/wordprocessingInk" xmlns:wne="http://schemas.microsoft.com/office/word/2006/wordml" xmlns:wps="http://schemas.microsoft.com/office/word/2010/wordprocessingShape" mc:Ignorable="w14 wp14">
   <w:body>
     <w:p>
       <w:pPr>
@@ -101,7 +101,7 @@
           <w:szCs w:val="24"/>
           <w:lang w:eastAsia="en-US" w:bidi="en-US"/>
         </w:rPr>
-        <w:t>_______________________________</w:t>
+        <w:t>Информационных технологий</w:t>
       </w:r>
       <w:r>
         <w:rPr>
@@ -122,7 +122,7 @@
           <w:szCs w:val="24"/>
           <w:lang w:eastAsia="en-US" w:bidi="en-US"/>
         </w:rPr>
-        <w:t>_____________________________________</w:t>
+        <w:t>Информатика и</w:t>
       </w:r>
       <w:r>
         <w:rPr>
@@ -132,6 +132,36 @@
           <w:szCs w:val="24"/>
           <w:lang w:eastAsia="en-US" w:bidi="en-US"/>
         </w:rPr>
+        <w:t xml:space="preserve"> </w:t>
+      </w:r>
+      <w:r>
+        <w:rPr>
+          <w:rFonts w:ascii="Times New Roman" w:eastAsia="Times New Roman" w:hAnsi="Times New Roman" w:cs="Times New Roman"/>
+          <w:color w:val="000000"/>
+          <w:sz w:val="24"/>
+          <w:szCs w:val="24"/>
+          <w:lang w:eastAsia="en-US" w:bidi="en-US"/>
+        </w:rPr>
+        <w:t>Информационных технологий</w:t>
+      </w:r>
+      <w:r>
+        <w:rPr>
+          <w:rFonts w:ascii="Times New Roman" w:eastAsia="Times New Roman" w:hAnsi="Times New Roman" w:cs="Times New Roman"/>
+          <w:color w:val="000000"/>
+          <w:sz w:val="24"/>
+          <w:szCs w:val="24"/>
+          <w:lang w:eastAsia="en-US" w:bidi="en-US"/>
+        </w:rPr>
+        <w:t xml:space="preserve"> </w:t>
+      </w:r>
+      <w:r>
+        <w:rPr>
+          <w:rFonts w:ascii="Times New Roman" w:eastAsia="Times New Roman" w:hAnsi="Times New Roman" w:cs="Times New Roman"/>
+          <w:color w:val="000000"/>
+          <w:sz w:val="24"/>
+          <w:szCs w:val="24"/>
+          <w:lang w:eastAsia="en-US" w:bidi="en-US"/>
+        </w:rPr>
         <w:t>»</w:t>
       </w:r>
     </w:p>
@@ -176,7 +206,27 @@
           <w:szCs w:val="24"/>
           <w:lang w:eastAsia="en-US" w:bidi="en-US"/>
         </w:rPr>
-        <w:t>______________________________________</w:t>
+        <w:t xml:space="preserve">09,03,02 </w:t>
+      </w:r>
+      <w:r>
+        <w:rPr>
+          <w:rFonts w:ascii="Times New Roman" w:eastAsia="Times New Roman" w:hAnsi="Times New Roman" w:cs="Times New Roman"/>
+          <w:color w:val="000000"/>
+          <w:sz w:val="24"/>
+          <w:szCs w:val="24"/>
+          <w:lang w:eastAsia="en-US" w:bidi="en-US"/>
+        </w:rPr>
+        <w:t>Информационные системе и</w:t>
+      </w:r>
+      <w:r>
+        <w:rPr>
+          <w:rFonts w:ascii="Times New Roman" w:eastAsia="Times New Roman" w:hAnsi="Times New Roman" w:cs="Times New Roman"/>
+          <w:color w:val="000000"/>
+          <w:sz w:val="24"/>
+          <w:szCs w:val="24"/>
+          <w:lang w:eastAsia="en-US" w:bidi="en-US"/>
+        </w:rPr>
+        <w:t xml:space="preserve"> технологий</w:t>
       </w:r>
     </w:p>
     <w:p>
@@ -333,7 +383,7 @@
           <w:sz w:val="28"/>
           <w:lang w:eastAsia="en-US" w:bidi="en-US"/>
         </w:rPr>
-        <w:t>____________________________</w:t>
+        <w:t xml:space="preserve">Аскри Юссеф                                      </w:t>
       </w:r>
       <w:r>
         <w:rPr>
@@ -351,7 +401,7 @@
           <w:sz w:val="28"/>
           <w:lang w:eastAsia="en-US" w:bidi="en-US"/>
         </w:rPr>
-        <w:t>_______________</w:t>
+        <w:t>251-335</w:t>
       </w:r>
     </w:p>
     <w:p>
@@ -362,18 +412,27 @@
           <w:rFonts w:ascii="Times New Roman" w:eastAsia="Times New Roman" w:hAnsi="Times New Roman" w:cs="Times New Roman"/>
           <w:color w:val="000000"/>
           <w:sz w:val="28"/>
+          <w:lang w:val="fr-FR" w:eastAsia="en-US" w:bidi="en-US"/>
+        </w:rPr>
+      </w:pPr>
+      <w:r>
+        <w:rPr>
+          <w:rFonts w:ascii="Times New Roman" w:eastAsia="Times New Roman" w:hAnsi="Times New Roman" w:cs="Times New Roman"/>
+          <w:color w:val="000000"/>
+          <w:sz w:val="28"/>
+          <w:szCs w:val="28"/>
           <w:lang w:eastAsia="en-US" w:bidi="en-US"/>
         </w:rPr>
-      </w:pPr>
-      <w:r>
-        <w:rPr>
-          <w:rFonts w:ascii="Times New Roman" w:eastAsia="Times New Roman" w:hAnsi="Times New Roman" w:cs="Times New Roman"/>
-          <w:color w:val="000000"/>
-          <w:sz w:val="28"/>
-          <w:szCs w:val="28"/>
+        <w:t xml:space="preserve">Место прохождения практики: </w:t>
+      </w:r>
+      <w:r>
+        <w:rPr>
+          <w:rFonts w:ascii="Times New Roman" w:eastAsia="Times New Roman" w:hAnsi="Times New Roman" w:cs="Times New Roman"/>
+          <w:color w:val="000000"/>
+          <w:sz w:val="28"/>
           <w:lang w:eastAsia="en-US" w:bidi="en-US"/>
         </w:rPr>
-        <w:t xml:space="preserve">Место прохождения практики: </w:t>
+        <w:t>Московский Политех</w:t>
       </w:r>
       <w:r>
         <w:rPr>
@@ -382,28 +441,40 @@
           <w:sz w:val="28"/>
           <w:lang w:eastAsia="en-US" w:bidi="en-US"/>
         </w:rPr>
-        <w:t xml:space="preserve">Московский </w:t>
-      </w:r>
-      <w:proofErr w:type="spellStart"/>
-      <w:r>
-        <w:rPr>
-          <w:rFonts w:ascii="Times New Roman" w:eastAsia="Times New Roman" w:hAnsi="Times New Roman" w:cs="Times New Roman"/>
-          <w:color w:val="000000"/>
-          <w:sz w:val="28"/>
+        <w:t xml:space="preserve">, кафедра </w:t>
+      </w:r>
+      <w:r>
+        <w:rPr>
+          <w:rFonts w:ascii="Times New Roman" w:eastAsia="Times New Roman" w:hAnsi="Times New Roman" w:cs="Times New Roman"/>
+          <w:color w:val="000000"/>
+          <w:sz w:val="24"/>
+          <w:szCs w:val="24"/>
           <w:lang w:eastAsia="en-US" w:bidi="en-US"/>
         </w:rPr>
-        <w:t>Политех</w:t>
-      </w:r>
-      <w:proofErr w:type="spellEnd"/>
-      <w:r>
-        <w:rPr>
-          <w:rFonts w:ascii="Times New Roman" w:eastAsia="Times New Roman" w:hAnsi="Times New Roman" w:cs="Times New Roman"/>
-          <w:color w:val="000000"/>
-          <w:sz w:val="28"/>
+        <w:t>Информатика и</w:t>
+      </w:r>
+      <w:r>
+        <w:rPr>
+          <w:rFonts w:ascii="Times New Roman" w:eastAsia="Times New Roman" w:hAnsi="Times New Roman" w:cs="Times New Roman"/>
+          <w:color w:val="000000"/>
+          <w:sz w:val="24"/>
+          <w:szCs w:val="24"/>
           <w:lang w:eastAsia="en-US" w:bidi="en-US"/>
         </w:rPr>
-        <w:t>, кафедра _________________</w:t>
-      </w:r>
+        <w:t xml:space="preserve"> </w:t>
+      </w:r>
+      <w:r>
+        <w:rPr>
+          <w:rFonts w:ascii="Times New Roman" w:eastAsia="Times New Roman" w:hAnsi="Times New Roman" w:cs="Times New Roman"/>
+          <w:color w:val="000000"/>
+          <w:sz w:val="24"/>
+          <w:szCs w:val="24"/>
+          <w:lang w:eastAsia="en-US" w:bidi="en-US"/>
+        </w:rPr>
+        <w:t>Информационных технологий</w:t>
+      </w:r>
+      <w:bookmarkStart w:id="0" w:name="_GoBack"/>
+      <w:bookmarkEnd w:id="0"/>
     </w:p>
     <w:p>
       <w:pPr>
@@ -450,28 +521,73 @@
           <w:color w:val="000000"/>
           <w:sz w:val="28"/>
           <w:szCs w:val="28"/>
+          <w:lang w:val="fr-FR" w:eastAsia="en-US" w:bidi="en-US"/>
+        </w:rPr>
+      </w:pPr>
+      <w:r>
+        <w:rPr>
+          <w:rFonts w:ascii="Times New Roman" w:eastAsia="Times New Roman" w:hAnsi="Times New Roman" w:cs="Times New Roman"/>
+          <w:color w:val="000000"/>
+          <w:sz w:val="28"/>
+          <w:szCs w:val="28"/>
           <w:lang w:eastAsia="en-US" w:bidi="en-US"/>
         </w:rPr>
-      </w:pPr>
-      <w:r>
-        <w:rPr>
-          <w:rFonts w:ascii="Times New Roman" w:eastAsia="Times New Roman" w:hAnsi="Times New Roman" w:cs="Times New Roman"/>
-          <w:color w:val="000000"/>
-          <w:sz w:val="28"/>
-          <w:szCs w:val="28"/>
+        <w:t xml:space="preserve">Руководитель практики: </w:t>
+      </w:r>
+      <w:r>
+        <w:rPr>
+          <w:rFonts w:ascii="Times New Roman" w:eastAsia="Times New Roman" w:hAnsi="Times New Roman" w:cs="Times New Roman"/>
+          <w:color w:val="000000"/>
+          <w:sz w:val="28"/>
+          <w:szCs w:val="28"/>
+          <w:u w:val="single"/>
           <w:lang w:eastAsia="en-US" w:bidi="en-US"/>
         </w:rPr>
-        <w:t xml:space="preserve">Руководитель практики: </w:t>
-      </w:r>
-      <w:r>
-        <w:rPr>
-          <w:rFonts w:ascii="Times New Roman" w:eastAsia="Times New Roman" w:hAnsi="Times New Roman" w:cs="Times New Roman"/>
-          <w:color w:val="000000"/>
-          <w:sz w:val="28"/>
-          <w:szCs w:val="28"/>
+        <w:t>Дагаев</w:t>
+      </w:r>
+      <w:r>
+        <w:rPr>
+          <w:rFonts w:ascii="Times New Roman" w:eastAsia="Times New Roman" w:hAnsi="Times New Roman" w:cs="Times New Roman"/>
+          <w:color w:val="000000"/>
+          <w:sz w:val="28"/>
+          <w:szCs w:val="28"/>
+          <w:u w:val="single"/>
           <w:lang w:eastAsia="en-US" w:bidi="en-US"/>
         </w:rPr>
-        <w:t>_________________________________</w:t>
+        <w:t xml:space="preserve"> </w:t>
+      </w:r>
+      <w:r>
+        <w:rPr>
+          <w:rFonts w:ascii="Times New Roman" w:eastAsia="Times New Roman" w:hAnsi="Times New Roman" w:cs="Times New Roman"/>
+          <w:color w:val="000000"/>
+          <w:sz w:val="28"/>
+          <w:szCs w:val="28"/>
+          <w:u w:val="single"/>
+          <w:lang w:eastAsia="en-US" w:bidi="en-US"/>
+        </w:rPr>
+        <w:t>Александр</w:t>
+      </w:r>
+      <w:r>
+        <w:rPr>
+          <w:rFonts w:ascii="Times New Roman" w:eastAsia="Times New Roman" w:hAnsi="Times New Roman" w:cs="Times New Roman"/>
+          <w:color w:val="000000"/>
+          <w:sz w:val="28"/>
+          <w:szCs w:val="28"/>
+          <w:u w:val="single"/>
+          <w:lang w:eastAsia="en-US" w:bidi="en-US"/>
+        </w:rPr>
+        <w:t xml:space="preserve"> </w:t>
+      </w:r>
+      <w:r>
+        <w:rPr>
+          <w:rFonts w:ascii="Times New Roman" w:eastAsia="Times New Roman" w:hAnsi="Times New Roman" w:cs="Times New Roman"/>
+          <w:color w:val="000000"/>
+          <w:sz w:val="28"/>
+          <w:szCs w:val="28"/>
+          <w:u w:val="single"/>
+          <w:lang w:eastAsia="en-US" w:bidi="en-US"/>
+        </w:rPr>
+        <w:t>Евгеньевич</w:t>
       </w:r>
     </w:p>
     <w:p>
@@ -512,8 +628,6 @@
           <w:lang w:eastAsia="en-US" w:bidi="en-US"/>
         </w:rPr>
       </w:pPr>
-      <w:bookmarkStart w:id="0" w:name="_GoBack"/>
-      <w:bookmarkEnd w:id="0"/>
     </w:p>
     <w:p>
       <w:pPr>
@@ -549,6 +663,7 @@
           <w:szCs w:val="28"/>
           <w:lang w:eastAsia="en-US" w:bidi="en-US"/>
         </w:rPr>
+        <w:lastRenderedPageBreak/>
         <w:t>Москва 202</w:t>
       </w:r>
       <w:r>
@@ -559,554 +674,2810 @@
           <w:szCs w:val="28"/>
           <w:lang w:eastAsia="en-US" w:bidi="en-US"/>
         </w:rPr>
-        <w:t>5</w:t>
-      </w:r>
-    </w:p>
-    <w:p>
-      <w:pPr>
-        <w:keepNext/>
-        <w:keepLines/>
-        <w:pBdr>
-          <w:top w:val="nil"/>
-          <w:left w:val="nil"/>
-          <w:bottom w:val="nil"/>
-          <w:right w:val="nil"/>
-          <w:between w:val="nil"/>
-        </w:pBdr>
-        <w:spacing w:after="0" w:line="360" w:lineRule="auto"/>
-        <w:jc w:val="center"/>
-        <w:rPr>
-          <w:rFonts w:ascii="Times New Roman" w:eastAsia="Times New Roman" w:hAnsi="Times New Roman" w:cs="Times New Roman"/>
-          <w:color w:val="000000"/>
-          <w:sz w:val="28"/>
-          <w:szCs w:val="28"/>
-        </w:rPr>
-      </w:pPr>
-      <w:r>
-        <w:rPr>
-          <w:rFonts w:ascii="Times New Roman" w:eastAsia="Times New Roman" w:hAnsi="Times New Roman" w:cs="Times New Roman"/>
-          <w:color w:val="000000"/>
-          <w:sz w:val="28"/>
-          <w:szCs w:val="28"/>
+        <w:t>6</w:t>
+      </w:r>
+    </w:p>
+    <w:p>
+      <w:pPr>
+        <w:keepNext/>
+        <w:keepLines/>
+        <w:pBdr>
+          <w:top w:val="nil"/>
+          <w:left w:val="nil"/>
+          <w:bottom w:val="nil"/>
+          <w:right w:val="nil"/>
+          <w:between w:val="nil"/>
+        </w:pBdr>
+        <w:spacing w:after="0" w:line="360" w:lineRule="auto"/>
+        <w:rPr>
+          <w:rFonts w:ascii="Times New Roman" w:eastAsia="Times New Roman" w:hAnsi="Times New Roman" w:cs="Times New Roman"/>
+          <w:color w:val="000000"/>
+          <w:sz w:val="28"/>
+          <w:szCs w:val="28"/>
+        </w:rPr>
+      </w:pPr>
+      <w:r>
+        <w:rPr>
+          <w:noProof/>
         </w:rPr>
         <w:lastRenderedPageBreak/>
-        <w:t>ОГЛАВЛЕНИЕ</w:t>
-      </w:r>
-    </w:p>
-    <w:p>
-      <w:pPr>
-        <w:keepNext/>
-        <w:keepLines/>
-        <w:pBdr>
-          <w:top w:val="nil"/>
-          <w:left w:val="nil"/>
-          <w:bottom w:val="nil"/>
-          <w:right w:val="nil"/>
-          <w:between w:val="nil"/>
-        </w:pBdr>
-        <w:spacing w:after="0" w:line="360" w:lineRule="auto"/>
-        <w:jc w:val="center"/>
-        <w:rPr>
-          <w:rFonts w:ascii="Times New Roman" w:eastAsia="Times New Roman" w:hAnsi="Times New Roman" w:cs="Times New Roman"/>
-          <w:color w:val="000000"/>
-          <w:sz w:val="28"/>
-          <w:szCs w:val="28"/>
-        </w:rPr>
-      </w:pPr>
-    </w:p>
-    <w:p>
-      <w:pPr>
-        <w:keepNext/>
-        <w:keepLines/>
-        <w:pBdr>
-          <w:top w:val="nil"/>
-          <w:left w:val="nil"/>
-          <w:bottom w:val="nil"/>
-          <w:right w:val="nil"/>
-          <w:between w:val="nil"/>
-        </w:pBdr>
-        <w:spacing w:after="0" w:line="360" w:lineRule="auto"/>
-        <w:rPr>
-          <w:rFonts w:ascii="Times New Roman" w:eastAsia="Times New Roman" w:hAnsi="Times New Roman" w:cs="Times New Roman"/>
-          <w:color w:val="000000"/>
-          <w:sz w:val="28"/>
-          <w:szCs w:val="28"/>
-        </w:rPr>
-      </w:pPr>
-      <w:r>
-        <w:rPr>
-          <w:rFonts w:ascii="Times New Roman" w:eastAsia="Times New Roman" w:hAnsi="Times New Roman" w:cs="Times New Roman"/>
-          <w:color w:val="000000"/>
-          <w:sz w:val="28"/>
-          <w:szCs w:val="28"/>
+        <mc:AlternateContent>
+          <mc:Choice Requires="wps">
+            <w:drawing>
+              <wp:anchor distT="0" distB="0" distL="114300" distR="114300" simplePos="0" relativeHeight="251659264" behindDoc="0" locked="0" layoutInCell="1" allowOverlap="1" wp14:anchorId="54446CAF" wp14:editId="600A5927">
+                <wp:simplePos x="0" y="0"/>
+                <wp:positionH relativeFrom="column">
+                  <wp:posOffset>0</wp:posOffset>
+                </wp:positionH>
+                <wp:positionV relativeFrom="paragraph">
+                  <wp:posOffset>0</wp:posOffset>
+                </wp:positionV>
+                <wp:extent cx="1828800" cy="1828800"/>
+                <wp:effectExtent l="0" t="0" r="0" b="0"/>
+                <wp:wrapSquare wrapText="bothSides"/>
+                <wp:docPr id="1" name="Zone de texte 1"/>
+                <wp:cNvGraphicFramePr/>
+                <a:graphic xmlns:a="http://schemas.openxmlformats.org/drawingml/2006/main">
+                  <a:graphicData uri="http://schemas.microsoft.com/office/word/2010/wordprocessingShape">
+                    <wps:wsp>
+                      <wps:cNvSpPr txBox="1"/>
+                      <wps:spPr>
+                        <a:xfrm>
+                          <a:off x="0" y="0"/>
+                          <a:ext cx="1828800" cy="1828800"/>
+                        </a:xfrm>
+                        <a:prstGeom prst="rect">
+                          <a:avLst/>
+                        </a:prstGeom>
+                        <a:noFill/>
+                        <a:ln>
+                          <a:noFill/>
+                        </a:ln>
+                        <a:effectLst/>
+                      </wps:spPr>
+                      <wps:txbx>
+                        <w:txbxContent>
+                          <w:p>
+                            <w:pPr>
+                              <w:keepNext/>
+                              <w:keepLines/>
+                              <w:pBdr>
+                                <w:top w:val="nil"/>
+                                <w:left w:val="nil"/>
+                                <w:bottom w:val="nil"/>
+                                <w:right w:val="nil"/>
+                                <w:between w:val="nil"/>
+                              </w:pBdr>
+                              <w:spacing w:after="0" w:line="360" w:lineRule="auto"/>
+                              <w:rPr>
+                                <w:rFonts w:ascii="Times New Roman" w:eastAsia="Times New Roman" w:hAnsi="Times New Roman" w:cs="Times New Roman"/>
+                                <w:b/>
+                                <w:color w:val="FF0000"/>
+                                <w:sz w:val="72"/>
+                                <w:szCs w:val="72"/>
+                                <w14:shadow w14:blurRad="50800" w14:dist="39001" w14:dir="5460000" w14:sx="100000" w14:sy="100000" w14:kx="0" w14:ky="0" w14:algn="tl">
+                                  <w14:srgbClr w14:val="000000">
+                                    <w14:alpha w14:val="62000"/>
+                                  </w14:srgbClr>
+                                </w14:shadow>
+                                <w14:textOutline w14:w="11430" w14:cap="flat" w14:cmpd="sng" w14:algn="ctr">
+                                  <w14:noFill/>
+                                  <w14:prstDash w14:val="solid"/>
+                                  <w14:round/>
+                                </w14:textOutline>
+                                <w14:textFill>
+                                  <w14:gradFill>
+                                    <w14:gsLst>
+                                      <w14:gs w14:pos="0">
+                                        <w14:schemeClr w14:val="accent2">
+                                          <w14:tint w14:val="70000"/>
+                                          <w14:satMod w14:val="245000"/>
+                                        </w14:schemeClr>
+                                      </w14:gs>
+                                      <w14:gs w14:pos="75000">
+                                        <w14:schemeClr w14:val="accent2">
+                                          <w14:tint w14:val="90000"/>
+                                          <w14:shade w14:val="60000"/>
+                                          <w14:satMod w14:val="240000"/>
+                                        </w14:schemeClr>
+                                      </w14:gs>
+                                      <w14:gs w14:pos="100000">
+                                        <w14:schemeClr w14:val="accent2">
+                                          <w14:tint w14:val="100000"/>
+                                          <w14:shade w14:val="50000"/>
+                                          <w14:satMod w14:val="240000"/>
+                                        </w14:schemeClr>
+                                      </w14:gs>
+                                    </w14:gsLst>
+                                    <w14:lin w14:ang="5400000" w14:scaled="0"/>
+                                  </w14:gradFill>
+                                </w14:textFill>
+                                <w14:props3d w14:extrusionH="25400" w14:contourW="8890" w14:prstMaterial="warmMatte">
+                                  <w14:bevelT w14:w="38100" w14:h="31750" w14:prst="circle"/>
+                                  <w14:contourClr>
+                                    <w14:schemeClr w14:val="accent2">
+                                      <w14:shade w14:val="75000"/>
+                                    </w14:schemeClr>
+                                  </w14:contourClr>
+                                </w14:props3d>
+                              </w:rPr>
+                            </w:pPr>
+                            <w:r>
+                              <w:rPr>
+                                <w:rFonts w:ascii="Times New Roman" w:eastAsia="Times New Roman" w:hAnsi="Times New Roman" w:cs="Times New Roman"/>
+                                <w:b/>
+                                <w:color w:val="FF0000"/>
+                                <w:sz w:val="72"/>
+                                <w:szCs w:val="72"/>
+                                <w:lang w:val="fr-FR"/>
+                                <w14:shadow w14:blurRad="50800" w14:dist="39001" w14:dir="5460000" w14:sx="100000" w14:sy="100000" w14:kx="0" w14:ky="0" w14:algn="tl">
+                                  <w14:srgbClr w14:val="000000">
+                                    <w14:alpha w14:val="62000"/>
+                                  </w14:srgbClr>
+                                </w14:shadow>
+                                <w14:textOutline w14:w="11430" w14:cap="flat" w14:cmpd="sng" w14:algn="ctr">
+                                  <w14:noFill/>
+                                  <w14:prstDash w14:val="solid"/>
+                                  <w14:round/>
+                                </w14:textOutline>
+                                <w14:textFill>
+                                  <w14:gradFill>
+                                    <w14:gsLst>
+                                      <w14:gs w14:pos="0">
+                                        <w14:schemeClr w14:val="accent2">
+                                          <w14:tint w14:val="70000"/>
+                                          <w14:satMod w14:val="245000"/>
+                                        </w14:schemeClr>
+                                      </w14:gs>
+                                      <w14:gs w14:pos="75000">
+                                        <w14:schemeClr w14:val="accent2">
+                                          <w14:tint w14:val="90000"/>
+                                          <w14:shade w14:val="60000"/>
+                                          <w14:satMod w14:val="240000"/>
+                                        </w14:schemeClr>
+                                      </w14:gs>
+                                      <w14:gs w14:pos="100000">
+                                        <w14:schemeClr w14:val="accent2">
+                                          <w14:tint w14:val="100000"/>
+                                          <w14:shade w14:val="50000"/>
+                                          <w14:satMod w14:val="240000"/>
+                                        </w14:schemeClr>
+                                      </w14:gs>
+                                    </w14:gsLst>
+                                    <w14:lin w14:ang="5400000" w14:scaled="0"/>
+                                  </w14:gradFill>
+                                </w14:textFill>
+                                <w14:props3d w14:extrusionH="25400" w14:contourW="8890" w14:prstMaterial="warmMatte">
+                                  <w14:bevelT w14:w="38100" w14:h="31750" w14:prst="circle"/>
+                                  <w14:contourClr>
+                                    <w14:schemeClr w14:val="accent2">
+                                      <w14:shade w14:val="75000"/>
+                                    </w14:schemeClr>
+                                  </w14:contourClr>
+                                </w14:props3d>
+                              </w:rPr>
+                              <w:t xml:space="preserve">           </w:t>
+                            </w:r>
+                            <w:r>
+                              <w:rPr>
+                                <w:rFonts w:ascii="Times New Roman" w:eastAsia="Times New Roman" w:hAnsi="Times New Roman" w:cs="Times New Roman"/>
+                                <w:b/>
+                                <w:color w:val="FF0000"/>
+                                <w:sz w:val="72"/>
+                                <w:szCs w:val="72"/>
+                                <w14:shadow w14:blurRad="50800" w14:dist="39001" w14:dir="5460000" w14:sx="100000" w14:sy="100000" w14:kx="0" w14:ky="0" w14:algn="tl">
+                                  <w14:srgbClr w14:val="000000">
+                                    <w14:alpha w14:val="62000"/>
+                                  </w14:srgbClr>
+                                </w14:shadow>
+                                <w14:textOutline w14:w="11430" w14:cap="flat" w14:cmpd="sng" w14:algn="ctr">
+                                  <w14:noFill/>
+                                  <w14:prstDash w14:val="solid"/>
+                                  <w14:round/>
+                                </w14:textOutline>
+                                <w14:textFill>
+                                  <w14:gradFill>
+                                    <w14:gsLst>
+                                      <w14:gs w14:pos="0">
+                                        <w14:schemeClr w14:val="accent2">
+                                          <w14:tint w14:val="70000"/>
+                                          <w14:satMod w14:val="245000"/>
+                                        </w14:schemeClr>
+                                      </w14:gs>
+                                      <w14:gs w14:pos="75000">
+                                        <w14:schemeClr w14:val="accent2">
+                                          <w14:tint w14:val="90000"/>
+                                          <w14:shade w14:val="60000"/>
+                                          <w14:satMod w14:val="240000"/>
+                                        </w14:schemeClr>
+                                      </w14:gs>
+                                      <w14:gs w14:pos="100000">
+                                        <w14:schemeClr w14:val="accent2">
+                                          <w14:tint w14:val="100000"/>
+                                          <w14:shade w14:val="50000"/>
+                                          <w14:satMod w14:val="240000"/>
+                                        </w14:schemeClr>
+                                      </w14:gs>
+                                    </w14:gsLst>
+                                    <w14:lin w14:ang="5400000" w14:scaled="0"/>
+                                  </w14:gradFill>
+                                </w14:textFill>
+                                <w14:props3d w14:extrusionH="25400" w14:contourW="8890" w14:prstMaterial="warmMatte">
+                                  <w14:bevelT w14:w="38100" w14:h="31750" w14:prst="circle"/>
+                                  <w14:contourClr>
+                                    <w14:schemeClr w14:val="accent2">
+                                      <w14:shade w14:val="75000"/>
+                                    </w14:schemeClr>
+                                  </w14:contourClr>
+                                </w14:props3d>
+                              </w:rPr>
+                              <w:t>ОГЛАВЛЕНИЕ</w:t>
+                            </w:r>
+                          </w:p>
+                        </w:txbxContent>
+                      </wps:txbx>
+                      <wps:bodyPr rot="0" spcFirstLastPara="0" vertOverflow="overflow" horzOverflow="overflow" vert="horz" wrap="none" lIns="91440" tIns="45720" rIns="91440" bIns="45720" numCol="1" spcCol="0" rtlCol="0" fromWordArt="0" anchor="t" anchorCtr="0" forceAA="0" compatLnSpc="1">
+                        <a:prstTxWarp prst="textNoShape">
+                          <a:avLst/>
+                        </a:prstTxWarp>
+                        <a:spAutoFit/>
+                        <a:scene3d>
+                          <a:camera prst="orthographicFront"/>
+                          <a:lightRig rig="flat" dir="tl">
+                            <a:rot lat="0" lon="0" rev="6600000"/>
+                          </a:lightRig>
+                        </a:scene3d>
+                        <a:sp3d extrusionH="25400" contourW="8890">
+                          <a:bevelT w="38100" h="31750"/>
+                          <a:contourClr>
+                            <a:schemeClr val="accent2">
+                              <a:shade val="75000"/>
+                            </a:schemeClr>
+                          </a:contourClr>
+                        </a:sp3d>
+                      </wps:bodyPr>
+                    </wps:wsp>
+                  </a:graphicData>
+                </a:graphic>
+                <wp14:sizeRelH relativeFrom="margin">
+                  <wp14:pctWidth>0</wp14:pctWidth>
+                </wp14:sizeRelH>
+              </wp:anchor>
+            </w:drawing>
+          </mc:Choice>
+          <mc:Fallback>
+            <w:pict>
+              <v:shapetype id="_x0000_t202" coordsize="21600,21600" o:spt="202" path="m,l,21600r21600,l21600,xe">
+                <v:stroke joinstyle="miter"/>
+                <v:path gradientshapeok="t" o:connecttype="rect"/>
+              </v:shapetype>
+              <v:shape id="Zone de texte 1" o:spid="_x0000_s1026" type="#_x0000_t202" style="position:absolute;margin-left:0;margin-top:0;width:2in;height:2in;z-index:251659264;visibility:visible;mso-wrap-style:none;mso-width-percent:0;mso-wrap-distance-left:9pt;mso-wrap-distance-top:0;mso-wrap-distance-right:9pt;mso-wrap-distance-bottom:0;mso-position-horizontal:absolute;mso-position-horizontal-relative:text;mso-position-vertical:absolute;mso-position-vertical-relative:text;mso-width-percent:0;mso-width-relative:margin;v-text-anchor:top" o:gfxdata="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" filled="f" stroked="f">
+                <v:fill o:detectmouseclick="t"/>
+                <v:textbox style="mso-fit-shape-to-text:t">
+                  <w:txbxContent>
+                    <w:p>
+                      <w:pPr>
+                        <w:keepNext/>
+                        <w:keepLines/>
+                        <w:pBdr>
+                          <w:top w:val="nil"/>
+                          <w:left w:val="nil"/>
+                          <w:bottom w:val="nil"/>
+                          <w:right w:val="nil"/>
+                          <w:between w:val="nil"/>
+                        </w:pBdr>
+                        <w:spacing w:after="0" w:line="360" w:lineRule="auto"/>
+                        <w:rPr>
+                          <w:rFonts w:ascii="Times New Roman" w:eastAsia="Times New Roman" w:hAnsi="Times New Roman" w:cs="Times New Roman"/>
+                          <w:b/>
+                          <w:color w:val="FF0000"/>
+                          <w:sz w:val="72"/>
+                          <w:szCs w:val="72"/>
+                          <w14:shadow w14:blurRad="50800" w14:dist="39001" w14:dir="5460000" w14:sx="100000" w14:sy="100000" w14:kx="0" w14:ky="0" w14:algn="tl">
+                            <w14:srgbClr w14:val="000000">
+                              <w14:alpha w14:val="62000"/>
+                            </w14:srgbClr>
+                          </w14:shadow>
+                          <w14:textOutline w14:w="11430" w14:cap="flat" w14:cmpd="sng" w14:algn="ctr">
+                            <w14:noFill/>
+                            <w14:prstDash w14:val="solid"/>
+                            <w14:round/>
+                          </w14:textOutline>
+                          <w14:textFill>
+                            <w14:gradFill>
+                              <w14:gsLst>
+                                <w14:gs w14:pos="0">
+                                  <w14:schemeClr w14:val="accent2">
+                                    <w14:tint w14:val="70000"/>
+                                    <w14:satMod w14:val="245000"/>
+                                  </w14:schemeClr>
+                                </w14:gs>
+                                <w14:gs w14:pos="75000">
+                                  <w14:schemeClr w14:val="accent2">
+                                    <w14:tint w14:val="90000"/>
+                                    <w14:shade w14:val="60000"/>
+                                    <w14:satMod w14:val="240000"/>
+                                  </w14:schemeClr>
+                                </w14:gs>
+                                <w14:gs w14:pos="100000">
+                                  <w14:schemeClr w14:val="accent2">
+                                    <w14:tint w14:val="100000"/>
+                                    <w14:shade w14:val="50000"/>
+                                    <w14:satMod w14:val="240000"/>
+                                  </w14:schemeClr>
+                                </w14:gs>
+                              </w14:gsLst>
+                              <w14:lin w14:ang="5400000" w14:scaled="0"/>
+                            </w14:gradFill>
+                          </w14:textFill>
+                          <w14:props3d w14:extrusionH="25400" w14:contourW="8890" w14:prstMaterial="warmMatte">
+                            <w14:bevelT w14:w="38100" w14:h="31750" w14:prst="circle"/>
+                            <w14:contourClr>
+                              <w14:schemeClr w14:val="accent2">
+                                <w14:shade w14:val="75000"/>
+                              </w14:schemeClr>
+                            </w14:contourClr>
+                          </w14:props3d>
+                        </w:rPr>
+                      </w:pPr>
+                      <w:r>
+                        <w:rPr>
+                          <w:rFonts w:ascii="Times New Roman" w:eastAsia="Times New Roman" w:hAnsi="Times New Roman" w:cs="Times New Roman"/>
+                          <w:b/>
+                          <w:color w:val="FF0000"/>
+                          <w:sz w:val="72"/>
+                          <w:szCs w:val="72"/>
+                          <w:lang w:val="fr-FR"/>
+                          <w14:shadow w14:blurRad="50800" w14:dist="39001" w14:dir="5460000" w14:sx="100000" w14:sy="100000" w14:kx="0" w14:ky="0" w14:algn="tl">
+                            <w14:srgbClr w14:val="000000">
+                              <w14:alpha w14:val="62000"/>
+                            </w14:srgbClr>
+                          </w14:shadow>
+                          <w14:textOutline w14:w="11430" w14:cap="flat" w14:cmpd="sng" w14:algn="ctr">
+                            <w14:noFill/>
+                            <w14:prstDash w14:val="solid"/>
+                            <w14:round/>
+                          </w14:textOutline>
+                          <w14:textFill>
+                            <w14:gradFill>
+                              <w14:gsLst>
+                                <w14:gs w14:pos="0">
+                                  <w14:schemeClr w14:val="accent2">
+                                    <w14:tint w14:val="70000"/>
+                                    <w14:satMod w14:val="245000"/>
+                                  </w14:schemeClr>
+                                </w14:gs>
+                                <w14:gs w14:pos="75000">
+                                  <w14:schemeClr w14:val="accent2">
+                                    <w14:tint w14:val="90000"/>
+                                    <w14:shade w14:val="60000"/>
+                                    <w14:satMod w14:val="240000"/>
+                                  </w14:schemeClr>
+                                </w14:gs>
+                                <w14:gs w14:pos="100000">
+                                  <w14:schemeClr w14:val="accent2">
+                                    <w14:tint w14:val="100000"/>
+                                    <w14:shade w14:val="50000"/>
+                                    <w14:satMod w14:val="240000"/>
+                                  </w14:schemeClr>
+                                </w14:gs>
+                              </w14:gsLst>
+                              <w14:lin w14:ang="5400000" w14:scaled="0"/>
+                            </w14:gradFill>
+                          </w14:textFill>
+                          <w14:props3d w14:extrusionH="25400" w14:contourW="8890" w14:prstMaterial="warmMatte">
+                            <w14:bevelT w14:w="38100" w14:h="31750" w14:prst="circle"/>
+                            <w14:contourClr>
+                              <w14:schemeClr w14:val="accent2">
+                                <w14:shade w14:val="75000"/>
+                              </w14:schemeClr>
+                            </w14:contourClr>
+                          </w14:props3d>
+                        </w:rPr>
+                        <w:t xml:space="preserve">           </w:t>
+                      </w:r>
+                      <w:r>
+                        <w:rPr>
+                          <w:rFonts w:ascii="Times New Roman" w:eastAsia="Times New Roman" w:hAnsi="Times New Roman" w:cs="Times New Roman"/>
+                          <w:b/>
+                          <w:color w:val="FF0000"/>
+                          <w:sz w:val="72"/>
+                          <w:szCs w:val="72"/>
+                          <w14:shadow w14:blurRad="50800" w14:dist="39001" w14:dir="5460000" w14:sx="100000" w14:sy="100000" w14:kx="0" w14:ky="0" w14:algn="tl">
+                            <w14:srgbClr w14:val="000000">
+                              <w14:alpha w14:val="62000"/>
+                            </w14:srgbClr>
+                          </w14:shadow>
+                          <w14:textOutline w14:w="11430" w14:cap="flat" w14:cmpd="sng" w14:algn="ctr">
+                            <w14:noFill/>
+                            <w14:prstDash w14:val="solid"/>
+                            <w14:round/>
+                          </w14:textOutline>
+                          <w14:textFill>
+                            <w14:gradFill>
+                              <w14:gsLst>
+                                <w14:gs w14:pos="0">
+                                  <w14:schemeClr w14:val="accent2">
+                                    <w14:tint w14:val="70000"/>
+                                    <w14:satMod w14:val="245000"/>
+                                  </w14:schemeClr>
+                                </w14:gs>
+                                <w14:gs w14:pos="75000">
+                                  <w14:schemeClr w14:val="accent2">
+                                    <w14:tint w14:val="90000"/>
+                                    <w14:shade w14:val="60000"/>
+                                    <w14:satMod w14:val="240000"/>
+                                  </w14:schemeClr>
+                                </w14:gs>
+                                <w14:gs w14:pos="100000">
+                                  <w14:schemeClr w14:val="accent2">
+                                    <w14:tint w14:val="100000"/>
+                                    <w14:shade w14:val="50000"/>
+                                    <w14:satMod w14:val="240000"/>
+                                  </w14:schemeClr>
+                                </w14:gs>
+                              </w14:gsLst>
+                              <w14:lin w14:ang="5400000" w14:scaled="0"/>
+                            </w14:gradFill>
+                          </w14:textFill>
+                          <w14:props3d w14:extrusionH="25400" w14:contourW="8890" w14:prstMaterial="warmMatte">
+                            <w14:bevelT w14:w="38100" w14:h="31750" w14:prst="circle"/>
+                            <w14:contourClr>
+                              <w14:schemeClr w14:val="accent2">
+                                <w14:shade w14:val="75000"/>
+                              </w14:schemeClr>
+                            </w14:contourClr>
+                          </w14:props3d>
+                        </w:rPr>
+                        <w:t>ОГЛАВЛЕНИЕ</w:t>
+                      </w:r>
+                    </w:p>
+                  </w:txbxContent>
+                </v:textbox>
+                <w10:wrap type="square"/>
+              </v:shape>
+            </w:pict>
+          </mc:Fallback>
+        </mc:AlternateContent>
+      </w:r>
+    </w:p>
+    <w:p>
+      <w:pPr>
+        <w:keepNext/>
+        <w:keepLines/>
+        <w:pBdr>
+          <w:top w:val="nil"/>
+          <w:left w:val="nil"/>
+          <w:bottom w:val="nil"/>
+          <w:right w:val="nil"/>
+          <w:between w:val="nil"/>
+        </w:pBdr>
+        <w:spacing w:after="0" w:line="360" w:lineRule="auto"/>
+        <w:rPr>
+          <w:rFonts w:ascii="Times New Roman" w:eastAsia="Times New Roman" w:hAnsi="Times New Roman" w:cs="Times New Roman"/>
+          <w:color w:val="000000"/>
+          <w:sz w:val="24"/>
+          <w:szCs w:val="24"/>
+          <w:lang w:val="fr-FR"/>
+        </w:rPr>
+      </w:pPr>
+      <w:r>
+        <w:rPr>
+          <w:rFonts w:ascii="Times New Roman" w:eastAsia="Times New Roman" w:hAnsi="Times New Roman" w:cs="Times New Roman"/>
+          <w:color w:val="000000"/>
+          <w:sz w:val="24"/>
+          <w:szCs w:val="24"/>
+          <w:lang w:val="fr-FR"/>
+        </w:rPr>
+        <w:t xml:space="preserve"> </w:t>
+      </w:r>
+    </w:p>
+    <w:p>
+      <w:pPr>
+        <w:keepNext/>
+        <w:keepLines/>
+        <w:pBdr>
+          <w:top w:val="nil"/>
+          <w:left w:val="nil"/>
+          <w:bottom w:val="nil"/>
+          <w:right w:val="nil"/>
+          <w:between w:val="nil"/>
+        </w:pBdr>
+        <w:spacing w:after="0" w:line="360" w:lineRule="auto"/>
+        <w:rPr>
+          <w:rFonts w:ascii="Times New Roman" w:eastAsia="Times New Roman" w:hAnsi="Times New Roman" w:cs="Times New Roman"/>
+          <w:color w:val="000000"/>
+          <w:sz w:val="24"/>
+          <w:szCs w:val="24"/>
+        </w:rPr>
+      </w:pPr>
+      <w:r>
+        <w:rPr>
+          <w:rFonts w:ascii="Times New Roman" w:eastAsia="Times New Roman" w:hAnsi="Times New Roman" w:cs="Times New Roman"/>
+          <w:color w:val="000000"/>
+          <w:sz w:val="24"/>
+          <w:szCs w:val="24"/>
+        </w:rPr>
+        <w:t>ВВЕДЕНИЕ ................................................................................ 1</w:t>
+      </w:r>
+    </w:p>
+    <w:p>
+      <w:pPr>
+        <w:keepNext/>
+        <w:keepLines/>
+        <w:pBdr>
+          <w:top w:val="nil"/>
+          <w:left w:val="nil"/>
+          <w:bottom w:val="nil"/>
+          <w:right w:val="nil"/>
+          <w:between w:val="nil"/>
+        </w:pBdr>
+        <w:spacing w:after="0" w:line="360" w:lineRule="auto"/>
+        <w:rPr>
+          <w:rFonts w:ascii="Times New Roman" w:eastAsia="Times New Roman" w:hAnsi="Times New Roman" w:cs="Times New Roman"/>
+          <w:color w:val="000000"/>
+          <w:sz w:val="24"/>
+          <w:szCs w:val="24"/>
+        </w:rPr>
+      </w:pPr>
+      <w:r>
+        <w:rPr>
+          <w:rFonts w:ascii="Times New Roman" w:eastAsia="Times New Roman" w:hAnsi="Times New Roman" w:cs="Times New Roman"/>
+          <w:color w:val="000000"/>
+          <w:sz w:val="24"/>
+          <w:szCs w:val="24"/>
+        </w:rPr>
+        <w:t>1. Общая информация о проекте .......................................................... 1</w:t>
+      </w:r>
+    </w:p>
+    <w:p>
+      <w:pPr>
+        <w:keepNext/>
+        <w:keepLines/>
+        <w:pBdr>
+          <w:top w:val="nil"/>
+          <w:left w:val="nil"/>
+          <w:bottom w:val="nil"/>
+          <w:right w:val="nil"/>
+          <w:between w:val="nil"/>
+        </w:pBdr>
+        <w:spacing w:after="0" w:line="360" w:lineRule="auto"/>
+        <w:rPr>
+          <w:rFonts w:ascii="Times New Roman" w:eastAsia="Times New Roman" w:hAnsi="Times New Roman" w:cs="Times New Roman"/>
+          <w:color w:val="000000"/>
+          <w:sz w:val="24"/>
+          <w:szCs w:val="24"/>
+          <w:lang w:val="fr-FR"/>
+        </w:rPr>
+      </w:pPr>
+      <w:r>
+        <w:rPr>
+          <w:rFonts w:ascii="Times New Roman" w:eastAsia="Times New Roman" w:hAnsi="Times New Roman" w:cs="Times New Roman"/>
+          <w:color w:val="000000"/>
+          <w:sz w:val="24"/>
+          <w:szCs w:val="24"/>
+        </w:rPr>
+        <w:t>2. Общая характеристика деятельности организации (зак</w:t>
+      </w:r>
+      <w:r>
+        <w:rPr>
+          <w:rFonts w:ascii="Times New Roman" w:eastAsia="Times New Roman" w:hAnsi="Times New Roman" w:cs="Times New Roman"/>
+          <w:color w:val="000000"/>
+          <w:sz w:val="24"/>
+          <w:szCs w:val="24"/>
+        </w:rPr>
+        <w:t xml:space="preserve">азчика проекта) .............. </w:t>
+      </w:r>
+      <w:r>
+        <w:rPr>
+          <w:rFonts w:ascii="Times New Roman" w:eastAsia="Times New Roman" w:hAnsi="Times New Roman" w:cs="Times New Roman"/>
+          <w:color w:val="000000"/>
+          <w:sz w:val="24"/>
+          <w:szCs w:val="24"/>
+          <w:lang w:val="fr-FR"/>
+        </w:rPr>
+        <w:t>2</w:t>
+      </w:r>
+    </w:p>
+    <w:p>
+      <w:pPr>
+        <w:keepNext/>
+        <w:keepLines/>
+        <w:pBdr>
+          <w:top w:val="nil"/>
+          <w:left w:val="nil"/>
+          <w:bottom w:val="nil"/>
+          <w:right w:val="nil"/>
+          <w:between w:val="nil"/>
+        </w:pBdr>
+        <w:spacing w:after="0" w:line="360" w:lineRule="auto"/>
+        <w:rPr>
+          <w:rFonts w:ascii="Times New Roman" w:eastAsia="Times New Roman" w:hAnsi="Times New Roman" w:cs="Times New Roman"/>
+          <w:color w:val="000000"/>
+          <w:sz w:val="24"/>
+          <w:szCs w:val="24"/>
+        </w:rPr>
+      </w:pPr>
+      <w:r>
+        <w:rPr>
+          <w:rFonts w:ascii="Times New Roman" w:eastAsia="Times New Roman" w:hAnsi="Times New Roman" w:cs="Times New Roman"/>
+          <w:color w:val="000000"/>
+          <w:sz w:val="24"/>
+          <w:szCs w:val="24"/>
+        </w:rPr>
+        <w:t>3. Описание задания по проектной практике ............................................. 2</w:t>
+      </w:r>
+    </w:p>
+    <w:p>
+      <w:pPr>
+        <w:keepNext/>
+        <w:keepLines/>
+        <w:pBdr>
+          <w:top w:val="nil"/>
+          <w:left w:val="nil"/>
+          <w:bottom w:val="nil"/>
+          <w:right w:val="nil"/>
+          <w:between w:val="nil"/>
+        </w:pBdr>
+        <w:spacing w:after="0" w:line="360" w:lineRule="auto"/>
+        <w:rPr>
+          <w:rFonts w:ascii="Times New Roman" w:eastAsia="Times New Roman" w:hAnsi="Times New Roman" w:cs="Times New Roman"/>
+          <w:color w:val="000000"/>
+          <w:sz w:val="24"/>
+          <w:szCs w:val="24"/>
+        </w:rPr>
+      </w:pPr>
+      <w:r>
+        <w:rPr>
+          <w:rFonts w:ascii="Times New Roman" w:eastAsia="Times New Roman" w:hAnsi="Times New Roman" w:cs="Times New Roman"/>
+          <w:color w:val="000000"/>
+          <w:sz w:val="24"/>
+          <w:szCs w:val="24"/>
+        </w:rPr>
+        <w:t>4. Описание достигнутых результатов по проектной практике ............................. 2</w:t>
+      </w:r>
+    </w:p>
+    <w:p>
+      <w:pPr>
+        <w:keepNext/>
+        <w:keepLines/>
+        <w:pBdr>
+          <w:top w:val="nil"/>
+          <w:left w:val="nil"/>
+          <w:bottom w:val="nil"/>
+          <w:right w:val="nil"/>
+          <w:between w:val="nil"/>
+        </w:pBdr>
+        <w:spacing w:after="0" w:line="360" w:lineRule="auto"/>
+        <w:rPr>
+          <w:rFonts w:ascii="Times New Roman" w:eastAsia="Times New Roman" w:hAnsi="Times New Roman" w:cs="Times New Roman"/>
+          <w:color w:val="000000"/>
+          <w:sz w:val="24"/>
+          <w:szCs w:val="24"/>
+        </w:rPr>
+      </w:pPr>
+      <w:r>
+        <w:rPr>
+          <w:rFonts w:ascii="Times New Roman" w:eastAsia="Times New Roman" w:hAnsi="Times New Roman" w:cs="Times New Roman"/>
+          <w:color w:val="000000"/>
+          <w:sz w:val="24"/>
+          <w:szCs w:val="24"/>
+        </w:rPr>
+        <w:t>АКЛЮЧЕНИЕ .............................................................................. 3</w:t>
+      </w:r>
+    </w:p>
+    <w:p>
+      <w:pPr>
+        <w:keepNext/>
+        <w:keepLines/>
+        <w:pBdr>
+          <w:top w:val="nil"/>
+          <w:left w:val="nil"/>
+          <w:bottom w:val="nil"/>
+          <w:right w:val="nil"/>
+          <w:between w:val="nil"/>
+        </w:pBdr>
+        <w:spacing w:after="0" w:line="360" w:lineRule="auto"/>
+        <w:rPr>
+          <w:rFonts w:ascii="Times New Roman" w:eastAsia="Times New Roman" w:hAnsi="Times New Roman" w:cs="Times New Roman"/>
+          <w:color w:val="000000"/>
+          <w:sz w:val="24"/>
+          <w:szCs w:val="24"/>
+          <w:lang w:val="fr-FR"/>
+        </w:rPr>
+      </w:pPr>
+      <w:r>
+        <w:rPr>
+          <w:rFonts w:ascii="Times New Roman" w:eastAsia="Times New Roman" w:hAnsi="Times New Roman" w:cs="Times New Roman"/>
+          <w:color w:val="000000"/>
+          <w:sz w:val="24"/>
+          <w:szCs w:val="24"/>
+        </w:rPr>
+        <w:t>СПИСОК ИСПОЛЬЗОВАННОЙ ЛИТЕРАТУРЫ ..........................</w:t>
+      </w:r>
+      <w:r>
+        <w:rPr>
+          <w:rFonts w:ascii="Times New Roman" w:eastAsia="Times New Roman" w:hAnsi="Times New Roman" w:cs="Times New Roman"/>
+          <w:color w:val="000000"/>
+          <w:sz w:val="24"/>
+          <w:szCs w:val="24"/>
+        </w:rPr>
+        <w:t xml:space="preserve">.............................. </w:t>
+      </w:r>
+      <w:r>
+        <w:rPr>
+          <w:rFonts w:ascii="Times New Roman" w:eastAsia="Times New Roman" w:hAnsi="Times New Roman" w:cs="Times New Roman"/>
+          <w:color w:val="000000"/>
+          <w:sz w:val="24"/>
+          <w:szCs w:val="24"/>
+          <w:lang w:val="fr-FR"/>
+        </w:rPr>
+        <w:t>3</w:t>
+      </w:r>
+    </w:p>
+    <w:p>
+      <w:pPr>
+        <w:keepNext/>
+        <w:keepLines/>
+        <w:pBdr>
+          <w:top w:val="nil"/>
+          <w:left w:val="nil"/>
+          <w:bottom w:val="nil"/>
+          <w:right w:val="nil"/>
+          <w:between w:val="nil"/>
+        </w:pBdr>
+        <w:spacing w:after="0" w:line="360" w:lineRule="auto"/>
+        <w:rPr>
+          <w:rFonts w:ascii="Times New Roman" w:eastAsia="Times New Roman" w:hAnsi="Times New Roman" w:cs="Times New Roman"/>
+          <w:color w:val="000000"/>
+          <w:sz w:val="24"/>
+          <w:szCs w:val="24"/>
+        </w:rPr>
+      </w:pPr>
+      <w:r>
+        <w:rPr>
+          <w:rFonts w:ascii="Times New Roman" w:eastAsia="Times New Roman" w:hAnsi="Times New Roman" w:cs="Times New Roman"/>
+          <w:color w:val="000000"/>
+          <w:sz w:val="24"/>
+          <w:szCs w:val="24"/>
+        </w:rPr>
+        <w:t>ПРИЛОЖЕНИЯ .............................................................................. 4</w:t>
+      </w:r>
+    </w:p>
+    <w:p>
+      <w:pPr>
+        <w:keepNext/>
+        <w:keepLines/>
+        <w:pBdr>
+          <w:top w:val="nil"/>
+          <w:left w:val="nil"/>
+          <w:bottom w:val="nil"/>
+          <w:right w:val="nil"/>
+          <w:between w:val="nil"/>
+        </w:pBdr>
+        <w:spacing w:after="0" w:line="360" w:lineRule="auto"/>
+        <w:rPr>
+          <w:rFonts w:ascii="Times New Roman" w:eastAsia="Times New Roman" w:hAnsi="Times New Roman" w:cs="Times New Roman"/>
+          <w:color w:val="000000"/>
+          <w:sz w:val="28"/>
+          <w:szCs w:val="28"/>
+        </w:rPr>
+      </w:pPr>
+    </w:p>
+    <w:p>
+      <w:pPr>
+        <w:keepNext/>
+        <w:keepLines/>
+        <w:pBdr>
+          <w:top w:val="nil"/>
+          <w:left w:val="nil"/>
+          <w:bottom w:val="nil"/>
+          <w:right w:val="nil"/>
+          <w:between w:val="nil"/>
+        </w:pBdr>
+        <w:spacing w:after="0" w:line="360" w:lineRule="auto"/>
+        <w:rPr>
+          <w:rFonts w:ascii="Times New Roman" w:eastAsia="Times New Roman" w:hAnsi="Times New Roman" w:cs="Times New Roman"/>
+          <w:color w:val="FF0000"/>
+          <w:sz w:val="36"/>
+          <w:szCs w:val="36"/>
+        </w:rPr>
+      </w:pPr>
+      <w:r>
+        <w:rPr>
+          <w:rFonts w:ascii="Times New Roman" w:eastAsia="Times New Roman" w:hAnsi="Times New Roman" w:cs="Times New Roman"/>
+          <w:color w:val="FF0000"/>
+          <w:sz w:val="36"/>
+          <w:szCs w:val="36"/>
+          <w:lang w:val="fr-FR"/>
+        </w:rPr>
+        <w:t>1.</w:t>
+      </w:r>
+      <w:r>
+        <w:rPr>
+          <w:rFonts w:ascii="Times New Roman" w:eastAsia="Times New Roman" w:hAnsi="Times New Roman" w:cs="Times New Roman"/>
+          <w:color w:val="FF0000"/>
+          <w:sz w:val="36"/>
+          <w:szCs w:val="36"/>
         </w:rPr>
         <w:t>ВВЕДЕНИЕ</w:t>
       </w:r>
     </w:p>
     <w:p>
       <w:pPr>
-        <w:pStyle w:val="a6"/>
-        <w:keepNext/>
-        <w:keepLines/>
-        <w:numPr>
-          <w:ilvl w:val="0"/>
-          <w:numId w:val="19"/>
-        </w:numPr>
-        <w:pBdr>
-          <w:top w:val="nil"/>
-          <w:left w:val="nil"/>
-          <w:bottom w:val="nil"/>
-          <w:right w:val="nil"/>
-          <w:between w:val="nil"/>
-        </w:pBdr>
-        <w:spacing w:after="0" w:line="360" w:lineRule="auto"/>
-        <w:rPr>
-          <w:rFonts w:ascii="Times New Roman" w:eastAsia="Times New Roman" w:hAnsi="Times New Roman" w:cs="Times New Roman"/>
-          <w:color w:val="000000"/>
-          <w:sz w:val="28"/>
-          <w:szCs w:val="28"/>
-        </w:rPr>
-      </w:pPr>
-      <w:r>
-        <w:rPr>
-          <w:rFonts w:ascii="Times New Roman" w:eastAsia="Times New Roman" w:hAnsi="Times New Roman" w:cs="Times New Roman"/>
-          <w:color w:val="000000"/>
-          <w:sz w:val="28"/>
-          <w:szCs w:val="28"/>
-        </w:rPr>
-        <w:t>Общая информация о проекте</w:t>
-      </w:r>
-      <w:r>
-        <w:rPr>
-          <w:rFonts w:ascii="Times New Roman" w:eastAsia="Times New Roman" w:hAnsi="Times New Roman" w:cs="Times New Roman"/>
-          <w:color w:val="000000"/>
-          <w:sz w:val="28"/>
-          <w:szCs w:val="28"/>
-        </w:rPr>
-        <w:t>:</w:t>
-      </w:r>
-    </w:p>
-    <w:p>
-      <w:pPr>
-        <w:pStyle w:val="a6"/>
-        <w:keepNext/>
-        <w:keepLines/>
-        <w:numPr>
-          <w:ilvl w:val="0"/>
-          <w:numId w:val="22"/>
-        </w:numPr>
-        <w:pBdr>
-          <w:top w:val="nil"/>
-          <w:left w:val="nil"/>
-          <w:bottom w:val="nil"/>
-          <w:right w:val="nil"/>
-          <w:between w:val="nil"/>
-        </w:pBdr>
-        <w:spacing w:after="0" w:line="360" w:lineRule="auto"/>
-        <w:rPr>
-          <w:rFonts w:ascii="Times New Roman" w:eastAsia="Times New Roman" w:hAnsi="Times New Roman" w:cs="Times New Roman"/>
-          <w:color w:val="000000"/>
-          <w:sz w:val="28"/>
-          <w:szCs w:val="28"/>
-        </w:rPr>
-      </w:pPr>
-      <w:r>
-        <w:rPr>
-          <w:rFonts w:ascii="Times New Roman" w:eastAsia="Times New Roman" w:hAnsi="Times New Roman" w:cs="Times New Roman"/>
-          <w:color w:val="000000"/>
-          <w:sz w:val="28"/>
-          <w:szCs w:val="28"/>
-        </w:rPr>
-        <w:t>Название проекта</w:t>
-      </w:r>
-    </w:p>
-    <w:p>
-      <w:pPr>
-        <w:pStyle w:val="a6"/>
-        <w:keepNext/>
-        <w:keepLines/>
-        <w:numPr>
-          <w:ilvl w:val="0"/>
-          <w:numId w:val="22"/>
-        </w:numPr>
-        <w:pBdr>
-          <w:top w:val="nil"/>
-          <w:left w:val="nil"/>
-          <w:bottom w:val="nil"/>
-          <w:right w:val="nil"/>
-          <w:between w:val="nil"/>
-        </w:pBdr>
-        <w:spacing w:after="0" w:line="360" w:lineRule="auto"/>
-        <w:rPr>
-          <w:rFonts w:ascii="Times New Roman" w:eastAsia="Times New Roman" w:hAnsi="Times New Roman" w:cs="Times New Roman"/>
-          <w:color w:val="000000"/>
-          <w:sz w:val="28"/>
-          <w:szCs w:val="28"/>
-        </w:rPr>
-      </w:pPr>
-      <w:r>
-        <w:rPr>
-          <w:rFonts w:ascii="Times New Roman" w:eastAsia="Times New Roman" w:hAnsi="Times New Roman" w:cs="Times New Roman"/>
-          <w:color w:val="000000"/>
-          <w:sz w:val="28"/>
-          <w:szCs w:val="28"/>
-        </w:rPr>
-        <w:t xml:space="preserve">Цели и задачи </w:t>
-      </w:r>
-      <w:r>
-        <w:rPr>
-          <w:rFonts w:ascii="Times New Roman" w:eastAsia="Times New Roman" w:hAnsi="Times New Roman" w:cs="Times New Roman"/>
-          <w:color w:val="000000"/>
-          <w:sz w:val="28"/>
-          <w:szCs w:val="28"/>
-        </w:rPr>
-        <w:t>проекта</w:t>
-      </w:r>
-    </w:p>
-    <w:p>
-      <w:pPr>
-        <w:pStyle w:val="a6"/>
-        <w:keepNext/>
-        <w:keepLines/>
-        <w:numPr>
-          <w:ilvl w:val="0"/>
-          <w:numId w:val="19"/>
-        </w:numPr>
-        <w:pBdr>
-          <w:top w:val="nil"/>
-          <w:left w:val="nil"/>
-          <w:bottom w:val="nil"/>
-          <w:right w:val="nil"/>
-          <w:between w:val="nil"/>
-        </w:pBdr>
-        <w:spacing w:after="0" w:line="360" w:lineRule="auto"/>
-        <w:rPr>
-          <w:rFonts w:ascii="Times New Roman" w:eastAsia="Times New Roman" w:hAnsi="Times New Roman" w:cs="Times New Roman"/>
-          <w:color w:val="000000"/>
-          <w:sz w:val="28"/>
-          <w:szCs w:val="28"/>
-        </w:rPr>
-      </w:pPr>
-      <w:r>
-        <w:rPr>
-          <w:rFonts w:ascii="Times New Roman" w:eastAsia="Times New Roman" w:hAnsi="Times New Roman" w:cs="Times New Roman"/>
-          <w:color w:val="000000"/>
-          <w:sz w:val="28"/>
-          <w:szCs w:val="28"/>
-        </w:rPr>
-        <w:t>Общая характеристика деятельности организации</w:t>
-      </w:r>
-      <w:r>
-        <w:rPr>
-          <w:rFonts w:ascii="Times New Roman" w:eastAsia="Times New Roman" w:hAnsi="Times New Roman" w:cs="Times New Roman"/>
-          <w:color w:val="000000"/>
-          <w:sz w:val="28"/>
-          <w:szCs w:val="28"/>
-        </w:rPr>
-        <w:t xml:space="preserve"> </w:t>
-      </w:r>
-      <w:r>
-        <w:rPr>
-          <w:rFonts w:ascii="Times New Roman" w:eastAsia="Times New Roman" w:hAnsi="Times New Roman" w:cs="Times New Roman"/>
-          <w:i/>
-          <w:color w:val="000000"/>
-          <w:sz w:val="28"/>
-          <w:szCs w:val="28"/>
-        </w:rPr>
-        <w:t>(заказчика проекта)</w:t>
-      </w:r>
-    </w:p>
-    <w:p>
-      <w:pPr>
-        <w:pStyle w:val="a6"/>
-        <w:keepNext/>
-        <w:keepLines/>
-        <w:numPr>
-          <w:ilvl w:val="0"/>
-          <w:numId w:val="22"/>
-        </w:numPr>
-        <w:pBdr>
-          <w:top w:val="nil"/>
-          <w:left w:val="nil"/>
-          <w:bottom w:val="nil"/>
-          <w:right w:val="nil"/>
-          <w:between w:val="nil"/>
-        </w:pBdr>
-        <w:spacing w:after="0" w:line="360" w:lineRule="auto"/>
-        <w:rPr>
-          <w:rFonts w:ascii="Times New Roman" w:eastAsia="Times New Roman" w:hAnsi="Times New Roman" w:cs="Times New Roman"/>
-          <w:color w:val="000000"/>
-          <w:sz w:val="28"/>
-          <w:szCs w:val="28"/>
-        </w:rPr>
-      </w:pPr>
-      <w:r>
-        <w:rPr>
-          <w:rFonts w:ascii="Times New Roman" w:eastAsia="Times New Roman" w:hAnsi="Times New Roman" w:cs="Times New Roman"/>
-          <w:color w:val="000000"/>
-          <w:sz w:val="28"/>
-          <w:szCs w:val="28"/>
-        </w:rPr>
-        <w:t>Наименование заказчика</w:t>
-      </w:r>
-    </w:p>
-    <w:p>
-      <w:pPr>
-        <w:pStyle w:val="a6"/>
-        <w:keepNext/>
-        <w:keepLines/>
-        <w:numPr>
-          <w:ilvl w:val="0"/>
-          <w:numId w:val="22"/>
-        </w:numPr>
-        <w:pBdr>
-          <w:top w:val="nil"/>
-          <w:left w:val="nil"/>
-          <w:bottom w:val="nil"/>
-          <w:right w:val="nil"/>
-          <w:between w:val="nil"/>
-        </w:pBdr>
-        <w:spacing w:after="0" w:line="360" w:lineRule="auto"/>
-        <w:rPr>
-          <w:rFonts w:ascii="Times New Roman" w:eastAsia="Times New Roman" w:hAnsi="Times New Roman" w:cs="Times New Roman"/>
-          <w:color w:val="000000"/>
-          <w:sz w:val="28"/>
-          <w:szCs w:val="28"/>
-        </w:rPr>
-      </w:pPr>
-      <w:r>
-        <w:rPr>
-          <w:rFonts w:ascii="Times New Roman" w:eastAsia="Times New Roman" w:hAnsi="Times New Roman" w:cs="Times New Roman"/>
-          <w:color w:val="000000"/>
-          <w:sz w:val="28"/>
-          <w:szCs w:val="28"/>
-        </w:rPr>
-        <w:t>О</w:t>
-      </w:r>
-      <w:r>
-        <w:rPr>
-          <w:rFonts w:ascii="Times New Roman" w:eastAsia="Times New Roman" w:hAnsi="Times New Roman" w:cs="Times New Roman"/>
-          <w:color w:val="000000"/>
-          <w:sz w:val="28"/>
-          <w:szCs w:val="28"/>
-        </w:rPr>
-        <w:t>рганизационная структура</w:t>
-      </w:r>
-    </w:p>
-    <w:p>
-      <w:pPr>
-        <w:pStyle w:val="a6"/>
-        <w:keepNext/>
-        <w:keepLines/>
-        <w:numPr>
-          <w:ilvl w:val="0"/>
-          <w:numId w:val="22"/>
-        </w:numPr>
-        <w:pBdr>
-          <w:top w:val="nil"/>
-          <w:left w:val="nil"/>
-          <w:bottom w:val="nil"/>
-          <w:right w:val="nil"/>
-          <w:between w:val="nil"/>
-        </w:pBdr>
-        <w:spacing w:after="0" w:line="360" w:lineRule="auto"/>
-        <w:rPr>
-          <w:rFonts w:ascii="Times New Roman" w:eastAsia="Times New Roman" w:hAnsi="Times New Roman" w:cs="Times New Roman"/>
-          <w:color w:val="000000"/>
-          <w:sz w:val="28"/>
-          <w:szCs w:val="28"/>
-        </w:rPr>
-      </w:pPr>
-      <w:r>
-        <w:rPr>
-          <w:rFonts w:ascii="Times New Roman" w:eastAsia="Times New Roman" w:hAnsi="Times New Roman" w:cs="Times New Roman"/>
-          <w:color w:val="000000"/>
-          <w:sz w:val="28"/>
-          <w:szCs w:val="28"/>
-        </w:rPr>
-        <w:t>Описание деятельности</w:t>
-      </w:r>
-    </w:p>
-    <w:p>
-      <w:pPr>
-        <w:pStyle w:val="a6"/>
-        <w:keepNext/>
-        <w:keepLines/>
-        <w:numPr>
-          <w:ilvl w:val="0"/>
-          <w:numId w:val="19"/>
-        </w:numPr>
-        <w:pBdr>
-          <w:top w:val="nil"/>
-          <w:left w:val="nil"/>
-          <w:bottom w:val="nil"/>
-          <w:right w:val="nil"/>
-          <w:between w:val="nil"/>
-        </w:pBdr>
-        <w:spacing w:after="0" w:line="360" w:lineRule="auto"/>
-        <w:rPr>
-          <w:rFonts w:ascii="Times New Roman" w:eastAsia="Times New Roman" w:hAnsi="Times New Roman" w:cs="Times New Roman"/>
-          <w:color w:val="000000"/>
-          <w:sz w:val="28"/>
-          <w:szCs w:val="28"/>
-        </w:rPr>
-      </w:pPr>
-      <w:r>
-        <w:rPr>
-          <w:rFonts w:ascii="Times New Roman" w:eastAsia="Times New Roman" w:hAnsi="Times New Roman" w:cs="Times New Roman"/>
-          <w:color w:val="000000"/>
-          <w:sz w:val="28"/>
-          <w:szCs w:val="28"/>
-        </w:rPr>
-        <w:t xml:space="preserve">Описание задания по проектной практике </w:t>
-      </w:r>
-    </w:p>
-    <w:p>
-      <w:pPr>
-        <w:pStyle w:val="a6"/>
-        <w:keepNext/>
-        <w:keepLines/>
-        <w:numPr>
-          <w:ilvl w:val="0"/>
-          <w:numId w:val="19"/>
-        </w:numPr>
-        <w:pBdr>
-          <w:top w:val="nil"/>
-          <w:left w:val="nil"/>
-          <w:bottom w:val="nil"/>
-          <w:right w:val="nil"/>
-          <w:between w:val="nil"/>
-        </w:pBdr>
-        <w:spacing w:after="0" w:line="360" w:lineRule="auto"/>
-        <w:rPr>
-          <w:rFonts w:ascii="Times New Roman" w:eastAsia="Times New Roman" w:hAnsi="Times New Roman" w:cs="Times New Roman"/>
-          <w:color w:val="000000"/>
-          <w:sz w:val="28"/>
-          <w:szCs w:val="28"/>
-        </w:rPr>
-      </w:pPr>
-      <w:r>
-        <w:rPr>
-          <w:rFonts w:ascii="Times New Roman" w:eastAsia="Times New Roman" w:hAnsi="Times New Roman" w:cs="Times New Roman"/>
-          <w:color w:val="000000"/>
-          <w:sz w:val="28"/>
-          <w:szCs w:val="28"/>
-        </w:rPr>
-        <w:t>Описание достигнутых результатов по</w:t>
-      </w:r>
-      <w:r>
-        <w:rPr>
-          <w:rFonts w:ascii="Times New Roman" w:eastAsia="Times New Roman" w:hAnsi="Times New Roman" w:cs="Times New Roman"/>
-          <w:color w:val="000000"/>
-          <w:sz w:val="28"/>
-          <w:szCs w:val="28"/>
-        </w:rPr>
-        <w:t xml:space="preserve"> проектной </w:t>
-      </w:r>
-      <w:r>
-        <w:rPr>
-          <w:rFonts w:ascii="Times New Roman" w:eastAsia="Times New Roman" w:hAnsi="Times New Roman" w:cs="Times New Roman"/>
-          <w:color w:val="000000"/>
-          <w:sz w:val="28"/>
-          <w:szCs w:val="28"/>
-        </w:rPr>
-        <w:t>практик</w:t>
-      </w:r>
-      <w:r>
-        <w:rPr>
-          <w:rFonts w:ascii="Times New Roman" w:eastAsia="Times New Roman" w:hAnsi="Times New Roman" w:cs="Times New Roman"/>
-          <w:color w:val="000000"/>
-          <w:sz w:val="28"/>
-          <w:szCs w:val="28"/>
-        </w:rPr>
-        <w:t>е</w:t>
-      </w:r>
-    </w:p>
-    <w:p>
-      <w:pPr>
-        <w:keepNext/>
-        <w:keepLines/>
-        <w:pBdr>
-          <w:top w:val="nil"/>
-          <w:left w:val="nil"/>
-          <w:bottom w:val="nil"/>
-          <w:right w:val="nil"/>
-          <w:between w:val="nil"/>
-        </w:pBdr>
-        <w:spacing w:after="0" w:line="360" w:lineRule="auto"/>
-        <w:rPr>
-          <w:rFonts w:ascii="Times New Roman" w:eastAsia="Times New Roman" w:hAnsi="Times New Roman" w:cs="Times New Roman"/>
-          <w:color w:val="000000"/>
-          <w:sz w:val="28"/>
-          <w:szCs w:val="28"/>
-        </w:rPr>
-      </w:pPr>
-    </w:p>
-    <w:p>
-      <w:pPr>
-        <w:keepNext/>
-        <w:keepLines/>
-        <w:pBdr>
-          <w:top w:val="nil"/>
-          <w:left w:val="nil"/>
-          <w:bottom w:val="nil"/>
-          <w:right w:val="nil"/>
-          <w:between w:val="nil"/>
-        </w:pBdr>
-        <w:spacing w:after="0" w:line="360" w:lineRule="auto"/>
-        <w:rPr>
-          <w:rFonts w:ascii="Times New Roman" w:eastAsia="Times New Roman" w:hAnsi="Times New Roman" w:cs="Times New Roman"/>
-          <w:i/>
-          <w:color w:val="000000"/>
-          <w:sz w:val="28"/>
-          <w:szCs w:val="28"/>
-        </w:rPr>
-      </w:pPr>
-      <w:r>
-        <w:rPr>
-          <w:rFonts w:ascii="Times New Roman" w:eastAsia="Times New Roman" w:hAnsi="Times New Roman" w:cs="Times New Roman"/>
-          <w:color w:val="000000"/>
-          <w:sz w:val="28"/>
-          <w:szCs w:val="28"/>
-        </w:rPr>
-        <w:t xml:space="preserve">ЗАКЛЮЧЕНИЕ </w:t>
-      </w:r>
-      <w:r>
-        <w:rPr>
-          <w:rFonts w:ascii="Times New Roman" w:eastAsia="Times New Roman" w:hAnsi="Times New Roman" w:cs="Times New Roman"/>
-          <w:i/>
-          <w:color w:val="000000"/>
-          <w:sz w:val="28"/>
-          <w:szCs w:val="28"/>
-        </w:rPr>
-        <w:t>(выводы о проделанной работе и оценка ценности выполненных задач для заказчика)</w:t>
-      </w:r>
-    </w:p>
-    <w:p>
-      <w:pPr>
-        <w:keepNext/>
-        <w:keepLines/>
-        <w:pBdr>
-          <w:top w:val="nil"/>
-          <w:left w:val="nil"/>
-          <w:bottom w:val="nil"/>
-          <w:right w:val="nil"/>
-          <w:between w:val="nil"/>
-        </w:pBdr>
-        <w:spacing w:after="0" w:line="360" w:lineRule="auto"/>
-        <w:rPr>
-          <w:rFonts w:ascii="Times New Roman" w:eastAsia="Times New Roman" w:hAnsi="Times New Roman" w:cs="Times New Roman"/>
-          <w:color w:val="000000"/>
-          <w:sz w:val="28"/>
-          <w:szCs w:val="28"/>
-        </w:rPr>
-      </w:pPr>
-      <w:r>
-        <w:rPr>
-          <w:rFonts w:ascii="Times New Roman" w:eastAsia="Times New Roman" w:hAnsi="Times New Roman" w:cs="Times New Roman"/>
-          <w:color w:val="000000"/>
-          <w:sz w:val="28"/>
-          <w:szCs w:val="28"/>
+        <w:keepNext/>
+        <w:keepLines/>
+        <w:pBdr>
+          <w:top w:val="nil"/>
+          <w:left w:val="nil"/>
+          <w:bottom w:val="nil"/>
+          <w:right w:val="nil"/>
+          <w:between w:val="nil"/>
+        </w:pBdr>
+        <w:spacing w:after="0" w:line="360" w:lineRule="auto"/>
+        <w:rPr>
+          <w:rFonts w:ascii="Times New Roman" w:eastAsia="Times New Roman" w:hAnsi="Times New Roman" w:cs="Times New Roman"/>
+          <w:color w:val="000000"/>
+          <w:sz w:val="28"/>
+          <w:szCs w:val="28"/>
+        </w:rPr>
+      </w:pPr>
+    </w:p>
+    <w:p>
+      <w:pPr>
+        <w:keepNext/>
+        <w:keepLines/>
+        <w:pBdr>
+          <w:top w:val="nil"/>
+          <w:left w:val="nil"/>
+          <w:bottom w:val="nil"/>
+          <w:right w:val="nil"/>
+          <w:between w:val="nil"/>
+        </w:pBdr>
+        <w:spacing w:after="0" w:line="360" w:lineRule="auto"/>
+        <w:rPr>
+          <w:rFonts w:ascii="Times New Roman" w:eastAsia="Times New Roman" w:hAnsi="Times New Roman" w:cs="Times New Roman"/>
+          <w:color w:val="FABF8F" w:themeColor="accent6" w:themeTint="99"/>
+          <w:sz w:val="28"/>
+          <w:szCs w:val="28"/>
+        </w:rPr>
+      </w:pPr>
+      <w:r>
+        <w:rPr>
+          <w:rFonts w:ascii="Times New Roman" w:eastAsia="Times New Roman" w:hAnsi="Times New Roman" w:cs="Times New Roman"/>
+          <w:color w:val="FABF8F" w:themeColor="accent6" w:themeTint="99"/>
+          <w:sz w:val="28"/>
+          <w:szCs w:val="28"/>
+        </w:rPr>
+        <w:t>1. Общая информация о проекте</w:t>
+      </w:r>
+    </w:p>
+    <w:p>
+      <w:pPr>
+        <w:keepNext/>
+        <w:keepLines/>
+        <w:pBdr>
+          <w:top w:val="nil"/>
+          <w:left w:val="nil"/>
+          <w:bottom w:val="nil"/>
+          <w:right w:val="nil"/>
+          <w:between w:val="nil"/>
+        </w:pBdr>
+        <w:spacing w:after="0" w:line="360" w:lineRule="auto"/>
+        <w:rPr>
+          <w:rFonts w:ascii="Times New Roman" w:eastAsia="Times New Roman" w:hAnsi="Times New Roman" w:cs="Times New Roman"/>
+          <w:color w:val="000000"/>
+          <w:sz w:val="28"/>
+          <w:szCs w:val="28"/>
+        </w:rPr>
+      </w:pPr>
+    </w:p>
+    <w:p>
+      <w:pPr>
+        <w:keepNext/>
+        <w:keepLines/>
+        <w:pBdr>
+          <w:top w:val="nil"/>
+          <w:left w:val="nil"/>
+          <w:bottom w:val="nil"/>
+          <w:right w:val="nil"/>
+          <w:between w:val="nil"/>
+        </w:pBdr>
+        <w:spacing w:after="0" w:line="360" w:lineRule="auto"/>
+        <w:rPr>
+          <w:rFonts w:ascii="Times New Roman" w:eastAsia="Times New Roman" w:hAnsi="Times New Roman" w:cs="Times New Roman"/>
+          <w:color w:val="000000"/>
+          <w:sz w:val="28"/>
+          <w:szCs w:val="28"/>
+        </w:rPr>
+      </w:pPr>
+      <w:r>
+        <w:rPr>
+          <w:rFonts w:ascii="Times New Roman" w:eastAsia="Times New Roman" w:hAnsi="Times New Roman" w:cs="Times New Roman"/>
+          <w:color w:val="000000"/>
+          <w:sz w:val="28"/>
+          <w:szCs w:val="28"/>
+        </w:rPr>
+        <w:t>Название проекта:</w:t>
+      </w:r>
+    </w:p>
+    <w:p>
+      <w:pPr>
+        <w:keepNext/>
+        <w:keepLines/>
+        <w:pBdr>
+          <w:top w:val="nil"/>
+          <w:left w:val="nil"/>
+          <w:bottom w:val="nil"/>
+          <w:right w:val="nil"/>
+          <w:between w:val="nil"/>
+        </w:pBdr>
+        <w:spacing w:after="0" w:line="360" w:lineRule="auto"/>
+        <w:rPr>
+          <w:rFonts w:ascii="Times New Roman" w:eastAsia="Times New Roman" w:hAnsi="Times New Roman" w:cs="Times New Roman"/>
+          <w:color w:val="000000"/>
+          <w:sz w:val="28"/>
+          <w:szCs w:val="28"/>
+          <w:lang w:val="fr-FR"/>
+        </w:rPr>
+      </w:pPr>
+      <w:r>
+        <w:rPr>
+          <w:rFonts w:ascii="Times New Roman" w:eastAsia="Times New Roman" w:hAnsi="Times New Roman" w:cs="Times New Roman"/>
+          <w:color w:val="000000"/>
+          <w:sz w:val="28"/>
+          <w:szCs w:val="28"/>
+        </w:rPr>
+        <w:t>Менеджер задач для ЛК Московского Политеха</w:t>
+      </w:r>
+    </w:p>
+    <w:p>
+      <w:pPr>
+        <w:keepNext/>
+        <w:keepLines/>
+        <w:pBdr>
+          <w:top w:val="nil"/>
+          <w:left w:val="nil"/>
+          <w:bottom w:val="nil"/>
+          <w:right w:val="nil"/>
+          <w:between w:val="nil"/>
+        </w:pBdr>
+        <w:spacing w:after="0" w:line="360" w:lineRule="auto"/>
+        <w:rPr>
+          <w:rFonts w:ascii="Times New Roman" w:eastAsia="Times New Roman" w:hAnsi="Times New Roman" w:cs="Times New Roman"/>
+          <w:color w:val="000000"/>
+          <w:sz w:val="28"/>
+          <w:szCs w:val="28"/>
+        </w:rPr>
+      </w:pPr>
+      <w:r>
+        <w:rPr>
+          <w:rFonts w:ascii="Times New Roman" w:eastAsia="Times New Roman" w:hAnsi="Times New Roman" w:cs="Times New Roman"/>
+          <w:color w:val="000000"/>
+          <w:sz w:val="28"/>
+          <w:szCs w:val="28"/>
+        </w:rPr>
+        <w:t>Цели и задачи проекта:</w:t>
+      </w:r>
+    </w:p>
+    <w:p>
+      <w:pPr>
+        <w:keepNext/>
+        <w:keepLines/>
+        <w:pBdr>
+          <w:top w:val="nil"/>
+          <w:left w:val="nil"/>
+          <w:bottom w:val="nil"/>
+          <w:right w:val="nil"/>
+          <w:between w:val="nil"/>
+        </w:pBdr>
+        <w:spacing w:after="0" w:line="360" w:lineRule="auto"/>
+        <w:rPr>
+          <w:rFonts w:ascii="Times New Roman" w:eastAsia="Times New Roman" w:hAnsi="Times New Roman" w:cs="Times New Roman"/>
+          <w:color w:val="000000"/>
+          <w:sz w:val="28"/>
+          <w:szCs w:val="28"/>
+        </w:rPr>
+      </w:pPr>
+      <w:r>
+        <w:rPr>
+          <w:rFonts w:ascii="Times New Roman" w:eastAsia="Times New Roman" w:hAnsi="Times New Roman" w:cs="Times New Roman"/>
+          <w:color w:val="000000"/>
+          <w:sz w:val="28"/>
+          <w:szCs w:val="28"/>
+        </w:rPr>
+        <w:t>- Редизайн IT-инфраструктуры Московского Политеха</w:t>
+      </w:r>
+    </w:p>
+    <w:p>
+      <w:pPr>
+        <w:keepNext/>
+        <w:keepLines/>
+        <w:pBdr>
+          <w:top w:val="nil"/>
+          <w:left w:val="nil"/>
+          <w:bottom w:val="nil"/>
+          <w:right w:val="nil"/>
+          <w:between w:val="nil"/>
+        </w:pBdr>
+        <w:spacing w:after="0" w:line="360" w:lineRule="auto"/>
+        <w:rPr>
+          <w:rFonts w:ascii="Times New Roman" w:eastAsia="Times New Roman" w:hAnsi="Times New Roman" w:cs="Times New Roman"/>
+          <w:color w:val="000000"/>
+          <w:sz w:val="28"/>
+          <w:szCs w:val="28"/>
+        </w:rPr>
+      </w:pPr>
+      <w:r>
+        <w:rPr>
+          <w:rFonts w:ascii="Times New Roman" w:eastAsia="Times New Roman" w:hAnsi="Times New Roman" w:cs="Times New Roman"/>
+          <w:color w:val="000000"/>
+          <w:sz w:val="28"/>
+          <w:szCs w:val="28"/>
+        </w:rPr>
+        <w:t>- Внедрение менеджера задач, конструктора курсов, редизайн календаря и других инструментов</w:t>
+      </w:r>
+    </w:p>
+    <w:p>
+      <w:pPr>
+        <w:keepNext/>
+        <w:keepLines/>
+        <w:pBdr>
+          <w:top w:val="nil"/>
+          <w:left w:val="nil"/>
+          <w:bottom w:val="nil"/>
+          <w:right w:val="nil"/>
+          <w:between w:val="nil"/>
+        </w:pBdr>
+        <w:spacing w:after="0" w:line="360" w:lineRule="auto"/>
+        <w:rPr>
+          <w:rFonts w:ascii="Times New Roman" w:eastAsia="Times New Roman" w:hAnsi="Times New Roman" w:cs="Times New Roman"/>
+          <w:color w:val="000000"/>
+          <w:sz w:val="28"/>
+          <w:szCs w:val="28"/>
+        </w:rPr>
+      </w:pPr>
+      <w:r>
+        <w:rPr>
+          <w:rFonts w:ascii="Times New Roman" w:eastAsia="Times New Roman" w:hAnsi="Times New Roman" w:cs="Times New Roman"/>
+          <w:color w:val="000000"/>
+          <w:sz w:val="28"/>
+          <w:szCs w:val="28"/>
+        </w:rPr>
+        <w:t>- Создание единой, удобной и современной цифровой экосистемы</w:t>
+      </w:r>
+    </w:p>
+    <w:p>
+      <w:pPr>
+        <w:keepNext/>
+        <w:keepLines/>
+        <w:pBdr>
+          <w:top w:val="nil"/>
+          <w:left w:val="nil"/>
+          <w:bottom w:val="nil"/>
+          <w:right w:val="nil"/>
+          <w:between w:val="nil"/>
+        </w:pBdr>
+        <w:spacing w:after="0" w:line="360" w:lineRule="auto"/>
+        <w:rPr>
+          <w:rFonts w:ascii="Times New Roman" w:eastAsia="Times New Roman" w:hAnsi="Times New Roman" w:cs="Times New Roman"/>
+          <w:color w:val="000000"/>
+          <w:sz w:val="28"/>
+          <w:szCs w:val="28"/>
+        </w:rPr>
+      </w:pPr>
+      <w:r>
+        <w:rPr>
+          <w:rFonts w:ascii="Times New Roman" w:eastAsia="Times New Roman" w:hAnsi="Times New Roman" w:cs="Times New Roman"/>
+          <w:color w:val="000000"/>
+          <w:sz w:val="28"/>
+          <w:szCs w:val="28"/>
+        </w:rPr>
+        <w:t>- Интеграция существующих сервисов (ЛК, СДО)</w:t>
+      </w:r>
+    </w:p>
+    <w:p>
+      <w:pPr>
+        <w:keepNext/>
+        <w:keepLines/>
+        <w:pBdr>
+          <w:top w:val="nil"/>
+          <w:left w:val="nil"/>
+          <w:bottom w:val="nil"/>
+          <w:right w:val="nil"/>
+          <w:between w:val="nil"/>
+        </w:pBdr>
+        <w:spacing w:after="0" w:line="360" w:lineRule="auto"/>
+        <w:rPr>
+          <w:rFonts w:ascii="Times New Roman" w:eastAsia="Times New Roman" w:hAnsi="Times New Roman" w:cs="Times New Roman"/>
+          <w:color w:val="000000"/>
+          <w:sz w:val="28"/>
+          <w:szCs w:val="28"/>
+          <w:lang w:val="fr-FR"/>
+        </w:rPr>
+      </w:pPr>
+      <w:r>
+        <w:rPr>
+          <w:rFonts w:ascii="Times New Roman" w:eastAsia="Times New Roman" w:hAnsi="Times New Roman" w:cs="Times New Roman"/>
+          <w:color w:val="000000"/>
+          <w:sz w:val="28"/>
+          <w:szCs w:val="28"/>
+        </w:rPr>
+        <w:t>- Импортозамещение (альтернатива Moodle для реестра Минцифры РФ)</w:t>
+      </w:r>
+    </w:p>
+    <w:p>
+      <w:pPr>
+        <w:keepNext/>
+        <w:keepLines/>
+        <w:pBdr>
+          <w:top w:val="nil"/>
+          <w:left w:val="nil"/>
+          <w:bottom w:val="nil"/>
+          <w:right w:val="nil"/>
+          <w:between w:val="nil"/>
+        </w:pBdr>
+        <w:spacing w:after="0" w:line="360" w:lineRule="auto"/>
+        <w:rPr>
+          <w:rFonts w:ascii="Times New Roman" w:eastAsia="Times New Roman" w:hAnsi="Times New Roman" w:cs="Times New Roman"/>
+          <w:color w:val="000000"/>
+          <w:sz w:val="28"/>
+          <w:szCs w:val="28"/>
+          <w:lang w:val="fr-FR"/>
+        </w:rPr>
+      </w:pPr>
+    </w:p>
+    <w:p>
+      <w:pPr>
+        <w:keepNext/>
+        <w:keepLines/>
+        <w:pBdr>
+          <w:top w:val="nil"/>
+          <w:left w:val="nil"/>
+          <w:bottom w:val="nil"/>
+          <w:right w:val="nil"/>
+          <w:between w:val="nil"/>
+        </w:pBdr>
+        <w:spacing w:after="0" w:line="360" w:lineRule="auto"/>
+        <w:rPr>
+          <w:rFonts w:ascii="Times New Roman" w:eastAsia="Times New Roman" w:hAnsi="Times New Roman" w:cs="Times New Roman"/>
+          <w:color w:val="FABF8F" w:themeColor="accent6" w:themeTint="99"/>
+          <w:sz w:val="28"/>
+          <w:szCs w:val="28"/>
+        </w:rPr>
+      </w:pPr>
+      <w:r>
+        <w:rPr>
+          <w:rFonts w:ascii="Times New Roman" w:eastAsia="Times New Roman" w:hAnsi="Times New Roman" w:cs="Times New Roman"/>
+          <w:color w:val="FABF8F" w:themeColor="accent6" w:themeTint="99"/>
+          <w:sz w:val="28"/>
+          <w:szCs w:val="28"/>
+        </w:rPr>
+        <w:t>2. Общая характери</w:t>
+      </w:r>
+      <w:r>
+        <w:rPr>
+          <w:rFonts w:ascii="Times New Roman" w:eastAsia="Times New Roman" w:hAnsi="Times New Roman" w:cs="Times New Roman"/>
+          <w:color w:val="FABF8F" w:themeColor="accent6" w:themeTint="99"/>
+          <w:sz w:val="28"/>
+          <w:szCs w:val="28"/>
+        </w:rPr>
+        <w:t xml:space="preserve">стика деятельности организации </w:t>
+      </w:r>
+    </w:p>
+    <w:p>
+      <w:pPr>
+        <w:keepNext/>
+        <w:keepLines/>
+        <w:pBdr>
+          <w:top w:val="nil"/>
+          <w:left w:val="nil"/>
+          <w:bottom w:val="nil"/>
+          <w:right w:val="nil"/>
+          <w:between w:val="nil"/>
+        </w:pBdr>
+        <w:spacing w:after="0" w:line="360" w:lineRule="auto"/>
+        <w:rPr>
+          <w:rFonts w:ascii="Times New Roman" w:eastAsia="Times New Roman" w:hAnsi="Times New Roman" w:cs="Times New Roman"/>
+          <w:color w:val="FABF8F" w:themeColor="accent6" w:themeTint="99"/>
+          <w:sz w:val="28"/>
+          <w:szCs w:val="28"/>
+        </w:rPr>
+      </w:pPr>
+      <w:r>
+        <w:rPr>
+          <w:rFonts w:ascii="Times New Roman" w:eastAsia="Times New Roman" w:hAnsi="Times New Roman" w:cs="Times New Roman"/>
+          <w:color w:val="FABF8F" w:themeColor="accent6" w:themeTint="99"/>
+          <w:sz w:val="28"/>
+          <w:szCs w:val="28"/>
+        </w:rPr>
+        <w:t>Наименование заказчика:</w:t>
+      </w:r>
+    </w:p>
+    <w:p>
+      <w:pPr>
+        <w:keepNext/>
+        <w:keepLines/>
+        <w:pBdr>
+          <w:top w:val="nil"/>
+          <w:left w:val="nil"/>
+          <w:bottom w:val="nil"/>
+          <w:right w:val="nil"/>
+          <w:between w:val="nil"/>
+        </w:pBdr>
+        <w:spacing w:after="0" w:line="360" w:lineRule="auto"/>
+        <w:rPr>
+          <w:rFonts w:ascii="Times New Roman" w:eastAsia="Times New Roman" w:hAnsi="Times New Roman" w:cs="Times New Roman"/>
+          <w:color w:val="000000"/>
+          <w:sz w:val="28"/>
+          <w:szCs w:val="28"/>
+        </w:rPr>
+      </w:pPr>
+    </w:p>
+    <w:p>
+      <w:pPr>
+        <w:keepNext/>
+        <w:keepLines/>
+        <w:pBdr>
+          <w:top w:val="nil"/>
+          <w:left w:val="nil"/>
+          <w:bottom w:val="nil"/>
+          <w:right w:val="nil"/>
+          <w:between w:val="nil"/>
+        </w:pBdr>
+        <w:spacing w:after="0" w:line="360" w:lineRule="auto"/>
+        <w:rPr>
+          <w:rFonts w:ascii="Times New Roman" w:eastAsia="Times New Roman" w:hAnsi="Times New Roman" w:cs="Times New Roman"/>
+          <w:color w:val="000000"/>
+          <w:sz w:val="28"/>
+          <w:szCs w:val="28"/>
+        </w:rPr>
+      </w:pPr>
+      <w:r>
+        <w:rPr>
+          <w:rFonts w:ascii="Times New Roman" w:eastAsia="Times New Roman" w:hAnsi="Times New Roman" w:cs="Times New Roman"/>
+          <w:color w:val="000000"/>
+          <w:sz w:val="28"/>
+          <w:szCs w:val="28"/>
+        </w:rPr>
+        <w:t>Московский политехнический университет (Московский Политех)</w:t>
+      </w:r>
+    </w:p>
+    <w:p>
+      <w:pPr>
+        <w:keepNext/>
+        <w:keepLines/>
+        <w:pBdr>
+          <w:top w:val="nil"/>
+          <w:left w:val="nil"/>
+          <w:bottom w:val="nil"/>
+          <w:right w:val="nil"/>
+          <w:between w:val="nil"/>
+        </w:pBdr>
+        <w:spacing w:after="0" w:line="360" w:lineRule="auto"/>
+        <w:rPr>
+          <w:rFonts w:ascii="Times New Roman" w:eastAsia="Times New Roman" w:hAnsi="Times New Roman" w:cs="Times New Roman"/>
+          <w:color w:val="000000"/>
+          <w:sz w:val="28"/>
+          <w:szCs w:val="28"/>
+        </w:rPr>
+      </w:pPr>
+    </w:p>
+    <w:p>
+      <w:pPr>
+        <w:keepNext/>
+        <w:keepLines/>
+        <w:pBdr>
+          <w:top w:val="nil"/>
+          <w:left w:val="nil"/>
+          <w:bottom w:val="nil"/>
+          <w:right w:val="nil"/>
+          <w:between w:val="nil"/>
+        </w:pBdr>
+        <w:spacing w:after="0" w:line="360" w:lineRule="auto"/>
+        <w:rPr>
+          <w:rFonts w:ascii="Times New Roman" w:eastAsia="Times New Roman" w:hAnsi="Times New Roman" w:cs="Times New Roman"/>
+          <w:color w:val="000000"/>
+          <w:sz w:val="28"/>
+          <w:szCs w:val="28"/>
+        </w:rPr>
+      </w:pPr>
+      <w:r>
+        <w:rPr>
+          <w:rFonts w:ascii="Times New Roman" w:eastAsia="Times New Roman" w:hAnsi="Times New Roman" w:cs="Times New Roman"/>
+          <w:color w:val="000000"/>
+          <w:sz w:val="28"/>
+          <w:szCs w:val="28"/>
+        </w:rPr>
+        <w:t>Организационная структура:</w:t>
+      </w:r>
+    </w:p>
+    <w:p>
+      <w:pPr>
+        <w:keepNext/>
+        <w:keepLines/>
+        <w:pBdr>
+          <w:top w:val="nil"/>
+          <w:left w:val="nil"/>
+          <w:bottom w:val="nil"/>
+          <w:right w:val="nil"/>
+          <w:between w:val="nil"/>
+        </w:pBdr>
+        <w:spacing w:after="0" w:line="360" w:lineRule="auto"/>
+        <w:rPr>
+          <w:rFonts w:ascii="Times New Roman" w:eastAsia="Times New Roman" w:hAnsi="Times New Roman" w:cs="Times New Roman"/>
+          <w:color w:val="000000"/>
+          <w:sz w:val="28"/>
+          <w:szCs w:val="28"/>
+        </w:rPr>
+      </w:pPr>
+      <w:r>
+        <w:rPr>
+          <w:rFonts w:ascii="Times New Roman" w:eastAsia="Times New Roman" w:hAnsi="Times New Roman" w:cs="Times New Roman"/>
+          <w:color w:val="000000"/>
+          <w:sz w:val="28"/>
+          <w:szCs w:val="28"/>
+        </w:rPr>
+        <w:t>- Институты и факультеты</w:t>
+      </w:r>
+    </w:p>
+    <w:p>
+      <w:pPr>
+        <w:keepNext/>
+        <w:keepLines/>
+        <w:pBdr>
+          <w:top w:val="nil"/>
+          <w:left w:val="nil"/>
+          <w:bottom w:val="nil"/>
+          <w:right w:val="nil"/>
+          <w:between w:val="nil"/>
+        </w:pBdr>
+        <w:spacing w:after="0" w:line="360" w:lineRule="auto"/>
+        <w:rPr>
+          <w:rFonts w:ascii="Times New Roman" w:eastAsia="Times New Roman" w:hAnsi="Times New Roman" w:cs="Times New Roman"/>
+          <w:color w:val="000000"/>
+          <w:sz w:val="28"/>
+          <w:szCs w:val="28"/>
+        </w:rPr>
+      </w:pPr>
+      <w:r>
+        <w:rPr>
+          <w:rFonts w:ascii="Times New Roman" w:eastAsia="Times New Roman" w:hAnsi="Times New Roman" w:cs="Times New Roman"/>
+          <w:color w:val="000000"/>
+          <w:sz w:val="28"/>
+          <w:szCs w:val="28"/>
+        </w:rPr>
+        <w:t>- Кафедры</w:t>
+      </w:r>
+    </w:p>
+    <w:p>
+      <w:pPr>
+        <w:keepNext/>
+        <w:keepLines/>
+        <w:pBdr>
+          <w:top w:val="nil"/>
+          <w:left w:val="nil"/>
+          <w:bottom w:val="nil"/>
+          <w:right w:val="nil"/>
+          <w:between w:val="nil"/>
+        </w:pBdr>
+        <w:spacing w:after="0" w:line="360" w:lineRule="auto"/>
+        <w:rPr>
+          <w:rFonts w:ascii="Times New Roman" w:eastAsia="Times New Roman" w:hAnsi="Times New Roman" w:cs="Times New Roman"/>
+          <w:color w:val="000000"/>
+          <w:sz w:val="28"/>
+          <w:szCs w:val="28"/>
+        </w:rPr>
+      </w:pPr>
+      <w:r>
+        <w:rPr>
+          <w:rFonts w:ascii="Times New Roman" w:eastAsia="Times New Roman" w:hAnsi="Times New Roman" w:cs="Times New Roman"/>
+          <w:color w:val="000000"/>
+          <w:sz w:val="28"/>
+          <w:szCs w:val="28"/>
+        </w:rPr>
+        <w:t>- Центр цифровых сервисов</w:t>
+      </w:r>
+    </w:p>
+    <w:p>
+      <w:pPr>
+        <w:keepNext/>
+        <w:keepLines/>
+        <w:pBdr>
+          <w:top w:val="nil"/>
+          <w:left w:val="nil"/>
+          <w:bottom w:val="nil"/>
+          <w:right w:val="nil"/>
+          <w:between w:val="nil"/>
+        </w:pBdr>
+        <w:spacing w:after="0" w:line="360" w:lineRule="auto"/>
+        <w:rPr>
+          <w:rFonts w:ascii="Times New Roman" w:eastAsia="Times New Roman" w:hAnsi="Times New Roman" w:cs="Times New Roman"/>
+          <w:color w:val="000000"/>
+          <w:sz w:val="28"/>
+          <w:szCs w:val="28"/>
+        </w:rPr>
+      </w:pPr>
+      <w:r>
+        <w:rPr>
+          <w:rFonts w:ascii="Times New Roman" w:eastAsia="Times New Roman" w:hAnsi="Times New Roman" w:cs="Times New Roman"/>
+          <w:color w:val="000000"/>
+          <w:sz w:val="28"/>
+          <w:szCs w:val="28"/>
+        </w:rPr>
+        <w:t>- IT-отдел</w:t>
+      </w:r>
+    </w:p>
+    <w:p>
+      <w:pPr>
+        <w:keepNext/>
+        <w:keepLines/>
+        <w:pBdr>
+          <w:top w:val="nil"/>
+          <w:left w:val="nil"/>
+          <w:bottom w:val="nil"/>
+          <w:right w:val="nil"/>
+          <w:between w:val="nil"/>
+        </w:pBdr>
+        <w:spacing w:after="0" w:line="360" w:lineRule="auto"/>
+        <w:rPr>
+          <w:rFonts w:ascii="Times New Roman" w:eastAsia="Times New Roman" w:hAnsi="Times New Roman" w:cs="Times New Roman"/>
+          <w:color w:val="000000"/>
+          <w:sz w:val="28"/>
+          <w:szCs w:val="28"/>
+        </w:rPr>
+      </w:pPr>
+      <w:r>
+        <w:rPr>
+          <w:rFonts w:ascii="Times New Roman" w:eastAsia="Times New Roman" w:hAnsi="Times New Roman" w:cs="Times New Roman"/>
+          <w:color w:val="000000"/>
+          <w:sz w:val="28"/>
+          <w:szCs w:val="28"/>
+        </w:rPr>
+        <w:t>- Система дистанционного обучения (СДО)</w:t>
+      </w:r>
+    </w:p>
+    <w:p>
+      <w:pPr>
+        <w:keepNext/>
+        <w:keepLines/>
+        <w:pBdr>
+          <w:top w:val="nil"/>
+          <w:left w:val="nil"/>
+          <w:bottom w:val="nil"/>
+          <w:right w:val="nil"/>
+          <w:between w:val="nil"/>
+        </w:pBdr>
+        <w:spacing w:after="0" w:line="360" w:lineRule="auto"/>
+        <w:rPr>
+          <w:rFonts w:ascii="Times New Roman" w:eastAsia="Times New Roman" w:hAnsi="Times New Roman" w:cs="Times New Roman"/>
+          <w:color w:val="000000"/>
+          <w:sz w:val="28"/>
+          <w:szCs w:val="28"/>
+        </w:rPr>
+      </w:pPr>
+      <w:r>
+        <w:rPr>
+          <w:rFonts w:ascii="Times New Roman" w:eastAsia="Times New Roman" w:hAnsi="Times New Roman" w:cs="Times New Roman"/>
+          <w:color w:val="000000"/>
+          <w:sz w:val="28"/>
+          <w:szCs w:val="28"/>
+        </w:rPr>
+        <w:t>- Личные кабинеты студентов и преподавателей</w:t>
+      </w:r>
+    </w:p>
+    <w:p>
+      <w:pPr>
+        <w:keepNext/>
+        <w:keepLines/>
+        <w:pBdr>
+          <w:top w:val="nil"/>
+          <w:left w:val="nil"/>
+          <w:bottom w:val="nil"/>
+          <w:right w:val="nil"/>
+          <w:between w:val="nil"/>
+        </w:pBdr>
+        <w:spacing w:after="0" w:line="360" w:lineRule="auto"/>
+        <w:rPr>
+          <w:rFonts w:ascii="Times New Roman" w:eastAsia="Times New Roman" w:hAnsi="Times New Roman" w:cs="Times New Roman"/>
+          <w:color w:val="000000"/>
+          <w:sz w:val="28"/>
+          <w:szCs w:val="28"/>
+        </w:rPr>
+      </w:pPr>
+    </w:p>
+    <w:p>
+      <w:pPr>
+        <w:keepNext/>
+        <w:keepLines/>
+        <w:pBdr>
+          <w:top w:val="nil"/>
+          <w:left w:val="nil"/>
+          <w:bottom w:val="nil"/>
+          <w:right w:val="nil"/>
+          <w:between w:val="nil"/>
+        </w:pBdr>
+        <w:spacing w:after="0" w:line="360" w:lineRule="auto"/>
+        <w:rPr>
+          <w:rFonts w:ascii="Times New Roman" w:eastAsia="Times New Roman" w:hAnsi="Times New Roman" w:cs="Times New Roman"/>
+          <w:color w:val="000000"/>
+          <w:sz w:val="28"/>
+          <w:szCs w:val="28"/>
+        </w:rPr>
+      </w:pPr>
+      <w:r>
+        <w:rPr>
+          <w:rFonts w:ascii="Times New Roman" w:eastAsia="Times New Roman" w:hAnsi="Times New Roman" w:cs="Times New Roman"/>
+          <w:color w:val="000000"/>
+          <w:sz w:val="28"/>
+          <w:szCs w:val="28"/>
+        </w:rPr>
+        <w:t>Описание деятельности:</w:t>
+      </w:r>
+    </w:p>
+    <w:p>
+      <w:pPr>
+        <w:keepNext/>
+        <w:keepLines/>
+        <w:pBdr>
+          <w:top w:val="nil"/>
+          <w:left w:val="nil"/>
+          <w:bottom w:val="nil"/>
+          <w:right w:val="nil"/>
+          <w:between w:val="nil"/>
+        </w:pBdr>
+        <w:spacing w:after="0" w:line="360" w:lineRule="auto"/>
+        <w:rPr>
+          <w:rFonts w:ascii="Times New Roman" w:eastAsia="Times New Roman" w:hAnsi="Times New Roman" w:cs="Times New Roman"/>
+          <w:color w:val="000000"/>
+          <w:sz w:val="28"/>
+          <w:szCs w:val="28"/>
+        </w:rPr>
+      </w:pPr>
+      <w:r>
+        <w:rPr>
+          <w:rFonts w:ascii="Times New Roman" w:eastAsia="Times New Roman" w:hAnsi="Times New Roman" w:cs="Times New Roman"/>
+          <w:color w:val="000000"/>
+          <w:sz w:val="28"/>
+          <w:szCs w:val="28"/>
+        </w:rPr>
+        <w:t>- Образовательная и научная деятельность</w:t>
+      </w:r>
+    </w:p>
+    <w:p>
+      <w:pPr>
+        <w:keepNext/>
+        <w:keepLines/>
+        <w:pBdr>
+          <w:top w:val="nil"/>
+          <w:left w:val="nil"/>
+          <w:bottom w:val="nil"/>
+          <w:right w:val="nil"/>
+          <w:between w:val="nil"/>
+        </w:pBdr>
+        <w:spacing w:after="0" w:line="360" w:lineRule="auto"/>
+        <w:rPr>
+          <w:rFonts w:ascii="Times New Roman" w:eastAsia="Times New Roman" w:hAnsi="Times New Roman" w:cs="Times New Roman"/>
+          <w:color w:val="000000"/>
+          <w:sz w:val="28"/>
+          <w:szCs w:val="28"/>
+        </w:rPr>
+      </w:pPr>
+      <w:r>
+        <w:rPr>
+          <w:rFonts w:ascii="Times New Roman" w:eastAsia="Times New Roman" w:hAnsi="Times New Roman" w:cs="Times New Roman"/>
+          <w:color w:val="000000"/>
+          <w:sz w:val="28"/>
+          <w:szCs w:val="28"/>
+        </w:rPr>
+        <w:t>- Подготовка кадров</w:t>
+      </w:r>
+    </w:p>
+    <w:p>
+      <w:pPr>
+        <w:keepNext/>
+        <w:keepLines/>
+        <w:pBdr>
+          <w:top w:val="nil"/>
+          <w:left w:val="nil"/>
+          <w:bottom w:val="nil"/>
+          <w:right w:val="nil"/>
+          <w:between w:val="nil"/>
+        </w:pBdr>
+        <w:spacing w:after="0" w:line="360" w:lineRule="auto"/>
+        <w:rPr>
+          <w:rFonts w:ascii="Times New Roman" w:eastAsia="Times New Roman" w:hAnsi="Times New Roman" w:cs="Times New Roman"/>
+          <w:color w:val="000000"/>
+          <w:sz w:val="28"/>
+          <w:szCs w:val="28"/>
+        </w:rPr>
+      </w:pPr>
+      <w:r>
+        <w:rPr>
+          <w:rFonts w:ascii="Times New Roman" w:eastAsia="Times New Roman" w:hAnsi="Times New Roman" w:cs="Times New Roman"/>
+          <w:color w:val="000000"/>
+          <w:sz w:val="28"/>
+          <w:szCs w:val="28"/>
+        </w:rPr>
+        <w:t>- Цифровая трансформация учебного процесса</w:t>
+      </w:r>
+    </w:p>
+    <w:p>
+      <w:pPr>
+        <w:keepNext/>
+        <w:keepLines/>
+        <w:pBdr>
+          <w:top w:val="nil"/>
+          <w:left w:val="nil"/>
+          <w:bottom w:val="nil"/>
+          <w:right w:val="nil"/>
+          <w:between w:val="nil"/>
+        </w:pBdr>
+        <w:spacing w:after="0" w:line="360" w:lineRule="auto"/>
+        <w:rPr>
+          <w:rFonts w:ascii="Times New Roman" w:eastAsia="Times New Roman" w:hAnsi="Times New Roman" w:cs="Times New Roman"/>
+          <w:color w:val="000000"/>
+          <w:sz w:val="28"/>
+          <w:szCs w:val="28"/>
+        </w:rPr>
+      </w:pPr>
+      <w:r>
+        <w:rPr>
+          <w:rFonts w:ascii="Times New Roman" w:eastAsia="Times New Roman" w:hAnsi="Times New Roman" w:cs="Times New Roman"/>
+          <w:color w:val="000000"/>
+          <w:sz w:val="28"/>
+          <w:szCs w:val="28"/>
+        </w:rPr>
+        <w:t>- Сопровождение IT-сервисов (личный кабинет, СДО на базе Moodle, портал университета)</w:t>
+      </w:r>
+    </w:p>
+    <w:p>
+      <w:pPr>
+        <w:keepNext/>
+        <w:keepLines/>
+        <w:pBdr>
+          <w:top w:val="nil"/>
+          <w:left w:val="nil"/>
+          <w:bottom w:val="nil"/>
+          <w:right w:val="nil"/>
+          <w:between w:val="nil"/>
+        </w:pBdr>
+        <w:spacing w:after="0" w:line="360" w:lineRule="auto"/>
+        <w:rPr>
+          <w:rFonts w:ascii="Times New Roman" w:eastAsia="Times New Roman" w:hAnsi="Times New Roman" w:cs="Times New Roman"/>
+          <w:color w:val="000000"/>
+          <w:sz w:val="28"/>
+          <w:szCs w:val="28"/>
+        </w:rPr>
+      </w:pPr>
+    </w:p>
+    <w:p>
+      <w:pPr>
+        <w:keepNext/>
+        <w:keepLines/>
+        <w:pBdr>
+          <w:top w:val="nil"/>
+          <w:left w:val="nil"/>
+          <w:bottom w:val="nil"/>
+          <w:right w:val="nil"/>
+          <w:between w:val="nil"/>
+        </w:pBdr>
+        <w:spacing w:after="0" w:line="360" w:lineRule="auto"/>
+        <w:rPr>
+          <w:rFonts w:ascii="Times New Roman" w:eastAsia="Times New Roman" w:hAnsi="Times New Roman" w:cs="Times New Roman"/>
+          <w:color w:val="FABF8F" w:themeColor="accent6" w:themeTint="99"/>
+          <w:sz w:val="28"/>
+          <w:szCs w:val="28"/>
+          <w:lang w:val="fr-FR"/>
+        </w:rPr>
+      </w:pPr>
+      <w:r>
+        <w:rPr>
+          <w:rFonts w:ascii="Times New Roman" w:eastAsia="Times New Roman" w:hAnsi="Times New Roman" w:cs="Times New Roman"/>
+          <w:color w:val="FABF8F" w:themeColor="accent6" w:themeTint="99"/>
+          <w:sz w:val="28"/>
+          <w:szCs w:val="28"/>
+        </w:rPr>
+        <w:t>3. Описание задания по проектной практике</w:t>
+      </w:r>
+    </w:p>
+    <w:p>
+      <w:pPr>
+        <w:keepNext/>
+        <w:keepLines/>
+        <w:pBdr>
+          <w:top w:val="nil"/>
+          <w:left w:val="nil"/>
+          <w:bottom w:val="nil"/>
+          <w:right w:val="nil"/>
+          <w:between w:val="nil"/>
+        </w:pBdr>
+        <w:spacing w:after="0" w:line="360" w:lineRule="auto"/>
+        <w:rPr>
+          <w:rFonts w:ascii="Times New Roman" w:eastAsia="Times New Roman" w:hAnsi="Times New Roman" w:cs="Times New Roman"/>
+          <w:color w:val="000000"/>
+          <w:sz w:val="28"/>
+          <w:szCs w:val="28"/>
+        </w:rPr>
+      </w:pPr>
+    </w:p>
+    <w:p>
+      <w:pPr>
+        <w:keepNext/>
+        <w:keepLines/>
+        <w:pBdr>
+          <w:top w:val="nil"/>
+          <w:left w:val="nil"/>
+          <w:bottom w:val="nil"/>
+          <w:right w:val="nil"/>
+          <w:between w:val="nil"/>
+        </w:pBdr>
+        <w:spacing w:after="0" w:line="360" w:lineRule="auto"/>
+        <w:rPr>
+          <w:rFonts w:ascii="Times New Roman" w:eastAsia="Times New Roman" w:hAnsi="Times New Roman" w:cs="Times New Roman"/>
+          <w:color w:val="000000"/>
+          <w:sz w:val="28"/>
+          <w:szCs w:val="28"/>
+        </w:rPr>
+      </w:pPr>
+      <w:r>
+        <w:rPr>
+          <w:rFonts w:ascii="Times New Roman" w:eastAsia="Times New Roman" w:hAnsi="Times New Roman" w:cs="Times New Roman"/>
+          <w:color w:val="000000"/>
+          <w:sz w:val="28"/>
+          <w:szCs w:val="28"/>
+        </w:rPr>
+        <w:t>Базовое задание:</w:t>
+      </w:r>
+    </w:p>
+    <w:p>
+      <w:pPr>
+        <w:keepNext/>
+        <w:keepLines/>
+        <w:pBdr>
+          <w:top w:val="nil"/>
+          <w:left w:val="nil"/>
+          <w:bottom w:val="nil"/>
+          <w:right w:val="nil"/>
+          <w:between w:val="nil"/>
+        </w:pBdr>
+        <w:spacing w:after="0" w:line="360" w:lineRule="auto"/>
+        <w:rPr>
+          <w:rFonts w:ascii="Times New Roman" w:eastAsia="Times New Roman" w:hAnsi="Times New Roman" w:cs="Times New Roman"/>
+          <w:color w:val="000000"/>
+          <w:sz w:val="28"/>
+          <w:szCs w:val="28"/>
+        </w:rPr>
+      </w:pPr>
+      <w:r>
+        <w:rPr>
+          <w:rFonts w:ascii="Times New Roman" w:eastAsia="Times New Roman" w:hAnsi="Times New Roman" w:cs="Times New Roman"/>
+          <w:color w:val="000000"/>
+          <w:sz w:val="28"/>
+          <w:szCs w:val="28"/>
+        </w:rPr>
+        <w:t>- Провести анализ текущей IT-инфраструктуры Московского Политеха</w:t>
+      </w:r>
+    </w:p>
+    <w:p>
+      <w:pPr>
+        <w:keepNext/>
+        <w:keepLines/>
+        <w:pBdr>
+          <w:top w:val="nil"/>
+          <w:left w:val="nil"/>
+          <w:bottom w:val="nil"/>
+          <w:right w:val="nil"/>
+          <w:between w:val="nil"/>
+        </w:pBdr>
+        <w:spacing w:after="0" w:line="360" w:lineRule="auto"/>
+        <w:rPr>
+          <w:rFonts w:ascii="Times New Roman" w:eastAsia="Times New Roman" w:hAnsi="Times New Roman" w:cs="Times New Roman"/>
+          <w:color w:val="000000"/>
+          <w:sz w:val="28"/>
+          <w:szCs w:val="28"/>
+        </w:rPr>
+      </w:pPr>
+      <w:r>
+        <w:rPr>
+          <w:rFonts w:ascii="Times New Roman" w:eastAsia="Times New Roman" w:hAnsi="Times New Roman" w:cs="Times New Roman"/>
+          <w:color w:val="000000"/>
+          <w:sz w:val="28"/>
+          <w:szCs w:val="28"/>
+        </w:rPr>
+        <w:t>- Выявить основные проблемы: устаревший интерфейс, разрозненность сервисов, отсутствие единого менеджера задач, неудобство СДО</w:t>
+      </w:r>
+    </w:p>
+    <w:p>
+      <w:pPr>
+        <w:keepNext/>
+        <w:keepLines/>
+        <w:pBdr>
+          <w:top w:val="nil"/>
+          <w:left w:val="nil"/>
+          <w:bottom w:val="nil"/>
+          <w:right w:val="nil"/>
+          <w:between w:val="nil"/>
+        </w:pBdr>
+        <w:spacing w:after="0" w:line="360" w:lineRule="auto"/>
+        <w:rPr>
+          <w:rFonts w:ascii="Times New Roman" w:eastAsia="Times New Roman" w:hAnsi="Times New Roman" w:cs="Times New Roman"/>
+          <w:color w:val="000000"/>
+          <w:sz w:val="28"/>
+          <w:szCs w:val="28"/>
+        </w:rPr>
+      </w:pPr>
+      <w:r>
+        <w:rPr>
+          <w:rFonts w:ascii="Times New Roman" w:eastAsia="Times New Roman" w:hAnsi="Times New Roman" w:cs="Times New Roman"/>
+          <w:color w:val="000000"/>
+          <w:sz w:val="28"/>
+          <w:szCs w:val="28"/>
+        </w:rPr>
+        <w:t>- Разработать прототип редизайна</w:t>
+      </w:r>
+    </w:p>
+    <w:p>
+      <w:pPr>
+        <w:keepNext/>
+        <w:keepLines/>
+        <w:pBdr>
+          <w:top w:val="nil"/>
+          <w:left w:val="nil"/>
+          <w:bottom w:val="nil"/>
+          <w:right w:val="nil"/>
+          <w:between w:val="nil"/>
+        </w:pBdr>
+        <w:spacing w:after="0" w:line="360" w:lineRule="auto"/>
+        <w:rPr>
+          <w:rFonts w:ascii="Times New Roman" w:eastAsia="Times New Roman" w:hAnsi="Times New Roman" w:cs="Times New Roman"/>
+          <w:color w:val="000000"/>
+          <w:sz w:val="28"/>
+          <w:szCs w:val="28"/>
+        </w:rPr>
+      </w:pPr>
+      <w:r>
+        <w:rPr>
+          <w:rFonts w:ascii="Times New Roman" w:eastAsia="Times New Roman" w:hAnsi="Times New Roman" w:cs="Times New Roman"/>
+          <w:color w:val="000000"/>
+          <w:sz w:val="28"/>
+          <w:szCs w:val="28"/>
+        </w:rPr>
+        <w:t>- Создать менеджер задач и интеграцию сервисов</w:t>
+      </w:r>
+    </w:p>
+    <w:p>
+      <w:pPr>
+        <w:keepNext/>
+        <w:keepLines/>
+        <w:pBdr>
+          <w:top w:val="nil"/>
+          <w:left w:val="nil"/>
+          <w:bottom w:val="nil"/>
+          <w:right w:val="nil"/>
+          <w:between w:val="nil"/>
+        </w:pBdr>
+        <w:spacing w:after="0" w:line="360" w:lineRule="auto"/>
+        <w:rPr>
+          <w:rFonts w:ascii="Times New Roman" w:eastAsia="Times New Roman" w:hAnsi="Times New Roman" w:cs="Times New Roman"/>
+          <w:color w:val="000000"/>
+          <w:sz w:val="28"/>
+          <w:szCs w:val="28"/>
+        </w:rPr>
+      </w:pPr>
+    </w:p>
+    <w:p>
+      <w:pPr>
+        <w:keepNext/>
+        <w:keepLines/>
+        <w:pBdr>
+          <w:top w:val="nil"/>
+          <w:left w:val="nil"/>
+          <w:bottom w:val="nil"/>
+          <w:right w:val="nil"/>
+          <w:between w:val="nil"/>
+        </w:pBdr>
+        <w:spacing w:after="0" w:line="360" w:lineRule="auto"/>
+        <w:rPr>
+          <w:rFonts w:ascii="Times New Roman" w:eastAsia="Times New Roman" w:hAnsi="Times New Roman" w:cs="Times New Roman"/>
+          <w:color w:val="000000"/>
+          <w:sz w:val="28"/>
+          <w:szCs w:val="28"/>
+        </w:rPr>
+      </w:pPr>
+      <w:r>
+        <w:rPr>
+          <w:rFonts w:ascii="Times New Roman" w:eastAsia="Times New Roman" w:hAnsi="Times New Roman" w:cs="Times New Roman"/>
+          <w:color w:val="000000"/>
+          <w:sz w:val="28"/>
+          <w:szCs w:val="28"/>
+        </w:rPr>
+        <w:t>Вариативное задание:</w:t>
+      </w:r>
+    </w:p>
+    <w:p>
+      <w:pPr>
+        <w:keepNext/>
+        <w:keepLines/>
+        <w:pBdr>
+          <w:top w:val="nil"/>
+          <w:left w:val="nil"/>
+          <w:bottom w:val="nil"/>
+          <w:right w:val="nil"/>
+          <w:between w:val="nil"/>
+        </w:pBdr>
+        <w:spacing w:after="0" w:line="360" w:lineRule="auto"/>
+        <w:rPr>
+          <w:rFonts w:ascii="Times New Roman" w:eastAsia="Times New Roman" w:hAnsi="Times New Roman" w:cs="Times New Roman"/>
+          <w:color w:val="000000"/>
+          <w:sz w:val="28"/>
+          <w:szCs w:val="28"/>
+        </w:rPr>
+      </w:pPr>
+      <w:r>
+        <w:rPr>
+          <w:rFonts w:ascii="Times New Roman" w:eastAsia="Times New Roman" w:hAnsi="Times New Roman" w:cs="Times New Roman"/>
+          <w:color w:val="000000"/>
+          <w:sz w:val="28"/>
+          <w:szCs w:val="28"/>
+        </w:rPr>
+        <w:t>- Подать заявку на включение IT-экосистемы университета в реестр отечественного ПО Минцифры РФ (при отказе — предложить альтернативное решение по импортозамещению)</w:t>
+      </w:r>
+    </w:p>
+    <w:p>
+      <w:pPr>
+        <w:keepNext/>
+        <w:keepLines/>
+        <w:pBdr>
+          <w:top w:val="nil"/>
+          <w:left w:val="nil"/>
+          <w:bottom w:val="nil"/>
+          <w:right w:val="nil"/>
+          <w:between w:val="nil"/>
+        </w:pBdr>
+        <w:spacing w:after="0" w:line="360" w:lineRule="auto"/>
+        <w:rPr>
+          <w:rFonts w:ascii="Times New Roman" w:eastAsia="Times New Roman" w:hAnsi="Times New Roman" w:cs="Times New Roman"/>
+          <w:color w:val="000000"/>
+          <w:sz w:val="28"/>
+          <w:szCs w:val="28"/>
+        </w:rPr>
+      </w:pPr>
+      <w:r>
+        <w:rPr>
+          <w:rFonts w:ascii="Times New Roman" w:eastAsia="Times New Roman" w:hAnsi="Times New Roman" w:cs="Times New Roman"/>
+          <w:color w:val="000000"/>
+          <w:sz w:val="28"/>
+          <w:szCs w:val="28"/>
+        </w:rPr>
+        <w:t>- Разработать диаграмму Ганта для управления проектом</w:t>
+      </w:r>
+    </w:p>
+    <w:p>
+      <w:pPr>
+        <w:keepNext/>
+        <w:keepLines/>
+        <w:pBdr>
+          <w:top w:val="nil"/>
+          <w:left w:val="nil"/>
+          <w:bottom w:val="nil"/>
+          <w:right w:val="nil"/>
+          <w:between w:val="nil"/>
+        </w:pBdr>
+        <w:spacing w:after="0" w:line="360" w:lineRule="auto"/>
+        <w:rPr>
+          <w:rFonts w:ascii="Times New Roman" w:eastAsia="Times New Roman" w:hAnsi="Times New Roman" w:cs="Times New Roman"/>
+          <w:color w:val="000000"/>
+          <w:sz w:val="28"/>
+          <w:szCs w:val="28"/>
+        </w:rPr>
+      </w:pPr>
+      <w:r>
+        <w:rPr>
+          <w:rFonts w:ascii="Times New Roman" w:eastAsia="Times New Roman" w:hAnsi="Times New Roman" w:cs="Times New Roman"/>
+          <w:color w:val="000000"/>
+          <w:sz w:val="28"/>
+          <w:szCs w:val="28"/>
+        </w:rPr>
+        <w:lastRenderedPageBreak/>
+        <w:t>- Оптимизировать производительность системы (база данных, скорость работы)</w:t>
+      </w:r>
+    </w:p>
+    <w:p>
+      <w:pPr>
+        <w:keepNext/>
+        <w:keepLines/>
+        <w:pBdr>
+          <w:top w:val="nil"/>
+          <w:left w:val="nil"/>
+          <w:bottom w:val="nil"/>
+          <w:right w:val="nil"/>
+          <w:between w:val="nil"/>
+        </w:pBdr>
+        <w:spacing w:after="0" w:line="360" w:lineRule="auto"/>
+        <w:rPr>
+          <w:rFonts w:ascii="Times New Roman" w:eastAsia="Times New Roman" w:hAnsi="Times New Roman" w:cs="Times New Roman"/>
+          <w:color w:val="000000"/>
+          <w:sz w:val="28"/>
+          <w:szCs w:val="28"/>
+        </w:rPr>
+      </w:pPr>
+    </w:p>
+    <w:p>
+      <w:pPr>
+        <w:keepNext/>
+        <w:keepLines/>
+        <w:pBdr>
+          <w:top w:val="nil"/>
+          <w:left w:val="nil"/>
+          <w:bottom w:val="nil"/>
+          <w:right w:val="nil"/>
+          <w:between w:val="nil"/>
+        </w:pBdr>
+        <w:spacing w:after="0" w:line="360" w:lineRule="auto"/>
+        <w:rPr>
+          <w:rFonts w:ascii="Times New Roman" w:eastAsia="Times New Roman" w:hAnsi="Times New Roman" w:cs="Times New Roman"/>
+          <w:color w:val="000000"/>
+          <w:sz w:val="28"/>
+          <w:szCs w:val="28"/>
+        </w:rPr>
+      </w:pPr>
+      <w:r>
+        <w:rPr>
+          <w:rFonts w:ascii="Times New Roman" w:eastAsia="Times New Roman" w:hAnsi="Times New Roman" w:cs="Times New Roman"/>
+          <w:color w:val="000000"/>
+          <w:sz w:val="28"/>
+          <w:szCs w:val="28"/>
+        </w:rPr>
+        <w:t>4. Описание достигнутых результатов по проектной практике</w:t>
+      </w:r>
+    </w:p>
+    <w:p>
+      <w:pPr>
+        <w:keepNext/>
+        <w:keepLines/>
+        <w:pBdr>
+          <w:top w:val="nil"/>
+          <w:left w:val="nil"/>
+          <w:bottom w:val="nil"/>
+          <w:right w:val="nil"/>
+          <w:between w:val="nil"/>
+        </w:pBdr>
+        <w:spacing w:after="0" w:line="360" w:lineRule="auto"/>
+        <w:rPr>
+          <w:rFonts w:ascii="Times New Roman" w:eastAsia="Times New Roman" w:hAnsi="Times New Roman" w:cs="Times New Roman"/>
+          <w:color w:val="000000"/>
+          <w:sz w:val="28"/>
+          <w:szCs w:val="28"/>
+        </w:rPr>
+      </w:pPr>
+    </w:p>
+    <w:p>
+      <w:pPr>
+        <w:keepNext/>
+        <w:keepLines/>
+        <w:pBdr>
+          <w:top w:val="nil"/>
+          <w:left w:val="nil"/>
+          <w:bottom w:val="nil"/>
+          <w:right w:val="nil"/>
+          <w:between w:val="nil"/>
+        </w:pBdr>
+        <w:spacing w:after="0" w:line="360" w:lineRule="auto"/>
+        <w:rPr>
+          <w:rFonts w:ascii="Times New Roman" w:eastAsia="Times New Roman" w:hAnsi="Times New Roman" w:cs="Times New Roman"/>
+          <w:color w:val="000000"/>
+          <w:sz w:val="28"/>
+          <w:szCs w:val="28"/>
+        </w:rPr>
+      </w:pPr>
+      <w:r>
+        <w:rPr>
+          <w:rFonts w:ascii="Times New Roman" w:eastAsia="Times New Roman" w:hAnsi="Times New Roman" w:cs="Times New Roman"/>
+          <w:color w:val="000000"/>
+          <w:sz w:val="28"/>
+          <w:szCs w:val="28"/>
+        </w:rPr>
+        <w:t>Базовое задание:</w:t>
+      </w:r>
+    </w:p>
+    <w:p>
+      <w:pPr>
+        <w:keepNext/>
+        <w:keepLines/>
+        <w:pBdr>
+          <w:top w:val="nil"/>
+          <w:left w:val="nil"/>
+          <w:bottom w:val="nil"/>
+          <w:right w:val="nil"/>
+          <w:between w:val="nil"/>
+        </w:pBdr>
+        <w:spacing w:after="0" w:line="360" w:lineRule="auto"/>
+        <w:rPr>
+          <w:rFonts w:ascii="Times New Roman" w:eastAsia="Times New Roman" w:hAnsi="Times New Roman" w:cs="Times New Roman"/>
+          <w:color w:val="000000"/>
+          <w:sz w:val="28"/>
+          <w:szCs w:val="28"/>
+        </w:rPr>
+      </w:pPr>
+      <w:r>
+        <w:rPr>
+          <w:rFonts w:ascii="Times New Roman" w:eastAsia="Times New Roman" w:hAnsi="Times New Roman" w:cs="Times New Roman"/>
+          <w:color w:val="000000"/>
+          <w:sz w:val="28"/>
+          <w:szCs w:val="28"/>
+        </w:rPr>
+        <w:t>- Проведён аудит текущих IT-сервисов университета</w:t>
+      </w:r>
+    </w:p>
+    <w:p>
+      <w:pPr>
+        <w:keepNext/>
+        <w:keepLines/>
+        <w:pBdr>
+          <w:top w:val="nil"/>
+          <w:left w:val="nil"/>
+          <w:bottom w:val="nil"/>
+          <w:right w:val="nil"/>
+          <w:between w:val="nil"/>
+        </w:pBdr>
+        <w:spacing w:after="0" w:line="360" w:lineRule="auto"/>
+        <w:rPr>
+          <w:rFonts w:ascii="Times New Roman" w:eastAsia="Times New Roman" w:hAnsi="Times New Roman" w:cs="Times New Roman"/>
+          <w:color w:val="000000"/>
+          <w:sz w:val="28"/>
+          <w:szCs w:val="28"/>
+        </w:rPr>
+      </w:pPr>
+      <w:r>
+        <w:rPr>
+          <w:rFonts w:ascii="Times New Roman" w:eastAsia="Times New Roman" w:hAnsi="Times New Roman" w:cs="Times New Roman"/>
+          <w:color w:val="000000"/>
+          <w:sz w:val="28"/>
+          <w:szCs w:val="28"/>
+        </w:rPr>
+        <w:t>- Выявлены ключевые проблемы (устаревший ЛК, разрозненность, отсутствие менеджера задач)</w:t>
+      </w:r>
+    </w:p>
+    <w:p>
+      <w:pPr>
+        <w:keepNext/>
+        <w:keepLines/>
+        <w:pBdr>
+          <w:top w:val="nil"/>
+          <w:left w:val="nil"/>
+          <w:bottom w:val="nil"/>
+          <w:right w:val="nil"/>
+          <w:between w:val="nil"/>
+        </w:pBdr>
+        <w:spacing w:after="0" w:line="360" w:lineRule="auto"/>
+        <w:rPr>
+          <w:rFonts w:ascii="Times New Roman" w:eastAsia="Times New Roman" w:hAnsi="Times New Roman" w:cs="Times New Roman"/>
+          <w:color w:val="000000"/>
+          <w:sz w:val="28"/>
+          <w:szCs w:val="28"/>
+        </w:rPr>
+      </w:pPr>
+      <w:r>
+        <w:rPr>
+          <w:rFonts w:ascii="Times New Roman" w:eastAsia="Times New Roman" w:hAnsi="Times New Roman" w:cs="Times New Roman"/>
+          <w:color w:val="000000"/>
+          <w:sz w:val="28"/>
+          <w:szCs w:val="28"/>
+        </w:rPr>
+        <w:t>- Создан прототип редизайна личного кабинета</w:t>
+      </w:r>
+    </w:p>
+    <w:p>
+      <w:pPr>
+        <w:keepNext/>
+        <w:keepLines/>
+        <w:pBdr>
+          <w:top w:val="nil"/>
+          <w:left w:val="nil"/>
+          <w:bottom w:val="nil"/>
+          <w:right w:val="nil"/>
+          <w:between w:val="nil"/>
+        </w:pBdr>
+        <w:spacing w:after="0" w:line="360" w:lineRule="auto"/>
+        <w:rPr>
+          <w:rFonts w:ascii="Times New Roman" w:eastAsia="Times New Roman" w:hAnsi="Times New Roman" w:cs="Times New Roman"/>
+          <w:color w:val="000000"/>
+          <w:sz w:val="28"/>
+          <w:szCs w:val="28"/>
+        </w:rPr>
+      </w:pPr>
+      <w:r>
+        <w:rPr>
+          <w:rFonts w:ascii="Times New Roman" w:eastAsia="Times New Roman" w:hAnsi="Times New Roman" w:cs="Times New Roman"/>
+          <w:color w:val="000000"/>
+          <w:sz w:val="28"/>
+          <w:szCs w:val="28"/>
+        </w:rPr>
+        <w:t>- Разработан менеджер задач (консольная версия на Python с пошаговой логикой)</w:t>
+      </w:r>
+    </w:p>
+    <w:p>
+      <w:pPr>
+        <w:keepNext/>
+        <w:keepLines/>
+        <w:pBdr>
+          <w:top w:val="nil"/>
+          <w:left w:val="nil"/>
+          <w:bottom w:val="nil"/>
+          <w:right w:val="nil"/>
+          <w:between w:val="nil"/>
+        </w:pBdr>
+        <w:spacing w:after="0" w:line="360" w:lineRule="auto"/>
+        <w:rPr>
+          <w:rFonts w:ascii="Times New Roman" w:eastAsia="Times New Roman" w:hAnsi="Times New Roman" w:cs="Times New Roman"/>
+          <w:color w:val="000000"/>
+          <w:sz w:val="28"/>
+          <w:szCs w:val="28"/>
+        </w:rPr>
+      </w:pPr>
+      <w:r>
+        <w:rPr>
+          <w:rFonts w:ascii="Times New Roman" w:eastAsia="Times New Roman" w:hAnsi="Times New Roman" w:cs="Times New Roman"/>
+          <w:color w:val="000000"/>
+          <w:sz w:val="28"/>
+          <w:szCs w:val="28"/>
+        </w:rPr>
+        <w:t>- Обеспечена интеграция ЛК и СДО в единую структуру</w:t>
+      </w:r>
+    </w:p>
+    <w:p>
+      <w:pPr>
+        <w:keepNext/>
+        <w:keepLines/>
+        <w:pBdr>
+          <w:top w:val="nil"/>
+          <w:left w:val="nil"/>
+          <w:bottom w:val="nil"/>
+          <w:right w:val="nil"/>
+          <w:between w:val="nil"/>
+        </w:pBdr>
+        <w:spacing w:after="0" w:line="360" w:lineRule="auto"/>
+        <w:rPr>
+          <w:rFonts w:ascii="Times New Roman" w:eastAsia="Times New Roman" w:hAnsi="Times New Roman" w:cs="Times New Roman"/>
+          <w:color w:val="000000"/>
+          <w:sz w:val="28"/>
+          <w:szCs w:val="28"/>
+        </w:rPr>
+      </w:pPr>
+      <w:r>
+        <w:rPr>
+          <w:rFonts w:ascii="Times New Roman" w:eastAsia="Times New Roman" w:hAnsi="Times New Roman" w:cs="Times New Roman"/>
+          <w:color w:val="000000"/>
+          <w:sz w:val="28"/>
+          <w:szCs w:val="28"/>
+        </w:rPr>
+        <w:t>- Обновлена база данных и улучшена совместимость сервисов</w:t>
+      </w:r>
+    </w:p>
+    <w:p>
+      <w:pPr>
+        <w:keepNext/>
+        <w:keepLines/>
+        <w:pBdr>
+          <w:top w:val="nil"/>
+          <w:left w:val="nil"/>
+          <w:bottom w:val="nil"/>
+          <w:right w:val="nil"/>
+          <w:between w:val="nil"/>
+        </w:pBdr>
+        <w:spacing w:after="0" w:line="360" w:lineRule="auto"/>
+        <w:rPr>
+          <w:rFonts w:ascii="Times New Roman" w:eastAsia="Times New Roman" w:hAnsi="Times New Roman" w:cs="Times New Roman"/>
+          <w:color w:val="000000"/>
+          <w:sz w:val="28"/>
+          <w:szCs w:val="28"/>
+        </w:rPr>
+      </w:pPr>
+    </w:p>
+    <w:p>
+      <w:pPr>
+        <w:keepNext/>
+        <w:keepLines/>
+        <w:pBdr>
+          <w:top w:val="nil"/>
+          <w:left w:val="nil"/>
+          <w:bottom w:val="nil"/>
+          <w:right w:val="nil"/>
+          <w:between w:val="nil"/>
+        </w:pBdr>
+        <w:spacing w:after="0" w:line="360" w:lineRule="auto"/>
+        <w:rPr>
+          <w:rFonts w:ascii="Times New Roman" w:eastAsia="Times New Roman" w:hAnsi="Times New Roman" w:cs="Times New Roman"/>
+          <w:color w:val="000000"/>
+          <w:sz w:val="28"/>
+          <w:szCs w:val="28"/>
+        </w:rPr>
+      </w:pPr>
+      <w:r>
+        <w:rPr>
+          <w:rFonts w:ascii="Times New Roman" w:eastAsia="Times New Roman" w:hAnsi="Times New Roman" w:cs="Times New Roman"/>
+          <w:color w:val="000000"/>
+          <w:sz w:val="28"/>
+          <w:szCs w:val="28"/>
+        </w:rPr>
+        <w:t>Вариативное задание:</w:t>
+      </w:r>
+    </w:p>
+    <w:p>
+      <w:pPr>
+        <w:keepNext/>
+        <w:keepLines/>
+        <w:pBdr>
+          <w:top w:val="nil"/>
+          <w:left w:val="nil"/>
+          <w:bottom w:val="nil"/>
+          <w:right w:val="nil"/>
+          <w:between w:val="nil"/>
+        </w:pBdr>
+        <w:spacing w:after="0" w:line="360" w:lineRule="auto"/>
+        <w:rPr>
+          <w:rFonts w:ascii="Times New Roman" w:eastAsia="Times New Roman" w:hAnsi="Times New Roman" w:cs="Times New Roman"/>
+          <w:color w:val="000000"/>
+          <w:sz w:val="28"/>
+          <w:szCs w:val="28"/>
+        </w:rPr>
+      </w:pPr>
+      <w:r>
+        <w:rPr>
+          <w:rFonts w:ascii="Times New Roman" w:eastAsia="Times New Roman" w:hAnsi="Times New Roman" w:cs="Times New Roman"/>
+          <w:color w:val="000000"/>
+          <w:sz w:val="28"/>
+          <w:szCs w:val="28"/>
+        </w:rPr>
+        <w:t>- Подготовлена заявка для реестра Минцифры (получен отказ, так как Moodle не является отечественным ПО)</w:t>
+      </w:r>
+    </w:p>
+    <w:p>
+      <w:pPr>
+        <w:keepNext/>
+        <w:keepLines/>
+        <w:pBdr>
+          <w:top w:val="nil"/>
+          <w:left w:val="nil"/>
+          <w:bottom w:val="nil"/>
+          <w:right w:val="nil"/>
+          <w:between w:val="nil"/>
+        </w:pBdr>
+        <w:spacing w:after="0" w:line="360" w:lineRule="auto"/>
+        <w:rPr>
+          <w:rFonts w:ascii="Times New Roman" w:eastAsia="Times New Roman" w:hAnsi="Times New Roman" w:cs="Times New Roman"/>
+          <w:color w:val="000000"/>
+          <w:sz w:val="28"/>
+          <w:szCs w:val="28"/>
+        </w:rPr>
+      </w:pPr>
+      <w:r>
+        <w:rPr>
+          <w:rFonts w:ascii="Times New Roman" w:eastAsia="Times New Roman" w:hAnsi="Times New Roman" w:cs="Times New Roman"/>
+          <w:color w:val="000000"/>
+          <w:sz w:val="28"/>
+          <w:szCs w:val="28"/>
+        </w:rPr>
+        <w:t>- Предложено продуктовое решение для импортозамещения: переход на разработанный менеджер задач и редизайн платформы</w:t>
+      </w:r>
+    </w:p>
+    <w:p>
+      <w:pPr>
+        <w:keepNext/>
+        <w:keepLines/>
+        <w:pBdr>
+          <w:top w:val="nil"/>
+          <w:left w:val="nil"/>
+          <w:bottom w:val="nil"/>
+          <w:right w:val="nil"/>
+          <w:between w:val="nil"/>
+        </w:pBdr>
+        <w:spacing w:after="0" w:line="360" w:lineRule="auto"/>
+        <w:rPr>
+          <w:rFonts w:ascii="Times New Roman" w:eastAsia="Times New Roman" w:hAnsi="Times New Roman" w:cs="Times New Roman"/>
+          <w:color w:val="000000"/>
+          <w:sz w:val="28"/>
+          <w:szCs w:val="28"/>
+        </w:rPr>
+      </w:pPr>
+      <w:r>
+        <w:rPr>
+          <w:rFonts w:ascii="Times New Roman" w:eastAsia="Times New Roman" w:hAnsi="Times New Roman" w:cs="Times New Roman"/>
+          <w:color w:val="000000"/>
+          <w:sz w:val="28"/>
+          <w:szCs w:val="28"/>
+        </w:rPr>
+        <w:t>- Создана диаграмма Ганта проекта (дорожная карта)</w:t>
+      </w:r>
+    </w:p>
+    <w:p>
+      <w:pPr>
+        <w:keepNext/>
+        <w:keepLines/>
+        <w:pBdr>
+          <w:top w:val="nil"/>
+          <w:left w:val="nil"/>
+          <w:bottom w:val="nil"/>
+          <w:right w:val="nil"/>
+          <w:between w:val="nil"/>
+        </w:pBdr>
+        <w:spacing w:after="0" w:line="360" w:lineRule="auto"/>
+        <w:rPr>
+          <w:rFonts w:ascii="Times New Roman" w:eastAsia="Times New Roman" w:hAnsi="Times New Roman" w:cs="Times New Roman"/>
+          <w:color w:val="000000"/>
+          <w:sz w:val="28"/>
+          <w:szCs w:val="28"/>
+        </w:rPr>
+      </w:pPr>
+      <w:r>
+        <w:rPr>
+          <w:rFonts w:ascii="Times New Roman" w:eastAsia="Times New Roman" w:hAnsi="Times New Roman" w:cs="Times New Roman"/>
+          <w:color w:val="000000"/>
+          <w:sz w:val="28"/>
+          <w:szCs w:val="28"/>
+        </w:rPr>
+        <w:t>- Оптимизирована нагрузка на сервер и ускорена работа интерфейса</w:t>
+      </w:r>
+    </w:p>
+    <w:p>
+      <w:pPr>
+        <w:keepNext/>
+        <w:keepLines/>
+        <w:pBdr>
+          <w:top w:val="nil"/>
+          <w:left w:val="nil"/>
+          <w:bottom w:val="nil"/>
+          <w:right w:val="nil"/>
+          <w:between w:val="nil"/>
+        </w:pBdr>
+        <w:spacing w:after="0" w:line="360" w:lineRule="auto"/>
+        <w:rPr>
+          <w:rFonts w:ascii="Times New Roman" w:eastAsia="Times New Roman" w:hAnsi="Times New Roman" w:cs="Times New Roman"/>
+          <w:color w:val="000000"/>
+          <w:sz w:val="28"/>
+          <w:szCs w:val="28"/>
+        </w:rPr>
+      </w:pPr>
+    </w:p>
+    <w:p>
+      <w:pPr>
+        <w:keepNext/>
+        <w:keepLines/>
+        <w:pBdr>
+          <w:top w:val="nil"/>
+          <w:left w:val="nil"/>
+          <w:bottom w:val="nil"/>
+          <w:right w:val="nil"/>
+          <w:between w:val="nil"/>
+        </w:pBdr>
+        <w:spacing w:after="0" w:line="360" w:lineRule="auto"/>
+        <w:rPr>
+          <w:rFonts w:ascii="Times New Roman" w:eastAsia="Times New Roman" w:hAnsi="Times New Roman" w:cs="Times New Roman"/>
+          <w:color w:val="FF0000"/>
+          <w:sz w:val="36"/>
+          <w:szCs w:val="36"/>
+        </w:rPr>
+      </w:pPr>
+      <w:r>
+        <w:rPr>
+          <w:rFonts w:ascii="Times New Roman" w:eastAsia="Times New Roman" w:hAnsi="Times New Roman" w:cs="Times New Roman"/>
+          <w:color w:val="FF0000"/>
+          <w:sz w:val="36"/>
+          <w:szCs w:val="36"/>
+          <w:lang w:val="fr-FR"/>
+        </w:rPr>
+        <w:t>2.</w:t>
+      </w:r>
+      <w:r>
+        <w:rPr>
+          <w:rFonts w:ascii="Times New Roman" w:eastAsia="Times New Roman" w:hAnsi="Times New Roman" w:cs="Times New Roman"/>
+          <w:color w:val="FF0000"/>
+          <w:sz w:val="36"/>
+          <w:szCs w:val="36"/>
+        </w:rPr>
+        <w:t>ЗАКЛЮЧЕНИЕ</w:t>
+      </w:r>
+    </w:p>
+    <w:p>
+      <w:pPr>
+        <w:keepNext/>
+        <w:keepLines/>
+        <w:pBdr>
+          <w:top w:val="nil"/>
+          <w:left w:val="nil"/>
+          <w:bottom w:val="nil"/>
+          <w:right w:val="nil"/>
+          <w:between w:val="nil"/>
+        </w:pBdr>
+        <w:spacing w:after="0" w:line="360" w:lineRule="auto"/>
+        <w:rPr>
+          <w:rFonts w:ascii="Times New Roman" w:eastAsia="Times New Roman" w:hAnsi="Times New Roman" w:cs="Times New Roman"/>
+          <w:color w:val="000000"/>
+          <w:sz w:val="28"/>
+          <w:szCs w:val="28"/>
+        </w:rPr>
+      </w:pPr>
+    </w:p>
+    <w:p>
+      <w:pPr>
+        <w:keepNext/>
+        <w:keepLines/>
+        <w:pBdr>
+          <w:top w:val="nil"/>
+          <w:left w:val="nil"/>
+          <w:bottom w:val="nil"/>
+          <w:right w:val="nil"/>
+          <w:between w:val="nil"/>
+        </w:pBdr>
+        <w:spacing w:after="0" w:line="360" w:lineRule="auto"/>
+        <w:rPr>
+          <w:rFonts w:ascii="Times New Roman" w:eastAsia="Times New Roman" w:hAnsi="Times New Roman" w:cs="Times New Roman"/>
+          <w:color w:val="000000"/>
+          <w:sz w:val="28"/>
+          <w:szCs w:val="28"/>
+        </w:rPr>
+      </w:pPr>
+      <w:r>
+        <w:rPr>
+          <w:rFonts w:ascii="Times New Roman" w:eastAsia="Times New Roman" w:hAnsi="Times New Roman" w:cs="Times New Roman"/>
+          <w:color w:val="000000"/>
+          <w:sz w:val="28"/>
+          <w:szCs w:val="28"/>
+        </w:rPr>
+        <w:t>Выводы о проделанной работе:</w:t>
+      </w:r>
+    </w:p>
+    <w:p>
+      <w:pPr>
+        <w:keepNext/>
+        <w:keepLines/>
+        <w:pBdr>
+          <w:top w:val="nil"/>
+          <w:left w:val="nil"/>
+          <w:bottom w:val="nil"/>
+          <w:right w:val="nil"/>
+          <w:between w:val="nil"/>
+        </w:pBdr>
+        <w:spacing w:after="0" w:line="360" w:lineRule="auto"/>
+        <w:rPr>
+          <w:rFonts w:ascii="Times New Roman" w:eastAsia="Times New Roman" w:hAnsi="Times New Roman" w:cs="Times New Roman"/>
+          <w:color w:val="000000"/>
+          <w:sz w:val="28"/>
+          <w:szCs w:val="28"/>
+        </w:rPr>
+      </w:pPr>
+      <w:r>
+        <w:rPr>
+          <w:rFonts w:ascii="Times New Roman" w:eastAsia="Times New Roman" w:hAnsi="Times New Roman" w:cs="Times New Roman"/>
+          <w:color w:val="000000"/>
+          <w:sz w:val="28"/>
+          <w:szCs w:val="28"/>
+        </w:rPr>
+        <w:t>- Проект полностью выполнил поставленные цели: разработан менеджер задач, проведён редизайн IT-инфраструктуры, предложены решения по импортозамещению.</w:t>
+      </w:r>
+    </w:p>
+    <w:p>
+      <w:pPr>
+        <w:keepNext/>
+        <w:keepLines/>
+        <w:pBdr>
+          <w:top w:val="nil"/>
+          <w:left w:val="nil"/>
+          <w:bottom w:val="nil"/>
+          <w:right w:val="nil"/>
+          <w:between w:val="nil"/>
+        </w:pBdr>
+        <w:spacing w:after="0" w:line="360" w:lineRule="auto"/>
+        <w:rPr>
+          <w:rFonts w:ascii="Times New Roman" w:eastAsia="Times New Roman" w:hAnsi="Times New Roman" w:cs="Times New Roman"/>
+          <w:color w:val="000000"/>
+          <w:sz w:val="28"/>
+          <w:szCs w:val="28"/>
+        </w:rPr>
+      </w:pPr>
+      <w:r>
+        <w:rPr>
+          <w:rFonts w:ascii="Times New Roman" w:eastAsia="Times New Roman" w:hAnsi="Times New Roman" w:cs="Times New Roman"/>
+          <w:color w:val="000000"/>
+          <w:sz w:val="28"/>
+          <w:szCs w:val="28"/>
+        </w:rPr>
+        <w:t>- Созданная система решает проблемы устаревшего интерфейса, разрозненности сервисов и отсутствия удобного планирования задач.</w:t>
+      </w:r>
+    </w:p>
+    <w:p>
+      <w:pPr>
+        <w:keepNext/>
+        <w:keepLines/>
+        <w:pBdr>
+          <w:top w:val="nil"/>
+          <w:left w:val="nil"/>
+          <w:bottom w:val="nil"/>
+          <w:right w:val="nil"/>
+          <w:between w:val="nil"/>
+        </w:pBdr>
+        <w:spacing w:after="0" w:line="360" w:lineRule="auto"/>
+        <w:rPr>
+          <w:rFonts w:ascii="Times New Roman" w:eastAsia="Times New Roman" w:hAnsi="Times New Roman" w:cs="Times New Roman"/>
+          <w:color w:val="000000"/>
+          <w:sz w:val="28"/>
+          <w:szCs w:val="28"/>
+        </w:rPr>
+      </w:pPr>
+      <w:r>
+        <w:rPr>
+          <w:rFonts w:ascii="Times New Roman" w:eastAsia="Times New Roman" w:hAnsi="Times New Roman" w:cs="Times New Roman"/>
+          <w:color w:val="000000"/>
+          <w:sz w:val="28"/>
+          <w:szCs w:val="28"/>
+        </w:rPr>
+        <w:lastRenderedPageBreak/>
+        <w:t>- Проект имеет высокую ценность для заказчика (Московского Политеха): улучшение пользовательского опыта, соответствие требованиям Минцифры, возможность масштабирования.</w:t>
+      </w:r>
+    </w:p>
+    <w:p>
+      <w:pPr>
+        <w:keepNext/>
+        <w:keepLines/>
+        <w:pBdr>
+          <w:top w:val="nil"/>
+          <w:left w:val="nil"/>
+          <w:bottom w:val="nil"/>
+          <w:right w:val="nil"/>
+          <w:between w:val="nil"/>
+        </w:pBdr>
+        <w:spacing w:after="0" w:line="360" w:lineRule="auto"/>
+        <w:rPr>
+          <w:rFonts w:ascii="Times New Roman" w:eastAsia="Times New Roman" w:hAnsi="Times New Roman" w:cs="Times New Roman"/>
+          <w:color w:val="000000"/>
+          <w:sz w:val="28"/>
+          <w:szCs w:val="28"/>
+        </w:rPr>
+      </w:pPr>
+    </w:p>
+    <w:p>
+      <w:pPr>
+        <w:keepNext/>
+        <w:keepLines/>
+        <w:pBdr>
+          <w:top w:val="nil"/>
+          <w:left w:val="nil"/>
+          <w:bottom w:val="nil"/>
+          <w:right w:val="nil"/>
+          <w:between w:val="nil"/>
+        </w:pBdr>
+        <w:spacing w:after="0" w:line="360" w:lineRule="auto"/>
+        <w:rPr>
+          <w:rFonts w:ascii="Times New Roman" w:eastAsia="Times New Roman" w:hAnsi="Times New Roman" w:cs="Times New Roman"/>
+          <w:color w:val="000000"/>
+          <w:sz w:val="28"/>
+          <w:szCs w:val="28"/>
+        </w:rPr>
+      </w:pPr>
+      <w:r>
+        <w:rPr>
+          <w:rFonts w:ascii="Times New Roman" w:eastAsia="Times New Roman" w:hAnsi="Times New Roman" w:cs="Times New Roman"/>
+          <w:color w:val="000000"/>
+          <w:sz w:val="28"/>
+          <w:szCs w:val="28"/>
+        </w:rPr>
+        <w:t>Оценка ценности по заданиям:</w:t>
+      </w:r>
+    </w:p>
+    <w:p>
+      <w:pPr>
+        <w:keepNext/>
+        <w:keepLines/>
+        <w:pBdr>
+          <w:top w:val="nil"/>
+          <w:left w:val="nil"/>
+          <w:bottom w:val="nil"/>
+          <w:right w:val="nil"/>
+          <w:between w:val="nil"/>
+        </w:pBdr>
+        <w:spacing w:after="0" w:line="360" w:lineRule="auto"/>
+        <w:rPr>
+          <w:rFonts w:ascii="Times New Roman" w:eastAsia="Times New Roman" w:hAnsi="Times New Roman" w:cs="Times New Roman"/>
+          <w:color w:val="000000"/>
+          <w:sz w:val="28"/>
+          <w:szCs w:val="28"/>
+        </w:rPr>
+      </w:pPr>
+      <w:r>
+        <w:rPr>
+          <w:rFonts w:ascii="Times New Roman" w:eastAsia="Times New Roman" w:hAnsi="Times New Roman" w:cs="Times New Roman"/>
+          <w:color w:val="000000"/>
+          <w:sz w:val="28"/>
+          <w:szCs w:val="28"/>
+        </w:rPr>
+        <w:t>- Базовое задание: полностью выполнено, получен работающий прототип и документация.</w:t>
+      </w:r>
+    </w:p>
+    <w:p>
+      <w:pPr>
+        <w:keepNext/>
+        <w:keepLines/>
+        <w:pBdr>
+          <w:top w:val="nil"/>
+          <w:left w:val="nil"/>
+          <w:bottom w:val="nil"/>
+          <w:right w:val="nil"/>
+          <w:between w:val="nil"/>
+        </w:pBdr>
+        <w:spacing w:after="0" w:line="360" w:lineRule="auto"/>
+        <w:rPr>
+          <w:rFonts w:ascii="Times New Roman" w:eastAsia="Times New Roman" w:hAnsi="Times New Roman" w:cs="Times New Roman"/>
+          <w:color w:val="000000"/>
+          <w:sz w:val="28"/>
+          <w:szCs w:val="28"/>
+        </w:rPr>
+      </w:pPr>
+      <w:r>
+        <w:rPr>
+          <w:rFonts w:ascii="Times New Roman" w:eastAsia="Times New Roman" w:hAnsi="Times New Roman" w:cs="Times New Roman"/>
+          <w:color w:val="000000"/>
+          <w:sz w:val="28"/>
+          <w:szCs w:val="28"/>
+        </w:rPr>
+        <w:t>- Вариативное задание: выполнено с получением практического опыта взаимодействия с реестром ПО и разработкой альтернатив.</w:t>
+      </w:r>
+    </w:p>
+    <w:p>
+      <w:pPr>
+        <w:keepNext/>
+        <w:keepLines/>
+        <w:pBdr>
+          <w:top w:val="nil"/>
+          <w:left w:val="nil"/>
+          <w:bottom w:val="nil"/>
+          <w:right w:val="nil"/>
+          <w:between w:val="nil"/>
+        </w:pBdr>
+        <w:spacing w:after="0" w:line="360" w:lineRule="auto"/>
+        <w:rPr>
+          <w:rFonts w:ascii="Times New Roman" w:eastAsia="Times New Roman" w:hAnsi="Times New Roman" w:cs="Times New Roman"/>
+          <w:color w:val="000000"/>
+          <w:sz w:val="28"/>
+          <w:szCs w:val="28"/>
+        </w:rPr>
+      </w:pPr>
+    </w:p>
+    <w:p>
+      <w:pPr>
+        <w:keepNext/>
+        <w:keepLines/>
+        <w:pBdr>
+          <w:top w:val="nil"/>
+          <w:left w:val="nil"/>
+          <w:bottom w:val="nil"/>
+          <w:right w:val="nil"/>
+          <w:between w:val="nil"/>
+        </w:pBdr>
+        <w:spacing w:after="0" w:line="360" w:lineRule="auto"/>
+        <w:rPr>
+          <w:rFonts w:ascii="Times New Roman" w:eastAsia="Times New Roman" w:hAnsi="Times New Roman" w:cs="Times New Roman"/>
+          <w:color w:val="FF0000"/>
+          <w:sz w:val="36"/>
+          <w:szCs w:val="36"/>
+        </w:rPr>
+      </w:pPr>
+      <w:r>
+        <w:rPr>
+          <w:rFonts w:ascii="Times New Roman" w:eastAsia="Times New Roman" w:hAnsi="Times New Roman" w:cs="Times New Roman"/>
+          <w:color w:val="FF0000"/>
+          <w:sz w:val="36"/>
+          <w:szCs w:val="36"/>
+          <w:lang w:val="fr-FR"/>
+        </w:rPr>
+        <w:t>3.</w:t>
+      </w:r>
+      <w:r>
+        <w:rPr>
+          <w:rFonts w:ascii="Times New Roman" w:eastAsia="Times New Roman" w:hAnsi="Times New Roman" w:cs="Times New Roman"/>
+          <w:color w:val="FF0000"/>
+          <w:sz w:val="36"/>
+          <w:szCs w:val="36"/>
         </w:rPr>
         <w:t>СПИСОК ИСПОЛЬЗОВАННОЙ ЛИТЕРАТУРЫ</w:t>
       </w:r>
@@ -1130,54 +3501,684 @@
           <w:szCs w:val="28"/>
         </w:rPr>
       </w:pPr>
-      <w:r>
-        <w:rPr>
-          <w:rFonts w:ascii="Times New Roman" w:eastAsia="Times New Roman" w:hAnsi="Times New Roman" w:cs="Times New Roman"/>
-          <w:color w:val="000000"/>
-          <w:sz w:val="28"/>
-          <w:szCs w:val="28"/>
+    </w:p>
+    <w:p>
+      <w:pPr>
+        <w:keepNext/>
+        <w:keepLines/>
+        <w:pBdr>
+          <w:top w:val="nil"/>
+          <w:left w:val="nil"/>
+          <w:bottom w:val="nil"/>
+          <w:right w:val="nil"/>
+          <w:between w:val="nil"/>
+        </w:pBdr>
+        <w:spacing w:after="0" w:line="360" w:lineRule="auto"/>
+        <w:rPr>
+          <w:rFonts w:ascii="Times New Roman" w:eastAsia="Times New Roman" w:hAnsi="Times New Roman" w:cs="Times New Roman"/>
+          <w:color w:val="000000"/>
+          <w:sz w:val="28"/>
+          <w:szCs w:val="28"/>
+          <w:lang w:val="fr-FR"/>
+        </w:rPr>
+      </w:pPr>
+      <w:r>
+        <w:rPr>
+          <w:rFonts w:ascii="Times New Roman" w:eastAsia="Times New Roman" w:hAnsi="Times New Roman" w:cs="Times New Roman"/>
+          <w:color w:val="000000"/>
+          <w:sz w:val="28"/>
+          <w:szCs w:val="28"/>
+        </w:rPr>
+        <w:t xml:space="preserve">1. Документация по Markdown — GitHub Flavored Markdown (GFM). </w:t>
+      </w:r>
+      <w:r>
+        <w:rPr>
+          <w:rFonts w:ascii="Times New Roman" w:eastAsia="Times New Roman" w:hAnsi="Times New Roman" w:cs="Times New Roman"/>
+          <w:color w:val="000000"/>
+          <w:sz w:val="28"/>
+          <w:szCs w:val="28"/>
+          <w:lang w:val="fr-FR"/>
+        </w:rPr>
+        <w:t>URL: https://github.github.com/gfm/</w:t>
+      </w:r>
+    </w:p>
+    <w:p>
+      <w:pPr>
+        <w:keepNext/>
+        <w:keepLines/>
+        <w:pBdr>
+          <w:top w:val="nil"/>
+          <w:left w:val="nil"/>
+          <w:bottom w:val="nil"/>
+          <w:right w:val="nil"/>
+          <w:between w:val="nil"/>
+        </w:pBdr>
+        <w:spacing w:after="0" w:line="360" w:lineRule="auto"/>
+        <w:rPr>
+          <w:rFonts w:ascii="Times New Roman" w:eastAsia="Times New Roman" w:hAnsi="Times New Roman" w:cs="Times New Roman"/>
+          <w:color w:val="000000"/>
+          <w:sz w:val="28"/>
+          <w:szCs w:val="28"/>
+        </w:rPr>
+      </w:pPr>
+      <w:r>
+        <w:rPr>
+          <w:rFonts w:ascii="Times New Roman" w:eastAsia="Times New Roman" w:hAnsi="Times New Roman" w:cs="Times New Roman"/>
+          <w:color w:val="000000"/>
+          <w:sz w:val="28"/>
+          <w:szCs w:val="28"/>
+        </w:rPr>
+        <w:t>2. Официальная документация Python 3. URL: https://docs.python.org/3/</w:t>
+      </w:r>
+    </w:p>
+    <w:p>
+      <w:pPr>
+        <w:keepNext/>
+        <w:keepLines/>
+        <w:pBdr>
+          <w:top w:val="nil"/>
+          <w:left w:val="nil"/>
+          <w:bottom w:val="nil"/>
+          <w:right w:val="nil"/>
+          <w:between w:val="nil"/>
+        </w:pBdr>
+        <w:spacing w:after="0" w:line="360" w:lineRule="auto"/>
+        <w:rPr>
+          <w:rFonts w:ascii="Times New Roman" w:eastAsia="Times New Roman" w:hAnsi="Times New Roman" w:cs="Times New Roman"/>
+          <w:color w:val="000000"/>
+          <w:sz w:val="28"/>
+          <w:szCs w:val="28"/>
+          <w:lang w:val="fr-FR"/>
+        </w:rPr>
+      </w:pPr>
+      <w:r>
+        <w:rPr>
+          <w:rFonts w:ascii="Times New Roman" w:eastAsia="Times New Roman" w:hAnsi="Times New Roman" w:cs="Times New Roman"/>
+          <w:color w:val="000000"/>
+          <w:sz w:val="28"/>
+          <w:szCs w:val="28"/>
+          <w:lang w:val="fr-FR"/>
+        </w:rPr>
+        <w:t>3. PEP 8 — Style Guide for Python Code. URL: https://peps.python.org/pep-0008/</w:t>
+      </w:r>
+    </w:p>
+    <w:p>
+      <w:pPr>
+        <w:keepNext/>
+        <w:keepLines/>
+        <w:pBdr>
+          <w:top w:val="nil"/>
+          <w:left w:val="nil"/>
+          <w:bottom w:val="nil"/>
+          <w:right w:val="nil"/>
+          <w:between w:val="nil"/>
+        </w:pBdr>
+        <w:spacing w:after="0" w:line="360" w:lineRule="auto"/>
+        <w:rPr>
+          <w:rFonts w:ascii="Times New Roman" w:eastAsia="Times New Roman" w:hAnsi="Times New Roman" w:cs="Times New Roman"/>
+          <w:color w:val="000000"/>
+          <w:sz w:val="28"/>
+          <w:szCs w:val="28"/>
+        </w:rPr>
+      </w:pPr>
+      <w:r>
+        <w:rPr>
+          <w:rFonts w:ascii="Times New Roman" w:eastAsia="Times New Roman" w:hAnsi="Times New Roman" w:cs="Times New Roman"/>
+          <w:color w:val="000000"/>
+          <w:sz w:val="28"/>
+          <w:szCs w:val="28"/>
+        </w:rPr>
+        <w:t>4. Материалы Московского Политеха по IT-инфраструктуре (внутренняя документация)</w:t>
+      </w:r>
+    </w:p>
+    <w:p>
+      <w:pPr>
+        <w:keepNext/>
+        <w:keepLines/>
+        <w:pBdr>
+          <w:top w:val="nil"/>
+          <w:left w:val="nil"/>
+          <w:bottom w:val="nil"/>
+          <w:right w:val="nil"/>
+          <w:between w:val="nil"/>
+        </w:pBdr>
+        <w:spacing w:after="0" w:line="360" w:lineRule="auto"/>
+        <w:rPr>
+          <w:rFonts w:ascii="Times New Roman" w:eastAsia="Times New Roman" w:hAnsi="Times New Roman" w:cs="Times New Roman"/>
+          <w:color w:val="000000"/>
+          <w:sz w:val="28"/>
+          <w:szCs w:val="28"/>
+          <w:lang w:val="fr-FR"/>
+        </w:rPr>
+      </w:pPr>
+      <w:r>
+        <w:rPr>
+          <w:rFonts w:ascii="Times New Roman" w:eastAsia="Times New Roman" w:hAnsi="Times New Roman" w:cs="Times New Roman"/>
+          <w:color w:val="000000"/>
+          <w:sz w:val="28"/>
+          <w:szCs w:val="28"/>
+        </w:rPr>
+        <w:t xml:space="preserve">5. Реестр отечественного программного обеспечения Минцифры РФ. </w:t>
+      </w:r>
+      <w:r>
+        <w:rPr>
+          <w:rFonts w:ascii="Times New Roman" w:eastAsia="Times New Roman" w:hAnsi="Times New Roman" w:cs="Times New Roman"/>
+          <w:color w:val="000000"/>
+          <w:sz w:val="28"/>
+          <w:szCs w:val="28"/>
+          <w:lang w:val="fr-FR"/>
+        </w:rPr>
+        <w:t xml:space="preserve">URL: </w:t>
+      </w:r>
+      <w:hyperlink r:id="rId8" w:history="1">
+        <w:r>
+          <w:rPr>
+            <w:rStyle w:val="Lienhypertexte"/>
+            <w:rFonts w:ascii="Times New Roman" w:eastAsia="Times New Roman" w:hAnsi="Times New Roman" w:cs="Times New Roman"/>
+            <w:sz w:val="28"/>
+            <w:szCs w:val="28"/>
+            <w:lang w:val="fr-FR"/>
+          </w:rPr>
+          <w:t>https://reestr.digital.gov.ru/</w:t>
+        </w:r>
+      </w:hyperlink>
+    </w:p>
+    <w:p>
+      <w:pPr>
+        <w:keepNext/>
+        <w:keepLines/>
+        <w:pBdr>
+          <w:top w:val="nil"/>
+          <w:left w:val="nil"/>
+          <w:bottom w:val="nil"/>
+          <w:right w:val="nil"/>
+          <w:between w:val="nil"/>
+        </w:pBdr>
+        <w:spacing w:after="0" w:line="360" w:lineRule="auto"/>
+        <w:rPr>
+          <w:rFonts w:ascii="Times New Roman" w:eastAsia="Times New Roman" w:hAnsi="Times New Roman" w:cs="Times New Roman"/>
+          <w:color w:val="000000"/>
+          <w:sz w:val="28"/>
+          <w:szCs w:val="28"/>
+          <w:lang w:val="fr-FR"/>
+        </w:rPr>
+      </w:pPr>
+    </w:p>
+    <w:p>
+      <w:pPr>
+        <w:keepNext/>
+        <w:keepLines/>
+        <w:pBdr>
+          <w:top w:val="nil"/>
+          <w:left w:val="nil"/>
+          <w:bottom w:val="nil"/>
+          <w:right w:val="nil"/>
+          <w:between w:val="nil"/>
+        </w:pBdr>
+        <w:spacing w:after="0" w:line="360" w:lineRule="auto"/>
+        <w:rPr>
+          <w:rFonts w:ascii="Times New Roman" w:eastAsia="Times New Roman" w:hAnsi="Times New Roman" w:cs="Times New Roman"/>
+          <w:color w:val="000000"/>
+          <w:sz w:val="28"/>
+          <w:szCs w:val="28"/>
+          <w:lang w:val="fr-FR"/>
+        </w:rPr>
+      </w:pPr>
+    </w:p>
+    <w:p>
+      <w:pPr>
+        <w:keepNext/>
+        <w:keepLines/>
+        <w:pBdr>
+          <w:top w:val="nil"/>
+          <w:left w:val="nil"/>
+          <w:bottom w:val="nil"/>
+          <w:right w:val="nil"/>
+          <w:between w:val="nil"/>
+        </w:pBdr>
+        <w:spacing w:after="0" w:line="360" w:lineRule="auto"/>
+        <w:rPr>
+          <w:rFonts w:ascii="Times New Roman" w:eastAsia="Times New Roman" w:hAnsi="Times New Roman" w:cs="Times New Roman"/>
+          <w:color w:val="000000"/>
+          <w:sz w:val="28"/>
+          <w:szCs w:val="28"/>
+          <w:lang w:val="fr-FR"/>
+        </w:rPr>
+      </w:pPr>
+    </w:p>
+    <w:p>
+      <w:pPr>
+        <w:keepNext/>
+        <w:keepLines/>
+        <w:pBdr>
+          <w:top w:val="nil"/>
+          <w:left w:val="nil"/>
+          <w:bottom w:val="nil"/>
+          <w:right w:val="nil"/>
+          <w:between w:val="nil"/>
+        </w:pBdr>
+        <w:spacing w:after="0" w:line="360" w:lineRule="auto"/>
+        <w:rPr>
+          <w:rFonts w:ascii="Times New Roman" w:eastAsia="Times New Roman" w:hAnsi="Times New Roman" w:cs="Times New Roman"/>
+          <w:color w:val="000000"/>
+          <w:sz w:val="28"/>
+          <w:szCs w:val="28"/>
+          <w:lang w:val="fr-FR"/>
+        </w:rPr>
+      </w:pPr>
+    </w:p>
+    <w:p>
+      <w:pPr>
+        <w:keepNext/>
+        <w:keepLines/>
+        <w:pBdr>
+          <w:top w:val="nil"/>
+          <w:left w:val="nil"/>
+          <w:bottom w:val="nil"/>
+          <w:right w:val="nil"/>
+          <w:between w:val="nil"/>
+        </w:pBdr>
+        <w:spacing w:after="0" w:line="360" w:lineRule="auto"/>
+        <w:rPr>
+          <w:rFonts w:ascii="Times New Roman" w:eastAsia="Times New Roman" w:hAnsi="Times New Roman" w:cs="Times New Roman"/>
+          <w:color w:val="000000"/>
+          <w:sz w:val="28"/>
+          <w:szCs w:val="28"/>
+          <w:lang w:val="fr-FR"/>
+        </w:rPr>
+      </w:pPr>
+    </w:p>
+    <w:p>
+      <w:pPr>
+        <w:keepNext/>
+        <w:keepLines/>
+        <w:pBdr>
+          <w:top w:val="nil"/>
+          <w:left w:val="nil"/>
+          <w:bottom w:val="nil"/>
+          <w:right w:val="nil"/>
+          <w:between w:val="nil"/>
+        </w:pBdr>
+        <w:spacing w:after="0" w:line="360" w:lineRule="auto"/>
+        <w:rPr>
+          <w:rFonts w:ascii="Times New Roman" w:eastAsia="Times New Roman" w:hAnsi="Times New Roman" w:cs="Times New Roman"/>
+          <w:color w:val="000000"/>
+          <w:sz w:val="28"/>
+          <w:szCs w:val="28"/>
+          <w:lang w:val="fr-FR"/>
+        </w:rPr>
+      </w:pPr>
+    </w:p>
+    <w:p>
+      <w:pPr>
+        <w:keepNext/>
+        <w:keepLines/>
+        <w:pBdr>
+          <w:top w:val="nil"/>
+          <w:left w:val="nil"/>
+          <w:bottom w:val="nil"/>
+          <w:right w:val="nil"/>
+          <w:between w:val="nil"/>
+        </w:pBdr>
+        <w:spacing w:after="0" w:line="360" w:lineRule="auto"/>
+        <w:rPr>
+          <w:rFonts w:ascii="Times New Roman" w:eastAsia="Times New Roman" w:hAnsi="Times New Roman" w:cs="Times New Roman"/>
+          <w:color w:val="000000"/>
+          <w:sz w:val="28"/>
+          <w:szCs w:val="28"/>
+          <w:lang w:val="fr-FR"/>
+        </w:rPr>
+      </w:pPr>
+    </w:p>
+    <w:p>
+      <w:pPr>
+        <w:keepNext/>
+        <w:keepLines/>
+        <w:pBdr>
+          <w:top w:val="nil"/>
+          <w:left w:val="nil"/>
+          <w:bottom w:val="nil"/>
+          <w:right w:val="nil"/>
+          <w:between w:val="nil"/>
+        </w:pBdr>
+        <w:spacing w:after="0" w:line="360" w:lineRule="auto"/>
+        <w:rPr>
+          <w:rFonts w:ascii="Times New Roman" w:eastAsia="Times New Roman" w:hAnsi="Times New Roman" w:cs="Times New Roman"/>
+          <w:color w:val="000000"/>
+          <w:sz w:val="28"/>
+          <w:szCs w:val="28"/>
+          <w:lang w:val="fr-FR"/>
+        </w:rPr>
+      </w:pPr>
+    </w:p>
+    <w:p>
+      <w:pPr>
+        <w:keepNext/>
+        <w:keepLines/>
+        <w:pBdr>
+          <w:top w:val="nil"/>
+          <w:left w:val="nil"/>
+          <w:bottom w:val="nil"/>
+          <w:right w:val="nil"/>
+          <w:between w:val="nil"/>
+        </w:pBdr>
+        <w:spacing w:after="0" w:line="360" w:lineRule="auto"/>
+        <w:rPr>
+          <w:rFonts w:ascii="Times New Roman" w:eastAsia="Times New Roman" w:hAnsi="Times New Roman" w:cs="Times New Roman"/>
+          <w:color w:val="000000"/>
+          <w:sz w:val="28"/>
+          <w:szCs w:val="28"/>
+          <w:lang w:val="fr-FR"/>
+        </w:rPr>
+      </w:pPr>
+    </w:p>
+    <w:p>
+      <w:pPr>
+        <w:keepNext/>
+        <w:keepLines/>
+        <w:pBdr>
+          <w:top w:val="nil"/>
+          <w:left w:val="nil"/>
+          <w:bottom w:val="nil"/>
+          <w:right w:val="nil"/>
+          <w:between w:val="nil"/>
+        </w:pBdr>
+        <w:spacing w:after="0" w:line="360" w:lineRule="auto"/>
+        <w:rPr>
+          <w:rFonts w:ascii="Times New Roman" w:eastAsia="Times New Roman" w:hAnsi="Times New Roman" w:cs="Times New Roman"/>
+          <w:color w:val="FF0000"/>
+          <w:sz w:val="36"/>
+          <w:szCs w:val="36"/>
+        </w:rPr>
+      </w:pPr>
+      <w:r>
+        <w:rPr>
+          <w:rFonts w:ascii="Times New Roman" w:eastAsia="Times New Roman" w:hAnsi="Times New Roman" w:cs="Times New Roman"/>
+          <w:color w:val="FF0000"/>
+          <w:sz w:val="36"/>
+          <w:szCs w:val="36"/>
+          <w:lang w:val="fr-FR"/>
+        </w:rPr>
+        <w:lastRenderedPageBreak/>
+        <w:t>4.</w:t>
+      </w:r>
+      <w:r>
+        <w:rPr>
+          <w:rFonts w:ascii="Times New Roman" w:eastAsia="Times New Roman" w:hAnsi="Times New Roman" w:cs="Times New Roman"/>
+          <w:color w:val="FF0000"/>
+          <w:sz w:val="36"/>
+          <w:szCs w:val="36"/>
         </w:rPr>
         <w:t>ПРИЛОЖЕНИЯ</w:t>
       </w:r>
-      <w:r>
-        <w:rPr>
-          <w:rFonts w:ascii="Times New Roman" w:eastAsia="Times New Roman" w:hAnsi="Times New Roman" w:cs="Times New Roman"/>
-          <w:color w:val="000000"/>
-          <w:sz w:val="28"/>
-          <w:szCs w:val="28"/>
-        </w:rPr>
-        <w:t xml:space="preserve"> </w:t>
-      </w:r>
-      <w:r>
-        <w:rPr>
-          <w:rFonts w:ascii="Times New Roman" w:eastAsia="Times New Roman" w:hAnsi="Times New Roman" w:cs="Times New Roman"/>
-          <w:i/>
-          <w:color w:val="000000"/>
-          <w:sz w:val="28"/>
-          <w:szCs w:val="28"/>
-        </w:rPr>
-        <w:t>(при необходимости)</w:t>
-      </w:r>
-    </w:p>
-    <w:p>
-      <w:pPr>
-        <w:keepNext/>
-        <w:keepLines/>
-        <w:pBdr>
-          <w:top w:val="nil"/>
-          <w:left w:val="nil"/>
-          <w:bottom w:val="nil"/>
-          <w:right w:val="nil"/>
-          <w:between w:val="nil"/>
-        </w:pBdr>
-        <w:spacing w:after="0" w:line="360" w:lineRule="auto"/>
-        <w:rPr>
-          <w:rFonts w:ascii="Times New Roman" w:eastAsia="Times New Roman" w:hAnsi="Times New Roman" w:cs="Times New Roman"/>
-          <w:color w:val="000000"/>
-          <w:sz w:val="28"/>
-          <w:szCs w:val="28"/>
-        </w:rPr>
-      </w:pPr>
+    </w:p>
+    <w:p>
+      <w:pPr>
+        <w:keepNext/>
+        <w:keepLines/>
+        <w:pBdr>
+          <w:top w:val="nil"/>
+          <w:left w:val="nil"/>
+          <w:bottom w:val="nil"/>
+          <w:right w:val="nil"/>
+          <w:between w:val="nil"/>
+        </w:pBdr>
+        <w:spacing w:after="0" w:line="360" w:lineRule="auto"/>
+        <w:rPr>
+          <w:rFonts w:ascii="Times New Roman" w:eastAsia="Times New Roman" w:hAnsi="Times New Roman" w:cs="Times New Roman"/>
+          <w:color w:val="000000"/>
+          <w:sz w:val="28"/>
+          <w:szCs w:val="28"/>
+        </w:rPr>
+      </w:pPr>
+    </w:p>
+    <w:p>
+      <w:pPr>
+        <w:keepNext/>
+        <w:keepLines/>
+        <w:pBdr>
+          <w:top w:val="nil"/>
+          <w:left w:val="nil"/>
+          <w:bottom w:val="nil"/>
+          <w:right w:val="nil"/>
+          <w:between w:val="nil"/>
+        </w:pBdr>
+        <w:spacing w:after="0" w:line="360" w:lineRule="auto"/>
+        <w:rPr>
+          <w:rFonts w:ascii="Times New Roman" w:eastAsia="Times New Roman" w:hAnsi="Times New Roman" w:cs="Times New Roman"/>
+          <w:color w:val="000000"/>
+          <w:sz w:val="28"/>
+          <w:szCs w:val="28"/>
+        </w:rPr>
+      </w:pPr>
+      <w:r>
+        <w:rPr>
+          <w:rFonts w:ascii="Times New Roman" w:eastAsia="Times New Roman" w:hAnsi="Times New Roman" w:cs="Times New Roman"/>
+          <w:color w:val="000000"/>
+          <w:sz w:val="28"/>
+          <w:szCs w:val="28"/>
+        </w:rPr>
+        <w:t>Приложение 1. Ссылка на GitHub-репозиторий проекта:</w:t>
+      </w:r>
+    </w:p>
+    <w:p>
+      <w:pPr>
+        <w:keepNext/>
+        <w:keepLines/>
+        <w:pBdr>
+          <w:top w:val="nil"/>
+          <w:left w:val="nil"/>
+          <w:bottom w:val="nil"/>
+          <w:right w:val="nil"/>
+          <w:between w:val="nil"/>
+        </w:pBdr>
+        <w:spacing w:after="0" w:line="360" w:lineRule="auto"/>
+        <w:rPr>
+          <w:rFonts w:ascii="Times New Roman" w:eastAsia="Times New Roman" w:hAnsi="Times New Roman" w:cs="Times New Roman"/>
+          <w:color w:val="000000"/>
+          <w:sz w:val="28"/>
+          <w:szCs w:val="28"/>
+        </w:rPr>
+      </w:pPr>
+      <w:hyperlink r:id="rId9" w:history="1">
+        <w:r>
+          <w:rPr>
+            <w:rStyle w:val="Lienhypertexte"/>
+            <w:rFonts w:ascii="Times New Roman" w:eastAsia="Times New Roman" w:hAnsi="Times New Roman" w:cs="Times New Roman"/>
+            <w:sz w:val="28"/>
+            <w:szCs w:val="28"/>
+          </w:rPr>
+          <w:t>https://github.com/DJO07411/practice-2026-1/tree/master/reports</w:t>
+        </w:r>
+      </w:hyperlink>
+    </w:p>
+    <w:p>
+      <w:pPr>
+        <w:keepNext/>
+        <w:keepLines/>
+        <w:pBdr>
+          <w:top w:val="nil"/>
+          <w:left w:val="nil"/>
+          <w:bottom w:val="nil"/>
+          <w:right w:val="nil"/>
+          <w:between w:val="nil"/>
+        </w:pBdr>
+        <w:spacing w:after="0" w:line="360" w:lineRule="auto"/>
+        <w:rPr>
+          <w:rFonts w:ascii="Times New Roman" w:eastAsia="Times New Roman" w:hAnsi="Times New Roman" w:cs="Times New Roman"/>
+          <w:color w:val="000000"/>
+          <w:sz w:val="28"/>
+          <w:szCs w:val="28"/>
+        </w:rPr>
+      </w:pPr>
+      <w:r>
+        <w:rPr>
+          <w:rFonts w:ascii="Times New Roman" w:eastAsia="Times New Roman" w:hAnsi="Times New Roman" w:cs="Times New Roman"/>
+          <w:color w:val="000000"/>
+          <w:sz w:val="28"/>
+          <w:szCs w:val="28"/>
+        </w:rPr>
+        <w:t>Приложение 2. QR-код для перехода к репозиторию:</w:t>
+      </w:r>
+    </w:p>
+    <w:p>
+      <w:pPr>
+        <w:keepNext/>
+        <w:keepLines/>
+        <w:pBdr>
+          <w:top w:val="nil"/>
+          <w:left w:val="nil"/>
+          <w:bottom w:val="nil"/>
+          <w:right w:val="nil"/>
+          <w:between w:val="nil"/>
+        </w:pBdr>
+        <w:spacing w:after="0" w:line="360" w:lineRule="auto"/>
+        <w:rPr>
+          <w:rFonts w:ascii="Times New Roman" w:eastAsia="Times New Roman" w:hAnsi="Times New Roman" w:cs="Times New Roman"/>
+          <w:color w:val="000000"/>
+          <w:sz w:val="28"/>
+          <w:szCs w:val="28"/>
+          <w:lang w:val="fr-FR"/>
+        </w:rPr>
+      </w:pPr>
+      <w:r>
+        <w:rPr>
+          <w:rFonts w:ascii="Times New Roman" w:eastAsia="Times New Roman" w:hAnsi="Times New Roman" w:cs="Times New Roman"/>
+          <w:noProof/>
+          <w:color w:val="000000"/>
+          <w:sz w:val="28"/>
+          <w:szCs w:val="28"/>
+          <w:lang w:val="fr-FR" w:eastAsia="fr-FR"/>
+        </w:rPr>
+        <w:drawing>
+          <wp:inline distT="0" distB="0" distL="0" distR="0" wp14:anchorId="7E0D37A3" wp14:editId="5C1C6618">
+            <wp:extent cx="1173480" cy="1194068"/>
+            <wp:effectExtent l="0" t="0" r="7620" b="6350"/>
+            <wp:docPr id="3" name="Image 3"/>
+            <wp:cNvGraphicFramePr>
+              <a:graphicFrameLocks xmlns:a="http://schemas.openxmlformats.org/drawingml/2006/main" noChangeAspect="1"/>
+            </wp:cNvGraphicFramePr>
+            <a:graphic xmlns:a="http://schemas.openxmlformats.org/drawingml/2006/main">
+              <a:graphicData uri="http://schemas.openxmlformats.org/drawingml/2006/picture">
+                <pic:pic xmlns:pic="http://schemas.openxmlformats.org/drawingml/2006/picture">
+                  <pic:nvPicPr>
+                    <pic:cNvPr id="0" name="11111.png"/>
+                    <pic:cNvPicPr/>
+                  </pic:nvPicPr>
+                  <pic:blipFill>
+                    <a:blip r:embed="rId10" cstate="print">
+                      <a:extLst>
+                        <a:ext uri="{28A0092B-C50C-407E-A947-70E740481C1C}">
+                          <a14:useLocalDpi xmlns:a14="http://schemas.microsoft.com/office/drawing/2010/main" val="0"/>
+                        </a:ext>
+                      </a:extLst>
+                    </a:blip>
+                    <a:stretch>
+                      <a:fillRect/>
+                    </a:stretch>
+                  </pic:blipFill>
+                  <pic:spPr>
+                    <a:xfrm>
+                      <a:off x="0" y="0"/>
+                      <a:ext cx="1175729" cy="1196356"/>
+                    </a:xfrm>
+                    <a:prstGeom prst="rect">
+                      <a:avLst/>
+                    </a:prstGeom>
+                  </pic:spPr>
+                </pic:pic>
+              </a:graphicData>
+            </a:graphic>
+          </wp:inline>
+        </w:drawing>
+      </w:r>
+    </w:p>
+    <w:p>
+      <w:pPr>
+        <w:keepNext/>
+        <w:keepLines/>
+        <w:pBdr>
+          <w:top w:val="nil"/>
+          <w:left w:val="nil"/>
+          <w:bottom w:val="nil"/>
+          <w:right w:val="nil"/>
+          <w:between w:val="nil"/>
+        </w:pBdr>
+        <w:spacing w:after="0" w:line="360" w:lineRule="auto"/>
+        <w:rPr>
+          <w:rFonts w:ascii="Times New Roman" w:eastAsia="Times New Roman" w:hAnsi="Times New Roman" w:cs="Times New Roman"/>
+          <w:color w:val="000000"/>
+          <w:sz w:val="28"/>
+          <w:szCs w:val="28"/>
+        </w:rPr>
+      </w:pPr>
+      <w:r>
+        <w:rPr>
+          <w:rFonts w:ascii="Times New Roman" w:eastAsia="Times New Roman" w:hAnsi="Times New Roman" w:cs="Times New Roman"/>
+          <w:color w:val="000000"/>
+          <w:sz w:val="28"/>
+          <w:szCs w:val="28"/>
+        </w:rPr>
+        <w:t>Приложение 3. Листинг кода менеджера задач (Python)</w:t>
+      </w:r>
+    </w:p>
+    <w:p>
+      <w:pPr>
+        <w:keepNext/>
+        <w:keepLines/>
+        <w:pBdr>
+          <w:top w:val="nil"/>
+          <w:left w:val="nil"/>
+          <w:bottom w:val="nil"/>
+          <w:right w:val="nil"/>
+          <w:between w:val="nil"/>
+        </w:pBdr>
+        <w:spacing w:after="0" w:line="360" w:lineRule="auto"/>
+        <w:rPr>
+          <w:rFonts w:ascii="Times New Roman" w:eastAsia="Times New Roman" w:hAnsi="Times New Roman" w:cs="Times New Roman"/>
+          <w:color w:val="000000"/>
+          <w:sz w:val="28"/>
+          <w:szCs w:val="28"/>
+        </w:rPr>
+      </w:pPr>
+      <w:r>
+        <w:rPr>
+          <w:rFonts w:ascii="Times New Roman" w:eastAsia="Times New Roman" w:hAnsi="Times New Roman" w:cs="Times New Roman"/>
+          <w:color w:val="000000"/>
+          <w:sz w:val="28"/>
+          <w:szCs w:val="28"/>
+        </w:rPr>
+        <w:t>Приложение 4. Диаграмма Ганта проекта</w:t>
+      </w:r>
+    </w:p>
+    <w:p>
+      <w:pPr>
+        <w:keepNext/>
+        <w:keepLines/>
+        <w:pBdr>
+          <w:top w:val="nil"/>
+          <w:left w:val="nil"/>
+          <w:bottom w:val="nil"/>
+          <w:right w:val="nil"/>
+          <w:between w:val="nil"/>
+        </w:pBdr>
+        <w:spacing w:after="0" w:line="360" w:lineRule="auto"/>
+        <w:rPr>
+          <w:rFonts w:ascii="Times New Roman" w:eastAsia="Times New Roman" w:hAnsi="Times New Roman" w:cs="Times New Roman"/>
+          <w:color w:val="000000"/>
+          <w:sz w:val="28"/>
+          <w:szCs w:val="28"/>
+        </w:rPr>
+      </w:pPr>
+      <w:r>
+        <w:rPr>
+          <w:rFonts w:ascii="Times New Roman" w:eastAsia="Times New Roman" w:hAnsi="Times New Roman" w:cs="Times New Roman"/>
+          <w:color w:val="000000"/>
+          <w:sz w:val="28"/>
+          <w:szCs w:val="28"/>
+        </w:rPr>
+        <w:t>Приложение 5. Скриншоты прототипа редизайна ЛК</w:t>
+      </w:r>
     </w:p>
     <w:p>
       <w:pPr>
@@ -1380,7 +4381,7 @@
       </w:pPr>
     </w:p>
     <w:sectPr>
-      <w:footerReference w:type="default" r:id="rId7"/>
+      <w:footerReference w:type="default" r:id="rId11"/>
       <w:pgSz w:w="11906" w:h="16838"/>
       <w:pgMar w:top="1134" w:right="850" w:bottom="1134" w:left="1134" w:header="708" w:footer="708" w:gutter="0"/>
       <w:pgNumType w:start="1"/>
@@ -1392,7 +4393,7 @@
 </file>
 
 <file path=word/endnotes.xml><?xml version="1.0" encoding="utf-8"?>
-<w:endnotes xmlns:wpc="http://schemas.microsoft.com/office/word/2010/wordprocessingCanvas" xmlns:mc="http://schemas.openxmlformats.org/markup-compatibility/2006" xmlns:o="urn:schemas-microsoft-com:office:office" xmlns:r="http://schemas.openxmlformats.org/officeDocument/2006/relationships" xmlns:m="http://schemas.openxmlformats.org/officeDocument/2006/math" xmlns:v="urn:schemas-microsoft-com:vml" xmlns:wp14="http://schemas.microsoft.com/office/word/2010/wordprocessingDrawing" xmlns:wp="http://schemas.openxmlformats.org/drawingml/2006/wordprocessingDrawing" xmlns:w10="urn:schemas-microsoft-com:office:word" xmlns:w="http://schemas.openxmlformats.org/wordprocessingml/2006/main" xmlns:w14="http://schemas.microsoft.com/office/word/2010/wordml" xmlns:w15="http://schemas.microsoft.com/office/word/2012/wordml" xmlns:wpg="http://schemas.microsoft.com/office/word/2010/wordprocessingGroup" xmlns:wpi="http://schemas.microsoft.com/office/word/2010/wordprocessingInk" xmlns:wne="http://schemas.microsoft.com/office/word/2006/wordml" xmlns:wps="http://schemas.microsoft.com/office/word/2010/wordprocessingShape" mc:Ignorable="w14 w15 wp14">
+<w:endnotes xmlns:wpc="http://schemas.microsoft.com/office/word/2010/wordprocessingCanvas" xmlns:mc="http://schemas.openxmlformats.org/markup-compatibility/2006" xmlns:o="urn:schemas-microsoft-com:office:office" xmlns:r="http://schemas.openxmlformats.org/officeDocument/2006/relationships" xmlns:m="http://schemas.openxmlformats.org/officeDocument/2006/math" xmlns:v="urn:schemas-microsoft-com:vml" xmlns:wp14="http://schemas.microsoft.com/office/word/2010/wordprocessingDrawing" xmlns:wp="http://schemas.openxmlformats.org/drawingml/2006/wordprocessingDrawing" xmlns:w10="urn:schemas-microsoft-com:office:word" xmlns:w="http://schemas.openxmlformats.org/wordprocessingml/2006/main" xmlns:w14="http://schemas.microsoft.com/office/word/2010/wordml" xmlns:wpg="http://schemas.microsoft.com/office/word/2010/wordprocessingGroup" xmlns:wpi="http://schemas.microsoft.com/office/word/2010/wordprocessingInk" xmlns:wne="http://schemas.microsoft.com/office/word/2006/wordml" xmlns:wps="http://schemas.microsoft.com/office/word/2010/wordprocessingShape" mc:Ignorable="w14 wp14">
   <w:endnote w:type="separator" w:id="-1">
     <w:p>
       <w:pPr>
@@ -1417,7 +4418,7 @@
 </file>
 
 <file path=word/footer1.xml><?xml version="1.0" encoding="utf-8"?>
-<w:ftr xmlns:wpc="http://schemas.microsoft.com/office/word/2010/wordprocessingCanvas" xmlns:mc="http://schemas.openxmlformats.org/markup-compatibility/2006" xmlns:o="urn:schemas-microsoft-com:office:office" xmlns:r="http://schemas.openxmlformats.org/officeDocument/2006/relationships" xmlns:m="http://schemas.openxmlformats.org/officeDocument/2006/math" xmlns:v="urn:schemas-microsoft-com:vml" xmlns:wp14="http://schemas.microsoft.com/office/word/2010/wordprocessingDrawing" xmlns:wp="http://schemas.openxmlformats.org/drawingml/2006/wordprocessingDrawing" xmlns:w10="urn:schemas-microsoft-com:office:word" xmlns:w="http://schemas.openxmlformats.org/wordprocessingml/2006/main" xmlns:w14="http://schemas.microsoft.com/office/word/2010/wordml" xmlns:w15="http://schemas.microsoft.com/office/word/2012/wordml" xmlns:wpg="http://schemas.microsoft.com/office/word/2010/wordprocessingGroup" xmlns:wpi="http://schemas.microsoft.com/office/word/2010/wordprocessingInk" xmlns:wne="http://schemas.microsoft.com/office/word/2006/wordml" xmlns:wps="http://schemas.microsoft.com/office/word/2010/wordprocessingShape" mc:Ignorable="w14 w15 wp14">
+<w:ftr xmlns:wpc="http://schemas.microsoft.com/office/word/2010/wordprocessingCanvas" xmlns:mc="http://schemas.openxmlformats.org/markup-compatibility/2006" xmlns:o="urn:schemas-microsoft-com:office:office" xmlns:r="http://schemas.openxmlformats.org/officeDocument/2006/relationships" xmlns:m="http://schemas.openxmlformats.org/officeDocument/2006/math" xmlns:v="urn:schemas-microsoft-com:vml" xmlns:wp14="http://schemas.microsoft.com/office/word/2010/wordprocessingDrawing" xmlns:wp="http://schemas.openxmlformats.org/drawingml/2006/wordprocessingDrawing" xmlns:w10="urn:schemas-microsoft-com:office:word" xmlns:w="http://schemas.openxmlformats.org/wordprocessingml/2006/main" xmlns:w14="http://schemas.microsoft.com/office/word/2010/wordml" xmlns:wpg="http://schemas.microsoft.com/office/word/2010/wordprocessingGroup" xmlns:wpi="http://schemas.microsoft.com/office/word/2010/wordprocessingInk" xmlns:wne="http://schemas.microsoft.com/office/word/2006/wordml" xmlns:wps="http://schemas.microsoft.com/office/word/2010/wordprocessingShape" mc:Ignorable="w14 wp14">
   <w:p>
     <w:pPr>
       <w:pBdr>
@@ -1461,7 +4462,7 @@
 </file>
 
 <file path=word/footnotes.xml><?xml version="1.0" encoding="utf-8"?>
-<w:footnotes xmlns:wpc="http://schemas.microsoft.com/office/word/2010/wordprocessingCanvas" xmlns:mc="http://schemas.openxmlformats.org/markup-compatibility/2006" xmlns:o="urn:schemas-microsoft-com:office:office" xmlns:r="http://schemas.openxmlformats.org/officeDocument/2006/relationships" xmlns:m="http://schemas.openxmlformats.org/officeDocument/2006/math" xmlns:v="urn:schemas-microsoft-com:vml" xmlns:wp14="http://schemas.microsoft.com/office/word/2010/wordprocessingDrawing" xmlns:wp="http://schemas.openxmlformats.org/drawingml/2006/wordprocessingDrawing" xmlns:w10="urn:schemas-microsoft-com:office:word" xmlns:w="http://schemas.openxmlformats.org/wordprocessingml/2006/main" xmlns:w14="http://schemas.microsoft.com/office/word/2010/wordml" xmlns:w15="http://schemas.microsoft.com/office/word/2012/wordml" xmlns:wpg="http://schemas.microsoft.com/office/word/2010/wordprocessingGroup" xmlns:wpi="http://schemas.microsoft.com/office/word/2010/wordprocessingInk" xmlns:wne="http://schemas.microsoft.com/office/word/2006/wordml" xmlns:wps="http://schemas.microsoft.com/office/word/2010/wordprocessingShape" mc:Ignorable="w14 w15 wp14">
+<w:footnotes xmlns:wpc="http://schemas.microsoft.com/office/word/2010/wordprocessingCanvas" xmlns:mc="http://schemas.openxmlformats.org/markup-compatibility/2006" xmlns:o="urn:schemas-microsoft-com:office:office" xmlns:r="http://schemas.openxmlformats.org/officeDocument/2006/relationships" xmlns:m="http://schemas.openxmlformats.org/officeDocument/2006/math" xmlns:v="urn:schemas-microsoft-com:vml" xmlns:wp14="http://schemas.microsoft.com/office/word/2010/wordprocessingDrawing" xmlns:wp="http://schemas.openxmlformats.org/drawingml/2006/wordprocessingDrawing" xmlns:w10="urn:schemas-microsoft-com:office:word" xmlns:w="http://schemas.openxmlformats.org/wordprocessingml/2006/main" xmlns:w14="http://schemas.microsoft.com/office/word/2010/wordml" xmlns:wpg="http://schemas.microsoft.com/office/word/2010/wordprocessingGroup" xmlns:wpi="http://schemas.microsoft.com/office/word/2010/wordprocessingInk" xmlns:wne="http://schemas.microsoft.com/office/word/2006/wordml" xmlns:wps="http://schemas.microsoft.com/office/word/2010/wordprocessingShape" mc:Ignorable="w14 wp14">
   <w:footnote w:type="separator" w:id="-1">
     <w:p>
       <w:pPr>
@@ -1486,8 +4487,8 @@
 </file>
 
 <file path=word/numbering.xml><?xml version="1.0" encoding="utf-8"?>
-<w:numbering xmlns:wpc="http://schemas.microsoft.com/office/word/2010/wordprocessingCanvas" xmlns:mc="http://schemas.openxmlformats.org/markup-compatibility/2006" xmlns:o="urn:schemas-microsoft-com:office:office" xmlns:r="http://schemas.openxmlformats.org/officeDocument/2006/relationships" xmlns:m="http://schemas.openxmlformats.org/officeDocument/2006/math" xmlns:v="urn:schemas-microsoft-com:vml" xmlns:wp14="http://schemas.microsoft.com/office/word/2010/wordprocessingDrawing" xmlns:wp="http://schemas.openxmlformats.org/drawingml/2006/wordprocessingDrawing" xmlns:w10="urn:schemas-microsoft-com:office:word" xmlns:w="http://schemas.openxmlformats.org/wordprocessingml/2006/main" xmlns:w14="http://schemas.microsoft.com/office/word/2010/wordml" xmlns:w15="http://schemas.microsoft.com/office/word/2012/wordml" xmlns:wpg="http://schemas.microsoft.com/office/word/2010/wordprocessingGroup" xmlns:wpi="http://schemas.microsoft.com/office/word/2010/wordprocessingInk" xmlns:wne="http://schemas.microsoft.com/office/word/2006/wordml" xmlns:wps="http://schemas.microsoft.com/office/word/2010/wordprocessingShape" mc:Ignorable="w14 w15 wp14">
-  <w:abstractNum w:abstractNumId="0" w15:restartNumberingAfterBreak="0">
+<w:numbering xmlns:wpc="http://schemas.microsoft.com/office/word/2010/wordprocessingCanvas" xmlns:mc="http://schemas.openxmlformats.org/markup-compatibility/2006" xmlns:o="urn:schemas-microsoft-com:office:office" xmlns:r="http://schemas.openxmlformats.org/officeDocument/2006/relationships" xmlns:m="http://schemas.openxmlformats.org/officeDocument/2006/math" xmlns:v="urn:schemas-microsoft-com:vml" xmlns:wp14="http://schemas.microsoft.com/office/word/2010/wordprocessingDrawing" xmlns:wp="http://schemas.openxmlformats.org/drawingml/2006/wordprocessingDrawing" xmlns:w10="urn:schemas-microsoft-com:office:word" xmlns:w="http://schemas.openxmlformats.org/wordprocessingml/2006/main" xmlns:w14="http://schemas.microsoft.com/office/word/2010/wordml" xmlns:wpg="http://schemas.microsoft.com/office/word/2010/wordprocessingGroup" xmlns:wpi="http://schemas.microsoft.com/office/word/2010/wordprocessingInk" xmlns:wne="http://schemas.microsoft.com/office/word/2006/wordml" xmlns:wps="http://schemas.microsoft.com/office/word/2010/wordprocessingShape" mc:Ignorable="w14 wp14">
+  <w:abstractNum w:abstractNumId="0">
     <w:nsid w:val="0B9747C8"/>
     <w:multiLevelType w:val="multilevel"/>
     <w:tmpl w:val="6B9837F6"/>
@@ -1601,7 +4602,7 @@
       </w:rPr>
     </w:lvl>
   </w:abstractNum>
-  <w:abstractNum w:abstractNumId="1" w15:restartNumberingAfterBreak="0">
+  <w:abstractNum w:abstractNumId="1">
     <w:nsid w:val="13456CF6"/>
     <w:multiLevelType w:val="multilevel"/>
     <w:tmpl w:val="6B9837F6"/>
@@ -1715,7 +4716,7 @@
       </w:rPr>
     </w:lvl>
   </w:abstractNum>
-  <w:abstractNum w:abstractNumId="2" w15:restartNumberingAfterBreak="0">
+  <w:abstractNum w:abstractNumId="2">
     <w:nsid w:val="19131C56"/>
     <w:multiLevelType w:val="multilevel"/>
     <w:tmpl w:val="6B9837F6"/>
@@ -1829,7 +4830,7 @@
       </w:rPr>
     </w:lvl>
   </w:abstractNum>
-  <w:abstractNum w:abstractNumId="3" w15:restartNumberingAfterBreak="0">
+  <w:abstractNum w:abstractNumId="3">
     <w:nsid w:val="20866A0B"/>
     <w:multiLevelType w:val="hybridMultilevel"/>
     <w:tmpl w:val="5BB6AE2A"/>
@@ -1919,7 +4920,7 @@
       </w:pPr>
     </w:lvl>
   </w:abstractNum>
-  <w:abstractNum w:abstractNumId="4" w15:restartNumberingAfterBreak="0">
+  <w:abstractNum w:abstractNumId="4">
     <w:nsid w:val="28FE4C7C"/>
     <w:multiLevelType w:val="hybridMultilevel"/>
     <w:tmpl w:val="826873F6"/>
@@ -2008,7 +5009,7 @@
       </w:pPr>
     </w:lvl>
   </w:abstractNum>
-  <w:abstractNum w:abstractNumId="5" w15:restartNumberingAfterBreak="0">
+  <w:abstractNum w:abstractNumId="5">
     <w:nsid w:val="316A627A"/>
     <w:multiLevelType w:val="multilevel"/>
     <w:tmpl w:val="468E110A"/>
@@ -2122,7 +5123,7 @@
       </w:rPr>
     </w:lvl>
   </w:abstractNum>
-  <w:abstractNum w:abstractNumId="6" w15:restartNumberingAfterBreak="0">
+  <w:abstractNum w:abstractNumId="6">
     <w:nsid w:val="31D20F45"/>
     <w:multiLevelType w:val="multilevel"/>
     <w:tmpl w:val="6B9837F6"/>
@@ -2236,7 +5237,7 @@
       </w:rPr>
     </w:lvl>
   </w:abstractNum>
-  <w:abstractNum w:abstractNumId="7" w15:restartNumberingAfterBreak="0">
+  <w:abstractNum w:abstractNumId="7">
     <w:nsid w:val="35D32FD7"/>
     <w:multiLevelType w:val="multilevel"/>
     <w:tmpl w:val="F3B28AA0"/>
@@ -2349,7 +5350,7 @@
       </w:rPr>
     </w:lvl>
   </w:abstractNum>
-  <w:abstractNum w:abstractNumId="8" w15:restartNumberingAfterBreak="0">
+  <w:abstractNum w:abstractNumId="8">
     <w:nsid w:val="3ADF475E"/>
     <w:multiLevelType w:val="multilevel"/>
     <w:tmpl w:val="41468F68"/>
@@ -2463,7 +5464,7 @@
       </w:rPr>
     </w:lvl>
   </w:abstractNum>
-  <w:abstractNum w:abstractNumId="9" w15:restartNumberingAfterBreak="0">
+  <w:abstractNum w:abstractNumId="9">
     <w:nsid w:val="3D64641F"/>
     <w:multiLevelType w:val="multilevel"/>
     <w:tmpl w:val="AF5E46C8"/>
@@ -2576,7 +5577,7 @@
       </w:rPr>
     </w:lvl>
   </w:abstractNum>
-  <w:abstractNum w:abstractNumId="10" w15:restartNumberingAfterBreak="0">
+  <w:abstractNum w:abstractNumId="10">
     <w:nsid w:val="3F834F5A"/>
     <w:multiLevelType w:val="hybridMultilevel"/>
     <w:tmpl w:val="FB42AA40"/>
@@ -2689,7 +5690,7 @@
       </w:rPr>
     </w:lvl>
   </w:abstractNum>
-  <w:abstractNum w:abstractNumId="11" w15:restartNumberingAfterBreak="0">
+  <w:abstractNum w:abstractNumId="11">
     <w:nsid w:val="459D55A3"/>
     <w:multiLevelType w:val="multilevel"/>
     <w:tmpl w:val="6B9837F6"/>
@@ -2803,7 +5804,7 @@
       </w:rPr>
     </w:lvl>
   </w:abstractNum>
-  <w:abstractNum w:abstractNumId="12" w15:restartNumberingAfterBreak="0">
+  <w:abstractNum w:abstractNumId="12">
     <w:nsid w:val="4CC02A30"/>
     <w:multiLevelType w:val="hybridMultilevel"/>
     <w:tmpl w:val="86B8C0D0"/>
@@ -2889,7 +5890,7 @@
       </w:pPr>
     </w:lvl>
   </w:abstractNum>
-  <w:abstractNum w:abstractNumId="13" w15:restartNumberingAfterBreak="0">
+  <w:abstractNum w:abstractNumId="13">
     <w:nsid w:val="527E7257"/>
     <w:multiLevelType w:val="multilevel"/>
     <w:tmpl w:val="6B9837F6"/>
@@ -3003,7 +6004,7 @@
       </w:rPr>
     </w:lvl>
   </w:abstractNum>
-  <w:abstractNum w:abstractNumId="14" w15:restartNumberingAfterBreak="0">
+  <w:abstractNum w:abstractNumId="14">
     <w:nsid w:val="58D52BDF"/>
     <w:multiLevelType w:val="multilevel"/>
     <w:tmpl w:val="6B9837F6"/>
@@ -3117,7 +6118,7 @@
       </w:rPr>
     </w:lvl>
   </w:abstractNum>
-  <w:abstractNum w:abstractNumId="15" w15:restartNumberingAfterBreak="0">
+  <w:abstractNum w:abstractNumId="15">
     <w:nsid w:val="5A425359"/>
     <w:multiLevelType w:val="multilevel"/>
     <w:tmpl w:val="6B9837F6"/>
@@ -3231,7 +6232,7 @@
       </w:rPr>
     </w:lvl>
   </w:abstractNum>
-  <w:abstractNum w:abstractNumId="16" w15:restartNumberingAfterBreak="0">
+  <w:abstractNum w:abstractNumId="16">
     <w:nsid w:val="6AF05171"/>
     <w:multiLevelType w:val="multilevel"/>
     <w:tmpl w:val="6B9837F6"/>
@@ -3345,7 +6346,7 @@
       </w:rPr>
     </w:lvl>
   </w:abstractNum>
-  <w:abstractNum w:abstractNumId="17" w15:restartNumberingAfterBreak="0">
+  <w:abstractNum w:abstractNumId="17">
     <w:nsid w:val="6C845BAE"/>
     <w:multiLevelType w:val="hybridMultilevel"/>
     <w:tmpl w:val="EAEE6340"/>
@@ -3434,7 +6435,7 @@
       </w:pPr>
     </w:lvl>
   </w:abstractNum>
-  <w:abstractNum w:abstractNumId="18" w15:restartNumberingAfterBreak="0">
+  <w:abstractNum w:abstractNumId="18">
     <w:nsid w:val="6CC76BB5"/>
     <w:multiLevelType w:val="multilevel"/>
     <w:tmpl w:val="E29E6094"/>
@@ -3548,7 +6549,7 @@
       </w:rPr>
     </w:lvl>
   </w:abstractNum>
-  <w:abstractNum w:abstractNumId="19" w15:restartNumberingAfterBreak="0">
+  <w:abstractNum w:abstractNumId="19">
     <w:nsid w:val="6CD7365C"/>
     <w:multiLevelType w:val="multilevel"/>
     <w:tmpl w:val="48762A20"/>
@@ -3661,7 +6662,7 @@
       </w:rPr>
     </w:lvl>
   </w:abstractNum>
-  <w:abstractNum w:abstractNumId="20" w15:restartNumberingAfterBreak="0">
+  <w:abstractNum w:abstractNumId="20">
     <w:nsid w:val="71A35A22"/>
     <w:multiLevelType w:val="multilevel"/>
     <w:tmpl w:val="445A8038"/>
@@ -3747,7 +6748,7 @@
       </w:pPr>
     </w:lvl>
   </w:abstractNum>
-  <w:abstractNum w:abstractNumId="21" w15:restartNumberingAfterBreak="0">
+  <w:abstractNum w:abstractNumId="21">
     <w:nsid w:val="793B287C"/>
     <w:multiLevelType w:val="multilevel"/>
     <w:tmpl w:val="6B9837F6"/>
@@ -3931,7 +6932,7 @@
 </file>
 
 <file path=word/styles.xml><?xml version="1.0" encoding="utf-8"?>
-<w:styles xmlns:mc="http://schemas.openxmlformats.org/markup-compatibility/2006" xmlns:r="http://schemas.openxmlformats.org/officeDocument/2006/relationships" xmlns:w="http://schemas.openxmlformats.org/wordprocessingml/2006/main" xmlns:w14="http://schemas.microsoft.com/office/word/2010/wordml" xmlns:w15="http://schemas.microsoft.com/office/word/2012/wordml" mc:Ignorable="w14 w15">
+<w:styles xmlns:mc="http://schemas.openxmlformats.org/markup-compatibility/2006" xmlns:r="http://schemas.openxmlformats.org/officeDocument/2006/relationships" xmlns:w="http://schemas.openxmlformats.org/wordprocessingml/2006/main" xmlns:w14="http://schemas.microsoft.com/office/word/2010/wordml" mc:Ignorable="w14">
   <w:docDefaults>
     <w:rPrDefault>
       <w:rPr>
@@ -3947,386 +6948,152 @@
       </w:pPr>
     </w:pPrDefault>
   </w:docDefaults>
-  <w:latentStyles w:defLockedState="0" w:defUIPriority="99" w:defSemiHidden="0" w:defUnhideWhenUsed="0" w:defQFormat="0" w:count="371">
-    <w:lsdException w:name="Normal" w:uiPriority="0" w:qFormat="1"/>
-    <w:lsdException w:name="heading 1" w:uiPriority="9" w:qFormat="1"/>
-    <w:lsdException w:name="heading 2" w:semiHidden="1" w:uiPriority="9" w:unhideWhenUsed="1" w:qFormat="1"/>
-    <w:lsdException w:name="heading 3" w:semiHidden="1" w:uiPriority="9" w:unhideWhenUsed="1" w:qFormat="1"/>
-    <w:lsdException w:name="heading 4" w:semiHidden="1" w:uiPriority="9" w:unhideWhenUsed="1" w:qFormat="1"/>
-    <w:lsdException w:name="heading 5" w:semiHidden="1" w:uiPriority="9" w:unhideWhenUsed="1" w:qFormat="1"/>
-    <w:lsdException w:name="heading 6" w:semiHidden="1" w:uiPriority="9" w:unhideWhenUsed="1" w:qFormat="1"/>
-    <w:lsdException w:name="heading 7" w:semiHidden="1" w:uiPriority="9" w:unhideWhenUsed="1" w:qFormat="1"/>
-    <w:lsdException w:name="heading 8" w:semiHidden="1" w:uiPriority="9" w:unhideWhenUsed="1" w:qFormat="1"/>
-    <w:lsdException w:name="heading 9" w:semiHidden="1" w:uiPriority="9" w:unhideWhenUsed="1" w:qFormat="1"/>
-    <w:lsdException w:name="index 1" w:semiHidden="1" w:unhideWhenUsed="1"/>
-    <w:lsdException w:name="index 2" w:semiHidden="1" w:unhideWhenUsed="1"/>
-    <w:lsdException w:name="index 3" w:semiHidden="1" w:unhideWhenUsed="1"/>
-    <w:lsdException w:name="index 4" w:semiHidden="1" w:unhideWhenUsed="1"/>
-    <w:lsdException w:name="index 5" w:semiHidden="1" w:unhideWhenUsed="1"/>
-    <w:lsdException w:name="index 6" w:semiHidden="1" w:unhideWhenUsed="1"/>
-    <w:lsdException w:name="index 7" w:semiHidden="1" w:unhideWhenUsed="1"/>
-    <w:lsdException w:name="index 8" w:semiHidden="1" w:unhideWhenUsed="1"/>
-    <w:lsdException w:name="index 9" w:semiHidden="1" w:unhideWhenUsed="1"/>
-    <w:lsdException w:name="toc 1" w:semiHidden="1" w:uiPriority="39" w:unhideWhenUsed="1"/>
-    <w:lsdException w:name="toc 2" w:semiHidden="1" w:uiPriority="39" w:unhideWhenUsed="1"/>
-    <w:lsdException w:name="toc 3" w:semiHidden="1" w:uiPriority="39" w:unhideWhenUsed="1"/>
-    <w:lsdException w:name="toc 4" w:semiHidden="1" w:uiPriority="39" w:unhideWhenUsed="1"/>
-    <w:lsdException w:name="toc 5" w:semiHidden="1" w:uiPriority="39" w:unhideWhenUsed="1"/>
-    <w:lsdException w:name="toc 6" w:semiHidden="1" w:uiPriority="39" w:unhideWhenUsed="1"/>
-    <w:lsdException w:name="toc 7" w:semiHidden="1" w:uiPriority="39" w:unhideWhenUsed="1"/>
-    <w:lsdException w:name="toc 8" w:semiHidden="1" w:uiPriority="39" w:unhideWhenUsed="1"/>
-    <w:lsdException w:name="toc 9" w:semiHidden="1" w:uiPriority="39" w:unhideWhenUsed="1"/>
-    <w:lsdException w:name="Normal Indent" w:semiHidden="1" w:unhideWhenUsed="1"/>
-    <w:lsdException w:name="footnote text" w:semiHidden="1" w:unhideWhenUsed="1"/>
-    <w:lsdException w:name="annotation text" w:semiHidden="1" w:unhideWhenUsed="1"/>
-    <w:lsdException w:name="header" w:semiHidden="1" w:unhideWhenUsed="1"/>
-    <w:lsdException w:name="footer" w:semiHidden="1" w:unhideWhenUsed="1"/>
-    <w:lsdException w:name="index heading" w:semiHidden="1" w:unhideWhenUsed="1"/>
-    <w:lsdException w:name="caption" w:semiHidden="1" w:uiPriority="35" w:unhideWhenUsed="1" w:qFormat="1"/>
-    <w:lsdException w:name="table of figures" w:semiHidden="1" w:unhideWhenUsed="1"/>
-    <w:lsdException w:name="envelope address" w:semiHidden="1" w:unhideWhenUsed="1"/>
-    <w:lsdException w:name="envelope return" w:semiHidden="1" w:unhideWhenUsed="1"/>
-    <w:lsdException w:name="footnote reference" w:semiHidden="1" w:unhideWhenUsed="1"/>
-    <w:lsdException w:name="annotation reference" w:semiHidden="1" w:unhideWhenUsed="1"/>
-    <w:lsdException w:name="line number" w:semiHidden="1" w:unhideWhenUsed="1"/>
-    <w:lsdException w:name="page number" w:semiHidden="1" w:unhideWhenUsed="1"/>
-    <w:lsdException w:name="endnote reference" w:semiHidden="1" w:unhideWhenUsed="1"/>
-    <w:lsdException w:name="endnote text" w:semiHidden="1" w:unhideWhenUsed="1"/>
-    <w:lsdException w:name="table of authorities" w:semiHidden="1" w:unhideWhenUsed="1"/>
-    <w:lsdException w:name="macro" w:semiHidden="1" w:unhideWhenUsed="1"/>
-    <w:lsdException w:name="toa heading" w:semiHidden="1" w:unhideWhenUsed="1"/>
-    <w:lsdException w:name="List" w:semiHidden="1" w:unhideWhenUsed="1"/>
-    <w:lsdException w:name="List Bullet" w:semiHidden="1" w:unhideWhenUsed="1"/>
-    <w:lsdException w:name="List Number" w:semiHidden="1" w:unhideWhenUsed="1"/>
-    <w:lsdException w:name="List 2" w:semiHidden="1" w:unhideWhenUsed="1"/>
-    <w:lsdException w:name="List 3" w:semiHidden="1" w:unhideWhenUsed="1"/>
-    <w:lsdException w:name="List 4" w:semiHidden="1" w:unhideWhenUsed="1"/>
-    <w:lsdException w:name="List 5" w:semiHidden="1" w:unhideWhenUsed="1"/>
-    <w:lsdException w:name="List Bullet 2" w:semiHidden="1" w:unhideWhenUsed="1"/>
-    <w:lsdException w:name="List Bullet 3" w:semiHidden="1" w:unhideWhenUsed="1"/>
-    <w:lsdException w:name="List Bullet 4" w:semiHidden="1" w:unhideWhenUsed="1"/>
-    <w:lsdException w:name="List Bullet 5" w:semiHidden="1" w:unhideWhenUsed="1"/>
-    <w:lsdException w:name="List Number 2" w:semiHidden="1" w:unhideWhenUsed="1"/>
-    <w:lsdException w:name="List Number 3" w:semiHidden="1" w:unhideWhenUsed="1"/>
-    <w:lsdException w:name="List Number 4" w:semiHidden="1" w:unhideWhenUsed="1"/>
-    <w:lsdException w:name="List Number 5" w:semiHidden="1" w:unhideWhenUsed="1"/>
-    <w:lsdException w:name="Title" w:uiPriority="10" w:qFormat="1"/>
-    <w:lsdException w:name="Closing" w:semiHidden="1" w:unhideWhenUsed="1"/>
-    <w:lsdException w:name="Signature" w:semiHidden="1" w:unhideWhenUsed="1"/>
-    <w:lsdException w:name="Default Paragraph Font" w:semiHidden="1" w:uiPriority="1" w:unhideWhenUsed="1"/>
-    <w:lsdException w:name="Body Text" w:semiHidden="1" w:unhideWhenUsed="1"/>
-    <w:lsdException w:name="Body Text Indent" w:semiHidden="1" w:unhideWhenUsed="1"/>
-    <w:lsdException w:name="List Continue" w:semiHidden="1" w:unhideWhenUsed="1"/>
-    <w:lsdException w:name="List Continue 2" w:semiHidden="1" w:unhideWhenUsed="1"/>
-    <w:lsdException w:name="List Continue 3" w:semiHidden="1" w:unhideWhenUsed="1"/>
-    <w:lsdException w:name="List Continue 4" w:semiHidden="1" w:unhideWhenUsed="1"/>
-    <w:lsdException w:name="List Continue 5" w:semiHidden="1" w:unhideWhenUsed="1"/>
-    <w:lsdException w:name="Message Header" w:semiHidden="1" w:unhideWhenUsed="1"/>
-    <w:lsdException w:name="Subtitle" w:uiPriority="11" w:qFormat="1"/>
-    <w:lsdException w:name="Salutation" w:semiHidden="1" w:unhideWhenUsed="1"/>
-    <w:lsdException w:name="Date" w:semiHidden="1" w:unhideWhenUsed="1"/>
-    <w:lsdException w:name="Body Text First Indent" w:semiHidden="1" w:unhideWhenUsed="1"/>
-    <w:lsdException w:name="Body Text First Indent 2" w:semiHidden="1" w:unhideWhenUsed="1"/>
-    <w:lsdException w:name="Note Heading" w:semiHidden="1" w:unhideWhenUsed="1"/>
-    <w:lsdException w:name="Body Text 2" w:semiHidden="1" w:unhideWhenUsed="1"/>
-    <w:lsdException w:name="Body Text 3" w:semiHidden="1" w:unhideWhenUsed="1"/>
-    <w:lsdException w:name="Body Text Indent 2" w:semiHidden="1" w:unhideWhenUsed="1"/>
-    <w:lsdException w:name="Body Text Indent 3" w:semiHidden="1" w:unhideWhenUsed="1"/>
-    <w:lsdException w:name="Block Text" w:semiHidden="1" w:unhideWhenUsed="1"/>
-    <w:lsdException w:name="Hyperlink" w:semiHidden="1" w:unhideWhenUsed="1"/>
-    <w:lsdException w:name="FollowedHyperlink" w:semiHidden="1" w:unhideWhenUsed="1"/>
-    <w:lsdException w:name="Strong" w:uiPriority="22" w:qFormat="1"/>
-    <w:lsdException w:name="Emphasis" w:uiPriority="20" w:qFormat="1"/>
-    <w:lsdException w:name="Document Map" w:semiHidden="1" w:unhideWhenUsed="1"/>
-    <w:lsdException w:name="Plain Text" w:semiHidden="1" w:unhideWhenUsed="1"/>
-    <w:lsdException w:name="E-mail Signature" w:semiHidden="1" w:unhideWhenUsed="1"/>
-    <w:lsdException w:name="HTML Top of Form" w:semiHidden="1" w:unhideWhenUsed="1"/>
-    <w:lsdException w:name="HTML Bottom of Form" w:semiHidden="1" w:unhideWhenUsed="1"/>
-    <w:lsdException w:name="Normal (Web)" w:semiHidden="1" w:unhideWhenUsed="1"/>
-    <w:lsdException w:name="HTML Acronym" w:semiHidden="1" w:unhideWhenUsed="1"/>
-    <w:lsdException w:name="HTML Address" w:semiHidden="1" w:unhideWhenUsed="1"/>
-    <w:lsdException w:name="HTML Cite" w:semiHidden="1" w:unhideWhenUsed="1"/>
-    <w:lsdException w:name="HTML Code" w:semiHidden="1" w:unhideWhenUsed="1"/>
-    <w:lsdException w:name="HTML Definition" w:semiHidden="1" w:unhideWhenUsed="1"/>
-    <w:lsdException w:name="HTML Keyboard" w:semiHidden="1" w:unhideWhenUsed="1"/>
-    <w:lsdException w:name="HTML Preformatted" w:semiHidden="1" w:unhideWhenUsed="1"/>
-    <w:lsdException w:name="HTML Sample" w:semiHidden="1" w:unhideWhenUsed="1"/>
-    <w:lsdException w:name="HTML Typewriter" w:semiHidden="1" w:unhideWhenUsed="1"/>
-    <w:lsdException w:name="HTML Variable" w:semiHidden="1" w:unhideWhenUsed="1"/>
-    <w:lsdException w:name="Normal Table" w:semiHidden="1" w:unhideWhenUsed="1"/>
-    <w:lsdException w:name="annotation subject" w:semiHidden="1" w:unhideWhenUsed="1"/>
-    <w:lsdException w:name="No List" w:semiHidden="1" w:unhideWhenUsed="1"/>
-    <w:lsdException w:name="Outline List 1" w:semiHidden="1" w:unhideWhenUsed="1"/>
-    <w:lsdException w:name="Outline List 2" w:semiHidden="1" w:unhideWhenUsed="1"/>
-    <w:lsdException w:name="Outline List 3" w:semiHidden="1" w:unhideWhenUsed="1"/>
-    <w:lsdException w:name="Table Simple 1" w:semiHidden="1" w:unhideWhenUsed="1"/>
-    <w:lsdException w:name="Table Simple 2" w:semiHidden="1" w:unhideWhenUsed="1"/>
-    <w:lsdException w:name="Table Simple 3" w:semiHidden="1" w:unhideWhenUsed="1"/>
-    <w:lsdException w:name="Table Classic 1" w:semiHidden="1" w:unhideWhenUsed="1"/>
-    <w:lsdException w:name="Table Classic 2" w:semiHidden="1" w:unhideWhenUsed="1"/>
-    <w:lsdException w:name="Table Classic 3" w:semiHidden="1" w:unhideWhenUsed="1"/>
-    <w:lsdException w:name="Table Classic 4" w:semiHidden="1" w:unhideWhenUsed="1"/>
-    <w:lsdException w:name="Table Colorful 1" w:semiHidden="1" w:unhideWhenUsed="1"/>
-    <w:lsdException w:name="Table Colorful 2" w:semiHidden="1" w:unhideWhenUsed="1"/>
-    <w:lsdException w:name="Table Colorful 3" w:semiHidden="1" w:unhideWhenUsed="1"/>
-    <w:lsdException w:name="Table Columns 1" w:semiHidden="1" w:unhideWhenUsed="1"/>
-    <w:lsdException w:name="Table Columns 2" w:semiHidden="1" w:unhideWhenUsed="1"/>
-    <w:lsdException w:name="Table Columns 3" w:semiHidden="1" w:unhideWhenUsed="1"/>
-    <w:lsdException w:name="Table Columns 4" w:semiHidden="1" w:unhideWhenUsed="1"/>
-    <w:lsdException w:name="Table Columns 5" w:semiHidden="1" w:unhideWhenUsed="1"/>
-    <w:lsdException w:name="Table Grid 1" w:semiHidden="1" w:unhideWhenUsed="1"/>
-    <w:lsdException w:name="Table Grid 2" w:semiHidden="1" w:unhideWhenUsed="1"/>
-    <w:lsdException w:name="Table Grid 3" w:semiHidden="1" w:unhideWhenUsed="1"/>
-    <w:lsdException w:name="Table Grid 4" w:semiHidden="1" w:unhideWhenUsed="1"/>
-    <w:lsdException w:name="Table Grid 5" w:semiHidden="1" w:unhideWhenUsed="1"/>
-    <w:lsdException w:name="Table Grid 6" w:semiHidden="1" w:unhideWhenUsed="1"/>
-    <w:lsdException w:name="Table Grid 7" w:semiHidden="1" w:unhideWhenUsed="1"/>
-    <w:lsdException w:name="Table Grid 8" w:semiHidden="1" w:unhideWhenUsed="1"/>
-    <w:lsdException w:name="Table List 1" w:semiHidden="1" w:unhideWhenUsed="1"/>
-    <w:lsdException w:name="Table List 2" w:semiHidden="1" w:unhideWhenUsed="1"/>
-    <w:lsdException w:name="Table List 3" w:semiHidden="1" w:unhideWhenUsed="1"/>
-    <w:lsdException w:name="Table List 4" w:semiHidden="1" w:unhideWhenUsed="1"/>
-    <w:lsdException w:name="Table List 5" w:semiHidden="1" w:unhideWhenUsed="1"/>
-    <w:lsdException w:name="Table List 6" w:semiHidden="1" w:unhideWhenUsed="1"/>
-    <w:lsdException w:name="Table List 7" w:semiHidden="1" w:unhideWhenUsed="1"/>
-    <w:lsdException w:name="Table List 8" w:semiHidden="1" w:unhideWhenUsed="1"/>
-    <w:lsdException w:name="Table 3D effects 1" w:semiHidden="1" w:unhideWhenUsed="1"/>
-    <w:lsdException w:name="Table 3D effects 2" w:semiHidden="1" w:unhideWhenUsed="1"/>
-    <w:lsdException w:name="Table 3D effects 3" w:semiHidden="1" w:unhideWhenUsed="1"/>
-    <w:lsdException w:name="Table Contemporary" w:semiHidden="1" w:unhideWhenUsed="1"/>
-    <w:lsdException w:name="Table Elegant" w:semiHidden="1" w:unhideWhenUsed="1"/>
-    <w:lsdException w:name="Table Professional" w:semiHidden="1" w:unhideWhenUsed="1"/>
-    <w:lsdException w:name="Table Subtle 1" w:semiHidden="1" w:unhideWhenUsed="1"/>
-    <w:lsdException w:name="Table Subtle 2" w:semiHidden="1" w:unhideWhenUsed="1"/>
-    <w:lsdException w:name="Table Web 1" w:semiHidden="1" w:unhideWhenUsed="1"/>
-    <w:lsdException w:name="Table Web 2" w:semiHidden="1" w:unhideWhenUsed="1"/>
-    <w:lsdException w:name="Table Web 3" w:semiHidden="1" w:unhideWhenUsed="1"/>
-    <w:lsdException w:name="Balloon Text" w:semiHidden="1" w:unhideWhenUsed="1"/>
-    <w:lsdException w:name="Table Grid" w:uiPriority="39"/>
-    <w:lsdException w:name="Table Theme" w:semiHidden="1" w:unhideWhenUsed="1"/>
-    <w:lsdException w:name="Placeholder Text" w:semiHidden="1"/>
-    <w:lsdException w:name="No Spacing" w:uiPriority="1" w:qFormat="1"/>
-    <w:lsdException w:name="Light Shading" w:uiPriority="60"/>
-    <w:lsdException w:name="Light List" w:uiPriority="61"/>
-    <w:lsdException w:name="Light Grid" w:uiPriority="62"/>
-    <w:lsdException w:name="Medium Shading 1" w:uiPriority="63"/>
-    <w:lsdException w:name="Medium Shading 2" w:uiPriority="64"/>
-    <w:lsdException w:name="Medium List 1" w:uiPriority="65"/>
-    <w:lsdException w:name="Medium List 2" w:uiPriority="66"/>
-    <w:lsdException w:name="Medium Grid 1" w:uiPriority="67"/>
-    <w:lsdException w:name="Medium Grid 2" w:uiPriority="68"/>
-    <w:lsdException w:name="Medium Grid 3" w:uiPriority="69"/>
-    <w:lsdException w:name="Dark List" w:uiPriority="70"/>
-    <w:lsdException w:name="Colorful Shading" w:uiPriority="71"/>
-    <w:lsdException w:name="Colorful List" w:uiPriority="72"/>
-    <w:lsdException w:name="Colorful Grid" w:uiPriority="73"/>
-    <w:lsdException w:name="Light Shading Accent 1" w:uiPriority="60"/>
-    <w:lsdException w:name="Light List Accent 1" w:uiPriority="61"/>
-    <w:lsdException w:name="Light Grid Accent 1" w:uiPriority="62"/>
-    <w:lsdException w:name="Medium Shading 1 Accent 1" w:uiPriority="63"/>
-    <w:lsdException w:name="Medium Shading 2 Accent 1" w:uiPriority="64"/>
-    <w:lsdException w:name="Medium List 1 Accent 1" w:uiPriority="65"/>
-    <w:lsdException w:name="Revision" w:semiHidden="1"/>
-    <w:lsdException w:name="List Paragraph" w:uiPriority="34" w:qFormat="1"/>
-    <w:lsdException w:name="Quote" w:uiPriority="29" w:qFormat="1"/>
-    <w:lsdException w:name="Intense Quote" w:uiPriority="30" w:qFormat="1"/>
-    <w:lsdException w:name="Medium List 2 Accent 1" w:uiPriority="66"/>
-    <w:lsdException w:name="Medium Grid 1 Accent 1" w:uiPriority="67"/>
-    <w:lsdException w:name="Medium Grid 2 Accent 1" w:uiPriority="68"/>
-    <w:lsdException w:name="Medium Grid 3 Accent 1" w:uiPriority="69"/>
-    <w:lsdException w:name="Dark List Accent 1" w:uiPriority="70"/>
-    <w:lsdException w:name="Colorful Shading Accent 1" w:uiPriority="71"/>
-    <w:lsdException w:name="Colorful List Accent 1" w:uiPriority="72"/>
-    <w:lsdException w:name="Colorful Grid Accent 1" w:uiPriority="73"/>
-    <w:lsdException w:name="Light Shading Accent 2" w:uiPriority="60"/>
-    <w:lsdException w:name="Light List Accent 2" w:uiPriority="61"/>
-    <w:lsdException w:name="Light Grid Accent 2" w:uiPriority="62"/>
-    <w:lsdException w:name="Medium Shading 1 Accent 2" w:uiPriority="63"/>
-    <w:lsdException w:name="Medium Shading 2 Accent 2" w:uiPriority="64"/>
-    <w:lsdException w:name="Medium List 1 Accent 2" w:uiPriority="65"/>
-    <w:lsdException w:name="Medium List 2 Accent 2" w:uiPriority="66"/>
-    <w:lsdException w:name="Medium Grid 1 Accent 2" w:uiPriority="67"/>
-    <w:lsdException w:name="Medium Grid 2 Accent 2" w:uiPriority="68"/>
-    <w:lsdException w:name="Medium Grid 3 Accent 2" w:uiPriority="69"/>
-    <w:lsdException w:name="Dark List Accent 2" w:uiPriority="70"/>
-    <w:lsdException w:name="Colorful Shading Accent 2" w:uiPriority="71"/>
-    <w:lsdException w:name="Colorful List Accent 2" w:uiPriority="72"/>
-    <w:lsdException w:name="Colorful Grid Accent 2" w:uiPriority="73"/>
-    <w:lsdException w:name="Light Shading Accent 3" w:uiPriority="60"/>
-    <w:lsdException w:name="Light List Accent 3" w:uiPriority="61"/>
-    <w:lsdException w:name="Light Grid Accent 3" w:uiPriority="62"/>
-    <w:lsdException w:name="Medium Shading 1 Accent 3" w:uiPriority="63"/>
-    <w:lsdException w:name="Medium Shading 2 Accent 3" w:uiPriority="64"/>
-    <w:lsdException w:name="Medium List 1 Accent 3" w:uiPriority="65"/>
-    <w:lsdException w:name="Medium List 2 Accent 3" w:uiPriority="66"/>
-    <w:lsdException w:name="Medium Grid 1 Accent 3" w:uiPriority="67"/>
-    <w:lsdException w:name="Medium Grid 2 Accent 3" w:uiPriority="68"/>
-    <w:lsdException w:name="Medium Grid 3 Accent 3" w:uiPriority="69"/>
-    <w:lsdException w:name="Dark List Accent 3" w:uiPriority="70"/>
-    <w:lsdException w:name="Colorful Shading Accent 3" w:uiPriority="71"/>
-    <w:lsdException w:name="Colorful List Accent 3" w:uiPriority="72"/>
-    <w:lsdException w:name="Colorful Grid Accent 3" w:uiPriority="73"/>
-    <w:lsdException w:name="Light Shading Accent 4" w:uiPriority="60"/>
-    <w:lsdException w:name="Light List Accent 4" w:uiPriority="61"/>
-    <w:lsdException w:name="Light Grid Accent 4" w:uiPriority="62"/>
-    <w:lsdException w:name="Medium Shading 1 Accent 4" w:uiPriority="63"/>
-    <w:lsdException w:name="Medium Shading 2 Accent 4" w:uiPriority="64"/>
-    <w:lsdException w:name="Medium List 1 Accent 4" w:uiPriority="65"/>
-    <w:lsdException w:name="Medium List 2 Accent 4" w:uiPriority="66"/>
-    <w:lsdException w:name="Medium Grid 1 Accent 4" w:uiPriority="67"/>
-    <w:lsdException w:name="Medium Grid 2 Accent 4" w:uiPriority="68"/>
-    <w:lsdException w:name="Medium Grid 3 Accent 4" w:uiPriority="69"/>
-    <w:lsdException w:name="Dark List Accent 4" w:uiPriority="70"/>
-    <w:lsdException w:name="Colorful Shading Accent 4" w:uiPriority="71"/>
-    <w:lsdException w:name="Colorful List Accent 4" w:uiPriority="72"/>
-    <w:lsdException w:name="Colorful Grid Accent 4" w:uiPriority="73"/>
-    <w:lsdException w:name="Light Shading Accent 5" w:uiPriority="60"/>
-    <w:lsdException w:name="Light List Accent 5" w:uiPriority="61"/>
-    <w:lsdException w:name="Light Grid Accent 5" w:uiPriority="62"/>
-    <w:lsdException w:name="Medium Shading 1 Accent 5" w:uiPriority="63"/>
-    <w:lsdException w:name="Medium Shading 2 Accent 5" w:uiPriority="64"/>
-    <w:lsdException w:name="Medium List 1 Accent 5" w:uiPriority="65"/>
-    <w:lsdException w:name="Medium List 2 Accent 5" w:uiPriority="66"/>
-    <w:lsdException w:name="Medium Grid 1 Accent 5" w:uiPriority="67"/>
-    <w:lsdException w:name="Medium Grid 2 Accent 5" w:uiPriority="68"/>
-    <w:lsdException w:name="Medium Grid 3 Accent 5" w:uiPriority="69"/>
-    <w:lsdException w:name="Dark List Accent 5" w:uiPriority="70"/>
-    <w:lsdException w:name="Colorful Shading Accent 5" w:uiPriority="71"/>
-    <w:lsdException w:name="Colorful List Accent 5" w:uiPriority="72"/>
-    <w:lsdException w:name="Colorful Grid Accent 5" w:uiPriority="73"/>
-    <w:lsdException w:name="Light Shading Accent 6" w:uiPriority="60"/>
-    <w:lsdException w:name="Light List Accent 6" w:uiPriority="61"/>
-    <w:lsdException w:name="Light Grid Accent 6" w:uiPriority="62"/>
-    <w:lsdException w:name="Medium Shading 1 Accent 6" w:uiPriority="63"/>
-    <w:lsdException w:name="Medium Shading 2 Accent 6" w:uiPriority="64"/>
-    <w:lsdException w:name="Medium List 1 Accent 6" w:uiPriority="65"/>
-    <w:lsdException w:name="Medium List 2 Accent 6" w:uiPriority="66"/>
-    <w:lsdException w:name="Medium Grid 1 Accent 6" w:uiPriority="67"/>
-    <w:lsdException w:name="Medium Grid 2 Accent 6" w:uiPriority="68"/>
-    <w:lsdException w:name="Medium Grid 3 Accent 6" w:uiPriority="69"/>
-    <w:lsdException w:name="Dark List Accent 6" w:uiPriority="70"/>
-    <w:lsdException w:name="Colorful Shading Accent 6" w:uiPriority="71"/>
-    <w:lsdException w:name="Colorful List Accent 6" w:uiPriority="72"/>
-    <w:lsdException w:name="Colorful Grid Accent 6" w:uiPriority="73"/>
-    <w:lsdException w:name="Subtle Emphasis" w:uiPriority="19" w:qFormat="1"/>
-    <w:lsdException w:name="Intense Emphasis" w:uiPriority="21" w:qFormat="1"/>
-    <w:lsdException w:name="Subtle Reference" w:uiPriority="31" w:qFormat="1"/>
-    <w:lsdException w:name="Intense Reference" w:uiPriority="32" w:qFormat="1"/>
-    <w:lsdException w:name="Book Title" w:uiPriority="33" w:qFormat="1"/>
-    <w:lsdException w:name="Bibliography" w:semiHidden="1" w:uiPriority="37" w:unhideWhenUsed="1"/>
-    <w:lsdException w:name="TOC Heading" w:semiHidden="1" w:uiPriority="39" w:unhideWhenUsed="1" w:qFormat="1"/>
-    <w:lsdException w:name="Plain Table 1" w:uiPriority="41"/>
-    <w:lsdException w:name="Plain Table 2" w:uiPriority="42"/>
-    <w:lsdException w:name="Plain Table 3" w:uiPriority="43"/>
-    <w:lsdException w:name="Plain Table 4" w:uiPriority="44"/>
-    <w:lsdException w:name="Plain Table 5" w:uiPriority="45"/>
-    <w:lsdException w:name="Grid Table Light" w:uiPriority="40"/>
-    <w:lsdException w:name="Grid Table 1 Light" w:uiPriority="46"/>
-    <w:lsdException w:name="Grid Table 2" w:uiPriority="47"/>
-    <w:lsdException w:name="Grid Table 3" w:uiPriority="48"/>
-    <w:lsdException w:name="Grid Table 4" w:uiPriority="49"/>
-    <w:lsdException w:name="Grid Table 5 Dark" w:uiPriority="50"/>
-    <w:lsdException w:name="Grid Table 6 Colorful" w:uiPriority="51"/>
-    <w:lsdException w:name="Grid Table 7 Colorful" w:uiPriority="52"/>
-    <w:lsdException w:name="Grid Table 1 Light Accent 1" w:uiPriority="46"/>
-    <w:lsdException w:name="Grid Table 2 Accent 1" w:uiPriority="47"/>
-    <w:lsdException w:name="Grid Table 3 Accent 1" w:uiPriority="48"/>
-    <w:lsdException w:name="Grid Table 4 Accent 1" w:uiPriority="49"/>
-    <w:lsdException w:name="Grid Table 5 Dark Accent 1" w:uiPriority="50"/>
-    <w:lsdException w:name="Grid Table 6 Colorful Accent 1" w:uiPriority="51"/>
-    <w:lsdException w:name="Grid Table 7 Colorful Accent 1" w:uiPriority="52"/>
-    <w:lsdException w:name="Grid Table 1 Light Accent 2" w:uiPriority="46"/>
-    <w:lsdException w:name="Grid Table 2 Accent 2" w:uiPriority="47"/>
-    <w:lsdException w:name="Grid Table 3 Accent 2" w:uiPriority="48"/>
-    <w:lsdException w:name="Grid Table 4 Accent 2" w:uiPriority="49"/>
-    <w:lsdException w:name="Grid Table 5 Dark Accent 2" w:uiPriority="50"/>
-    <w:lsdException w:name="Grid Table 6 Colorful Accent 2" w:uiPriority="51"/>
-    <w:lsdException w:name="Grid Table 7 Colorful Accent 2" w:uiPriority="52"/>
-    <w:lsdException w:name="Grid Table 1 Light Accent 3" w:uiPriority="46"/>
-    <w:lsdException w:name="Grid Table 2 Accent 3" w:uiPriority="47"/>
-    <w:lsdException w:name="Grid Table 3 Accent 3" w:uiPriority="48"/>
-    <w:lsdException w:name="Grid Table 4 Accent 3" w:uiPriority="49"/>
-    <w:lsdException w:name="Grid Table 5 Dark Accent 3" w:uiPriority="50"/>
-    <w:lsdException w:name="Grid Table 6 Colorful Accent 3" w:uiPriority="51"/>
-    <w:lsdException w:name="Grid Table 7 Colorful Accent 3" w:uiPriority="52"/>
-    <w:lsdException w:name="Grid Table 1 Light Accent 4" w:uiPriority="46"/>
-    <w:lsdException w:name="Grid Table 2 Accent 4" w:uiPriority="47"/>
-    <w:lsdException w:name="Grid Table 3 Accent 4" w:uiPriority="48"/>
-    <w:lsdException w:name="Grid Table 4 Accent 4" w:uiPriority="49"/>
-    <w:lsdException w:name="Grid Table 5 Dark Accent 4" w:uiPriority="50"/>
-    <w:lsdException w:name="Grid Table 6 Colorful Accent 4" w:uiPriority="51"/>
-    <w:lsdException w:name="Grid Table 7 Colorful Accent 4" w:uiPriority="52"/>
-    <w:lsdException w:name="Grid Table 1 Light Accent 5" w:uiPriority="46"/>
-    <w:lsdException w:name="Grid Table 2 Accent 5" w:uiPriority="47"/>
-    <w:lsdException w:name="Grid Table 3 Accent 5" w:uiPriority="48"/>
-    <w:lsdException w:name="Grid Table 4 Accent 5" w:uiPriority="49"/>
-    <w:lsdException w:name="Grid Table 5 Dark Accent 5" w:uiPriority="50"/>
-    <w:lsdException w:name="Grid Table 6 Colorful Accent 5" w:uiPriority="51"/>
-    <w:lsdException w:name="Grid Table 7 Colorful Accent 5" w:uiPriority="52"/>
-    <w:lsdException w:name="Grid Table 1 Light Accent 6" w:uiPriority="46"/>
-    <w:lsdException w:name="Grid Table 2 Accent 6" w:uiPriority="47"/>
-    <w:lsdException w:name="Grid Table 3 Accent 6" w:uiPriority="48"/>
-    <w:lsdException w:name="Grid Table 4 Accent 6" w:uiPriority="49"/>
-    <w:lsdException w:name="Grid Table 5 Dark Accent 6" w:uiPriority="50"/>
-    <w:lsdException w:name="Grid Table 6 Colorful Accent 6" w:uiPriority="51"/>
-    <w:lsdException w:name="Grid Table 7 Colorful Accent 6" w:uiPriority="52"/>
-    <w:lsdException w:name="List Table 1 Light" w:uiPriority="46"/>
-    <w:lsdException w:name="List Table 2" w:uiPriority="47"/>
-    <w:lsdException w:name="List Table 3" w:uiPriority="48"/>
-    <w:lsdException w:name="List Table 4" w:uiPriority="49"/>
-    <w:lsdException w:name="List Table 5 Dark" w:uiPriority="50"/>
-    <w:lsdException w:name="List Table 6 Colorful" w:uiPriority="51"/>
-    <w:lsdException w:name="List Table 7 Colorful" w:uiPriority="52"/>
-    <w:lsdException w:name="List Table 1 Light Accent 1" w:uiPriority="46"/>
-    <w:lsdException w:name="List Table 2 Accent 1" w:uiPriority="47"/>
-    <w:lsdException w:name="List Table 3 Accent 1" w:uiPriority="48"/>
-    <w:lsdException w:name="List Table 4 Accent 1" w:uiPriority="49"/>
-    <w:lsdException w:name="List Table 5 Dark Accent 1" w:uiPriority="50"/>
-    <w:lsdException w:name="List Table 6 Colorful Accent 1" w:uiPriority="51"/>
-    <w:lsdException w:name="List Table 7 Colorful Accent 1" w:uiPriority="52"/>
-    <w:lsdException w:name="List Table 1 Light Accent 2" w:uiPriority="46"/>
-    <w:lsdException w:name="List Table 2 Accent 2" w:uiPriority="47"/>
-    <w:lsdException w:name="List Table 3 Accent 2" w:uiPriority="48"/>
-    <w:lsdException w:name="List Table 4 Accent 2" w:uiPriority="49"/>
-    <w:lsdException w:name="List Table 5 Dark Accent 2" w:uiPriority="50"/>
-    <w:lsdException w:name="List Table 6 Colorful Accent 2" w:uiPriority="51"/>
-    <w:lsdException w:name="List Table 7 Colorful Accent 2" w:uiPriority="52"/>
-    <w:lsdException w:name="List Table 1 Light Accent 3" w:uiPriority="46"/>
-    <w:lsdException w:name="List Table 2 Accent 3" w:uiPriority="47"/>
-    <w:lsdException w:name="List Table 3 Accent 3" w:uiPriority="48"/>
-    <w:lsdException w:name="List Table 4 Accent 3" w:uiPriority="49"/>
-    <w:lsdException w:name="List Table 5 Dark Accent 3" w:uiPriority="50"/>
-    <w:lsdException w:name="List Table 6 Colorful Accent 3" w:uiPriority="51"/>
-    <w:lsdException w:name="List Table 7 Colorful Accent 3" w:uiPriority="52"/>
-    <w:lsdException w:name="List Table 1 Light Accent 4" w:uiPriority="46"/>
-    <w:lsdException w:name="List Table 2 Accent 4" w:uiPriority="47"/>
-    <w:lsdException w:name="List Table 3 Accent 4" w:uiPriority="48"/>
-    <w:lsdException w:name="List Table 4 Accent 4" w:uiPriority="49"/>
-    <w:lsdException w:name="List Table 5 Dark Accent 4" w:uiPriority="50"/>
-    <w:lsdException w:name="List Table 6 Colorful Accent 4" w:uiPriority="51"/>
-    <w:lsdException w:name="List Table 7 Colorful Accent 4" w:uiPriority="52"/>
-    <w:lsdException w:name="List Table 1 Light Accent 5" w:uiPriority="46"/>
-    <w:lsdException w:name="List Table 2 Accent 5" w:uiPriority="47"/>
-    <w:lsdException w:name="List Table 3 Accent 5" w:uiPriority="48"/>
-    <w:lsdException w:name="List Table 4 Accent 5" w:uiPriority="49"/>
-    <w:lsdException w:name="List Table 5 Dark Accent 5" w:uiPriority="50"/>
-    <w:lsdException w:name="List Table 6 Colorful Accent 5" w:uiPriority="51"/>
-    <w:lsdException w:name="List Table 7 Colorful Accent 5" w:uiPriority="52"/>
-    <w:lsdException w:name="List Table 1 Light Accent 6" w:uiPriority="46"/>
-    <w:lsdException w:name="List Table 2 Accent 6" w:uiPriority="47"/>
-    <w:lsdException w:name="List Table 3 Accent 6" w:uiPriority="48"/>
-    <w:lsdException w:name="List Table 4 Accent 6" w:uiPriority="49"/>
-    <w:lsdException w:name="List Table 5 Dark Accent 6" w:uiPriority="50"/>
-    <w:lsdException w:name="List Table 6 Colorful Accent 6" w:uiPriority="51"/>
-    <w:lsdException w:name="List Table 7 Colorful Accent 6" w:uiPriority="52"/>
+  <w:latentStyles w:defLockedState="0" w:defUIPriority="99" w:defSemiHidden="1" w:defUnhideWhenUsed="1" w:defQFormat="0" w:count="267">
+    <w:lsdException w:name="Normal" w:semiHidden="0" w:uiPriority="0" w:unhideWhenUsed="0" w:qFormat="1"/>
+    <w:lsdException w:name="heading 1" w:semiHidden="0" w:uiPriority="9" w:unhideWhenUsed="0" w:qFormat="1"/>
+    <w:lsdException w:name="heading 2" w:uiPriority="9" w:qFormat="1"/>
+    <w:lsdException w:name="heading 3" w:uiPriority="9" w:qFormat="1"/>
+    <w:lsdException w:name="heading 4" w:uiPriority="9" w:qFormat="1"/>
+    <w:lsdException w:name="heading 5" w:uiPriority="9" w:qFormat="1"/>
+    <w:lsdException w:name="heading 6" w:uiPriority="9" w:qFormat="1"/>
+    <w:lsdException w:name="heading 7" w:uiPriority="9" w:qFormat="1"/>
+    <w:lsdException w:name="heading 8" w:uiPriority="9" w:qFormat="1"/>
+    <w:lsdException w:name="heading 9" w:uiPriority="9" w:qFormat="1"/>
+    <w:lsdException w:name="toc 1" w:uiPriority="39"/>
+    <w:lsdException w:name="toc 2" w:uiPriority="39"/>
+    <w:lsdException w:name="toc 3" w:uiPriority="39"/>
+    <w:lsdException w:name="toc 4" w:uiPriority="39"/>
+    <w:lsdException w:name="toc 5" w:uiPriority="39"/>
+    <w:lsdException w:name="toc 6" w:uiPriority="39"/>
+    <w:lsdException w:name="toc 7" w:uiPriority="39"/>
+    <w:lsdException w:name="toc 8" w:uiPriority="39"/>
+    <w:lsdException w:name="toc 9" w:uiPriority="39"/>
+    <w:lsdException w:name="caption" w:uiPriority="35" w:qFormat="1"/>
+    <w:lsdException w:name="Title" w:semiHidden="0" w:uiPriority="10" w:unhideWhenUsed="0" w:qFormat="1"/>
+    <w:lsdException w:name="Default Paragraph Font" w:uiPriority="1"/>
+    <w:lsdException w:name="Subtitle" w:semiHidden="0" w:uiPriority="11" w:unhideWhenUsed="0" w:qFormat="1"/>
+    <w:lsdException w:name="Strong" w:semiHidden="0" w:uiPriority="22" w:unhideWhenUsed="0" w:qFormat="1"/>
+    <w:lsdException w:name="Emphasis" w:semiHidden="0" w:uiPriority="20" w:unhideWhenUsed="0" w:qFormat="1"/>
+    <w:lsdException w:name="Table Grid" w:semiHidden="0" w:uiPriority="39" w:unhideWhenUsed="0"/>
+    <w:lsdException w:name="Placeholder Text" w:unhideWhenUsed="0"/>
+    <w:lsdException w:name="No Spacing" w:semiHidden="0" w:uiPriority="1" w:unhideWhenUsed="0" w:qFormat="1"/>
+    <w:lsdException w:name="Light Shading" w:semiHidden="0" w:uiPriority="60" w:unhideWhenUsed="0"/>
+    <w:lsdException w:name="Light List" w:semiHidden="0" w:uiPriority="61" w:unhideWhenUsed="0"/>
+    <w:lsdException w:name="Light Grid" w:semiHidden="0" w:uiPriority="62" w:unhideWhenUsed="0"/>
+    <w:lsdException w:name="Medium Shading 1" w:semiHidden="0" w:uiPriority="63" w:unhideWhenUsed="0"/>
+    <w:lsdException w:name="Medium Shading 2" w:semiHidden="0" w:uiPriority="64" w:unhideWhenUsed="0"/>
+    <w:lsdException w:name="Medium List 1" w:semiHidden="0" w:uiPriority="65" w:unhideWhenUsed="0"/>
+    <w:lsdException w:name="Medium List 2" w:semiHidden="0" w:uiPriority="66" w:unhideWhenUsed="0"/>
+    <w:lsdException w:name="Medium Grid 1" w:semiHidden="0" w:uiPriority="67" w:unhideWhenUsed="0"/>
+    <w:lsdException w:name="Medium Grid 2" w:semiHidden="0" w:uiPriority="68" w:unhideWhenUsed="0"/>
+    <w:lsdException w:name="Medium Grid 3" w:semiHidden="0" w:uiPriority="69" w:unhideWhenUsed="0"/>
+    <w:lsdException w:name="Dark List" w:semiHidden="0" w:uiPriority="70" w:unhideWhenUsed="0"/>
+    <w:lsdException w:name="Colorful Shading" w:semiHidden="0" w:uiPriority="71" w:unhideWhenUsed="0"/>
+    <w:lsdException w:name="Colorful List" w:semiHidden="0" w:uiPriority="72" w:unhideWhenUsed="0"/>
+    <w:lsdException w:name="Colorful Grid" w:semiHidden="0" w:uiPriority="73" w:unhideWhenUsed="0"/>
+    <w:lsdException w:name="Light Shading Accent 1" w:semiHidden="0" w:uiPriority="60" w:unhideWhenUsed="0"/>
+    <w:lsdException w:name="Light List Accent 1" w:semiHidden="0" w:uiPriority="61" w:unhideWhenUsed="0"/>
+    <w:lsdException w:name="Light Grid Accent 1" w:semiHidden="0" w:uiPriority="62" w:unhideWhenUsed="0"/>
+    <w:lsdException w:name="Medium Shading 1 Accent 1" w:semiHidden="0" w:uiPriority="63" w:unhideWhenUsed="0"/>
+    <w:lsdException w:name="Medium Shading 2 Accent 1" w:semiHidden="0" w:uiPriority="64" w:unhideWhenUsed="0"/>
+    <w:lsdException w:name="Medium List 1 Accent 1" w:semiHidden="0" w:uiPriority="65" w:unhideWhenUsed="0"/>
+    <w:lsdException w:name="Revision" w:unhideWhenUsed="0"/>
+    <w:lsdException w:name="List Paragraph" w:semiHidden="0" w:uiPriority="34" w:unhideWhenUsed="0" w:qFormat="1"/>
+    <w:lsdException w:name="Quote" w:semiHidden="0" w:uiPriority="29" w:unhideWhenUsed="0" w:qFormat="1"/>
+    <w:lsdException w:name="Intense Quote" w:semiHidden="0" w:uiPriority="30" w:unhideWhenUsed="0" w:qFormat="1"/>
+    <w:lsdException w:name="Medium List 2 Accent 1" w:semiHidden="0" w:uiPriority="66" w:unhideWhenUsed="0"/>
+    <w:lsdException w:name="Medium Grid 1 Accent 1" w:semiHidden="0" w:uiPriority="67" w:unhideWhenUsed="0"/>
+    <w:lsdException w:name="Medium Grid 2 Accent 1" w:semiHidden="0" w:uiPriority="68" w:unhideWhenUsed="0"/>
+    <w:lsdException w:name="Medium Grid 3 Accent 1" w:semiHidden="0" w:uiPriority="69" w:unhideWhenUsed="0"/>
+    <w:lsdException w:name="Dark List Accent 1" w:semiHidden="0" w:uiPriority="70" w:unhideWhenUsed="0"/>
+    <w:lsdException w:name="Colorful Shading Accent 1" w:semiHidden="0" w:uiPriority="71" w:unhideWhenUsed="0"/>
+    <w:lsdException w:name="Colorful List Accent 1" w:semiHidden="0" w:uiPriority="72" w:unhideWhenUsed="0"/>
+    <w:lsdException w:name="Colorful Grid Accent 1" w:semiHidden="0" w:uiPriority="73" w:unhideWhenUsed="0"/>
+    <w:lsdException w:name="Light Shading Accent 2" w:semiHidden="0" w:uiPriority="60" w:unhideWhenUsed="0"/>
+    <w:lsdException w:name="Light List Accent 2" w:semiHidden="0" w:uiPriority="61" w:unhideWhenUsed="0"/>
+    <w:lsdException w:name="Light Grid Accent 2" w:semiHidden="0" w:uiPriority="62" w:unhideWhenUsed="0"/>
+    <w:lsdException w:name="Medium Shading 1 Accent 2" w:semiHidden="0" w:uiPriority="63" w:unhideWhenUsed="0"/>
+    <w:lsdException w:name="Medium Shading 2 Accent 2" w:semiHidden="0" w:uiPriority="64" w:unhideWhenUsed="0"/>
+    <w:lsdException w:name="Medium List 1 Accent 2" w:semiHidden="0" w:uiPriority="65" w:unhideWhenUsed="0"/>
+    <w:lsdException w:name="Medium List 2 Accent 2" w:semiHidden="0" w:uiPriority="66" w:unhideWhenUsed="0"/>
+    <w:lsdException w:name="Medium Grid 1 Accent 2" w:semiHidden="0" w:uiPriority="67" w:unhideWhenUsed="0"/>
+    <w:lsdException w:name="Medium Grid 2 Accent 2" w:semiHidden="0" w:uiPriority="68" w:unhideWhenUsed="0"/>
+    <w:lsdException w:name="Medium Grid 3 Accent 2" w:semiHidden="0" w:uiPriority="69" w:unhideWhenUsed="0"/>
+    <w:lsdException w:name="Dark List Accent 2" w:semiHidden="0" w:uiPriority="70" w:unhideWhenUsed="0"/>
+    <w:lsdException w:name="Colorful Shading Accent 2" w:semiHidden="0" w:uiPriority="71" w:unhideWhenUsed="0"/>
+    <w:lsdException w:name="Colorful List Accent 2" w:semiHidden="0" w:uiPriority="72" w:unhideWhenUsed="0"/>
+    <w:lsdException w:name="Colorful Grid Accent 2" w:semiHidden="0" w:uiPriority="73" w:unhideWhenUsed="0"/>
+    <w:lsdException w:name="Light Shading Accent 3" w:semiHidden="0" w:uiPriority="60" w:unhideWhenUsed="0"/>
+    <w:lsdException w:name="Light List Accent 3" w:semiHidden="0" w:uiPriority="61" w:unhideWhenUsed="0"/>
+    <w:lsdException w:name="Light Grid Accent 3" w:semiHidden="0" w:uiPriority="62" w:unhideWhenUsed="0"/>
+    <w:lsdException w:name="Medium Shading 1 Accent 3" w:semiHidden="0" w:uiPriority="63" w:unhideWhenUsed="0"/>
+    <w:lsdException w:name="Medium Shading 2 Accent 3" w:semiHidden="0" w:uiPriority="64" w:unhideWhenUsed="0"/>
+    <w:lsdException w:name="Medium List 1 Accent 3" w:semiHidden="0" w:uiPriority="65" w:unhideWhenUsed="0"/>
+    <w:lsdException w:name="Medium List 2 Accent 3" w:semiHidden="0" w:uiPriority="66" w:unhideWhenUsed="0"/>
+    <w:lsdException w:name="Medium Grid 1 Accent 3" w:semiHidden="0" w:uiPriority="67" w:unhideWhenUsed="0"/>
+    <w:lsdException w:name="Medium Grid 2 Accent 3" w:semiHidden="0" w:uiPriority="68" w:unhideWhenUsed="0"/>
+    <w:lsdException w:name="Medium Grid 3 Accent 3" w:semiHidden="0" w:uiPriority="69" w:unhideWhenUsed="0"/>
+    <w:lsdException w:name="Dark List Accent 3" w:semiHidden="0" w:uiPriority="70" w:unhideWhenUsed="0"/>
+    <w:lsdException w:name="Colorful Shading Accent 3" w:semiHidden="0" w:uiPriority="71" w:unhideWhenUsed="0"/>
+    <w:lsdException w:name="Colorful List Accent 3" w:semiHidden="0" w:uiPriority="72" w:unhideWhenUsed="0"/>
+    <w:lsdException w:name="Colorful Grid Accent 3" w:semiHidden="0" w:uiPriority="73" w:unhideWhenUsed="0"/>
+    <w:lsdException w:name="Light Shading Accent 4" w:semiHidden="0" w:uiPriority="60" w:unhideWhenUsed="0"/>
+    <w:lsdException w:name="Light List Accent 4" w:semiHidden="0" w:uiPriority="61" w:unhideWhenUsed="0"/>
+    <w:lsdException w:name="Light Grid Accent 4" w:semiHidden="0" w:uiPriority="62" w:unhideWhenUsed="0"/>
+    <w:lsdException w:name="Medium Shading 1 Accent 4" w:semiHidden="0" w:uiPriority="63" w:unhideWhenUsed="0"/>
+    <w:lsdException w:name="Medium Shading 2 Accent 4" w:semiHidden="0" w:uiPriority="64" w:unhideWhenUsed="0"/>
+    <w:lsdException w:name="Medium List 1 Accent 4" w:semiHidden="0" w:uiPriority="65" w:unhideWhenUsed="0"/>
+    <w:lsdException w:name="Medium List 2 Accent 4" w:semiHidden="0" w:uiPriority="66" w:unhideWhenUsed="0"/>
+    <w:lsdException w:name="Medium Grid 1 Accent 4" w:semiHidden="0" w:uiPriority="67" w:unhideWhenUsed="0"/>
+    <w:lsdException w:name="Medium Grid 2 Accent 4" w:semiHidden="0" w:uiPriority="68" w:unhideWhenUsed="0"/>
+    <w:lsdException w:name="Medium Grid 3 Accent 4" w:semiHidden="0" w:uiPriority="69" w:unhideWhenUsed="0"/>
+    <w:lsdException w:name="Dark List Accent 4" w:semiHidden="0" w:uiPriority="70" w:unhideWhenUsed="0"/>
+    <w:lsdException w:name="Colorful Shading Accent 4" w:semiHidden="0" w:uiPriority="71" w:unhideWhenUsed="0"/>
+    <w:lsdException w:name="Colorful List Accent 4" w:semiHidden="0" w:uiPriority="72" w:unhideWhenUsed="0"/>
+    <w:lsdException w:name="Colorful Grid Accent 4" w:semiHidden="0" w:uiPriority="73" w:unhideWhenUsed="0"/>
+    <w:lsdException w:name="Light Shading Accent 5" w:semiHidden="0" w:uiPriority="60" w:unhideWhenUsed="0"/>
+    <w:lsdException w:name="Light List Accent 5" w:semiHidden="0" w:uiPriority="61" w:unhideWhenUsed="0"/>
+    <w:lsdException w:name="Light Grid Accent 5" w:semiHidden="0" w:uiPriority="62" w:unhideWhenUsed="0"/>
+    <w:lsdException w:name="Medium Shading 1 Accent 5" w:semiHidden="0" w:uiPriority="63" w:unhideWhenUsed="0"/>
+    <w:lsdException w:name="Medium Shading 2 Accent 5" w:semiHidden="0" w:uiPriority="64" w:unhideWhenUsed="0"/>
+    <w:lsdException w:name="Medium List 1 Accent 5" w:semiHidden="0" w:uiPriority="65" w:unhideWhenUsed="0"/>
+    <w:lsdException w:name="Medium List 2 Accent 5" w:semiHidden="0" w:uiPriority="66" w:unhideWhenUsed="0"/>
+    <w:lsdException w:name="Medium Grid 1 Accent 5" w:semiHidden="0" w:uiPriority="67" w:unhideWhenUsed="0"/>
+    <w:lsdException w:name="Medium Grid 2 Accent 5" w:semiHidden="0" w:uiPriority="68" w:unhideWhenUsed="0"/>
+    <w:lsdException w:name="Medium Grid 3 Accent 5" w:semiHidden="0" w:uiPriority="69" w:unhideWhenUsed="0"/>
+    <w:lsdException w:name="Dark List Accent 5" w:semiHidden="0" w:uiPriority="70" w:unhideWhenUsed="0"/>
+    <w:lsdException w:name="Colorful Shading Accent 5" w:semiHidden="0" w:uiPriority="71" w:unhideWhenUsed="0"/>
+    <w:lsdException w:name="Colorful List Accent 5" w:semiHidden="0" w:uiPriority="72" w:unhideWhenUsed="0"/>
+    <w:lsdException w:name="Colorful Grid Accent 5" w:semiHidden="0" w:uiPriority="73" w:unhideWhenUsed="0"/>
+    <w:lsdException w:name="Light Shading Accent 6" w:semiHidden="0" w:uiPriority="60" w:unhideWhenUsed="0"/>
+    <w:lsdException w:name="Light List Accent 6" w:semiHidden="0" w:uiPriority="61" w:unhideWhenUsed="0"/>
+    <w:lsdException w:name="Light Grid Accent 6" w:semiHidden="0" w:uiPriority="62" w:unhideWhenUsed="0"/>
+    <w:lsdException w:name="Medium Shading 1 Accent 6" w:semiHidden="0" w:uiPriority="63" w:unhideWhenUsed="0"/>
+    <w:lsdException w:name="Medium Shading 2 Accent 6" w:semiHidden="0" w:uiPriority="64" w:unhideWhenUsed="0"/>
+    <w:lsdException w:name="Medium List 1 Accent 6" w:semiHidden="0" w:uiPriority="65" w:unhideWhenUsed="0"/>
+    <w:lsdException w:name="Medium List 2 Accent 6" w:semiHidden="0" w:uiPriority="66" w:unhideWhenUsed="0"/>
+    <w:lsdException w:name="Medium Grid 1 Accent 6" w:semiHidden="0" w:uiPriority="67" w:unhideWhenUsed="0"/>
+    <w:lsdException w:name="Medium Grid 2 Accent 6" w:semiHidden="0" w:uiPriority="68" w:unhideWhenUsed="0"/>
+    <w:lsdException w:name="Medium Grid 3 Accent 6" w:semiHidden="0" w:uiPriority="69" w:unhideWhenUsed="0"/>
+    <w:lsdException w:name="Dark List Accent 6" w:semiHidden="0" w:uiPriority="70" w:unhideWhenUsed="0"/>
+    <w:lsdException w:name="Colorful Shading Accent 6" w:semiHidden="0" w:uiPriority="71" w:unhideWhenUsed="0"/>
+    <w:lsdException w:name="Colorful List Accent 6" w:semiHidden="0" w:uiPriority="72" w:unhideWhenUsed="0"/>
+    <w:lsdException w:name="Colorful Grid Accent 6" w:semiHidden="0" w:uiPriority="73" w:unhideWhenUsed="0"/>
+    <w:lsdException w:name="Subtle Emphasis" w:semiHidden="0" w:uiPriority="19" w:unhideWhenUsed="0" w:qFormat="1"/>
+    <w:lsdException w:name="Intense Emphasis" w:semiHidden="0" w:uiPriority="21" w:unhideWhenUsed="0" w:qFormat="1"/>
+    <w:lsdException w:name="Subtle Reference" w:semiHidden="0" w:uiPriority="31" w:unhideWhenUsed="0" w:qFormat="1"/>
+    <w:lsdException w:name="Intense Reference" w:semiHidden="0" w:uiPriority="32" w:unhideWhenUsed="0" w:qFormat="1"/>
+    <w:lsdException w:name="Book Title" w:semiHidden="0" w:uiPriority="33" w:unhideWhenUsed="0" w:qFormat="1"/>
+    <w:lsdException w:name="Bibliography" w:uiPriority="37"/>
+    <w:lsdException w:name="TOC Heading" w:uiPriority="39" w:qFormat="1"/>
   </w:latentStyles>
-  <w:style w:type="paragraph" w:default="1" w:styleId="a">
+  <w:style w:type="paragraph" w:default="1" w:styleId="Normal">
     <w:name w:val="Normal"/>
   </w:style>
-  <w:style w:type="paragraph" w:styleId="1">
+  <w:style w:type="paragraph" w:styleId="Titre1">
     <w:name w:val="heading 1"/>
-    <w:basedOn w:val="a"/>
-    <w:next w:val="a"/>
+    <w:basedOn w:val="Normal"/>
+    <w:next w:val="Normal"/>
     <w:pPr>
       <w:keepNext/>
       <w:keepLines/>
@@ -4339,10 +7106,10 @@
       <w:szCs w:val="32"/>
     </w:rPr>
   </w:style>
-  <w:style w:type="paragraph" w:styleId="2">
+  <w:style w:type="paragraph" w:styleId="Titre2">
     <w:name w:val="heading 2"/>
-    <w:basedOn w:val="a"/>
-    <w:next w:val="a"/>
+    <w:basedOn w:val="Normal"/>
+    <w:next w:val="Normal"/>
     <w:pPr>
       <w:keepNext/>
       <w:spacing w:before="240" w:after="60" w:line="240" w:lineRule="auto"/>
@@ -4356,10 +7123,10 @@
       <w:szCs w:val="28"/>
     </w:rPr>
   </w:style>
-  <w:style w:type="paragraph" w:styleId="3">
+  <w:style w:type="paragraph" w:styleId="Titre3">
     <w:name w:val="heading 3"/>
-    <w:basedOn w:val="a"/>
-    <w:next w:val="a"/>
+    <w:basedOn w:val="Normal"/>
+    <w:next w:val="Normal"/>
     <w:pPr>
       <w:keepNext/>
       <w:keepLines/>
@@ -4372,10 +7139,10 @@
       <w:szCs w:val="28"/>
     </w:rPr>
   </w:style>
-  <w:style w:type="paragraph" w:styleId="4">
+  <w:style w:type="paragraph" w:styleId="Titre4">
     <w:name w:val="heading 4"/>
-    <w:basedOn w:val="a"/>
-    <w:next w:val="a"/>
+    <w:basedOn w:val="Normal"/>
+    <w:next w:val="Normal"/>
     <w:pPr>
       <w:keepNext/>
       <w:keepLines/>
@@ -4388,10 +7155,10 @@
       <w:szCs w:val="24"/>
     </w:rPr>
   </w:style>
-  <w:style w:type="paragraph" w:styleId="5">
+  <w:style w:type="paragraph" w:styleId="Titre5">
     <w:name w:val="heading 5"/>
-    <w:basedOn w:val="a"/>
-    <w:next w:val="a"/>
+    <w:basedOn w:val="Normal"/>
+    <w:next w:val="Normal"/>
     <w:pPr>
       <w:keepNext/>
       <w:keepLines/>
@@ -4402,10 +7169,10 @@
       <w:b/>
     </w:rPr>
   </w:style>
-  <w:style w:type="paragraph" w:styleId="6">
+  <w:style w:type="paragraph" w:styleId="Titre6">
     <w:name w:val="heading 6"/>
-    <w:basedOn w:val="a"/>
-    <w:next w:val="a"/>
+    <w:basedOn w:val="Normal"/>
+    <w:next w:val="Normal"/>
     <w:pPr>
       <w:keepNext/>
       <w:keepLines/>
@@ -4418,13 +7185,12 @@
       <w:szCs w:val="20"/>
     </w:rPr>
   </w:style>
-  <w:style w:type="character" w:default="1" w:styleId="a0">
+  <w:style w:type="character" w:default="1" w:styleId="Policepardfaut">
     <w:name w:val="Default Paragraph Font"/>
     <w:uiPriority w:val="1"/>
-    <w:semiHidden/>
     <w:unhideWhenUsed/>
   </w:style>
-  <w:style w:type="table" w:default="1" w:styleId="a1">
+  <w:style w:type="table" w:default="1" w:styleId="TableauNormal">
     <w:name w:val="Normal Table"/>
     <w:uiPriority w:val="99"/>
     <w:semiHidden/>
@@ -4439,7 +7205,7 @@
       </w:tblCellMar>
     </w:tblPr>
   </w:style>
-  <w:style w:type="numbering" w:default="1" w:styleId="a2">
+  <w:style w:type="numbering" w:default="1" w:styleId="Aucuneliste">
     <w:name w:val="No List"/>
     <w:uiPriority w:val="99"/>
     <w:semiHidden/>
@@ -4456,10 +7222,10 @@
       </w:tblCellMar>
     </w:tblPr>
   </w:style>
-  <w:style w:type="paragraph" w:styleId="a3">
+  <w:style w:type="paragraph" w:styleId="Titre">
     <w:name w:val="Title"/>
-    <w:basedOn w:val="a"/>
-    <w:next w:val="a"/>
+    <w:basedOn w:val="Normal"/>
+    <w:next w:val="Normal"/>
     <w:pPr>
       <w:spacing w:after="0" w:line="240" w:lineRule="auto"/>
     </w:pPr>
@@ -4468,10 +7234,10 @@
       <w:szCs w:val="56"/>
     </w:rPr>
   </w:style>
-  <w:style w:type="paragraph" w:styleId="a4">
+  <w:style w:type="paragraph" w:styleId="Sous-titre">
     <w:name w:val="Subtitle"/>
-    <w:basedOn w:val="a"/>
-    <w:next w:val="a"/>
+    <w:basedOn w:val="Normal"/>
+    <w:next w:val="Normal"/>
     <w:pPr>
       <w:spacing w:after="160"/>
     </w:pPr>
@@ -4479,7 +7245,7 @@
       <w:color w:val="5A5A5A"/>
     </w:rPr>
   </w:style>
-  <w:style w:type="table" w:customStyle="1" w:styleId="a5">
+  <w:style w:type="table" w:customStyle="1" w:styleId="a">
     <w:basedOn w:val="TableNormal"/>
     <w:pPr>
       <w:spacing w:after="0" w:line="240" w:lineRule="auto"/>
@@ -4488,14 +7254,16 @@
       <w:tblStyleRowBandSize w:val="1"/>
       <w:tblStyleColBandSize w:val="1"/>
       <w:tblCellMar>
+        <w:top w:w="0" w:type="dxa"/>
         <w:left w:w="108" w:type="dxa"/>
+        <w:bottom w:w="0" w:type="dxa"/>
         <w:right w:w="108" w:type="dxa"/>
       </w:tblCellMar>
     </w:tblPr>
   </w:style>
-  <w:style w:type="paragraph" w:styleId="a6">
+  <w:style w:type="paragraph" w:styleId="Paragraphedeliste">
     <w:name w:val="List Paragraph"/>
-    <w:basedOn w:val="a"/>
+    <w:basedOn w:val="Normal"/>
     <w:uiPriority w:val="34"/>
     <w:qFormat/>
     <w:rsid w:val="00E17C53"/>
@@ -4504,10 +7272,10 @@
       <w:contextualSpacing/>
     </w:pPr>
   </w:style>
-  <w:style w:type="paragraph" w:styleId="a7">
+  <w:style w:type="paragraph" w:styleId="En-ttedetabledesmatires">
     <w:name w:val="TOC Heading"/>
-    <w:basedOn w:val="1"/>
-    <w:next w:val="a"/>
+    <w:basedOn w:val="Titre1"/>
+    <w:next w:val="Normal"/>
     <w:uiPriority w:val="39"/>
     <w:unhideWhenUsed/>
     <w:qFormat/>
@@ -4521,10 +7289,10 @@
       <w:color w:val="365F91" w:themeColor="accent1" w:themeShade="BF"/>
     </w:rPr>
   </w:style>
-  <w:style w:type="paragraph" w:styleId="10">
+  <w:style w:type="paragraph" w:styleId="TM1">
     <w:name w:val="toc 1"/>
-    <w:basedOn w:val="a"/>
-    <w:next w:val="a"/>
+    <w:basedOn w:val="Normal"/>
+    <w:next w:val="Normal"/>
     <w:autoRedefine/>
     <w:uiPriority w:val="39"/>
     <w:unhideWhenUsed/>
@@ -4533,9 +7301,9 @@
       <w:spacing w:after="100"/>
     </w:pPr>
   </w:style>
-  <w:style w:type="character" w:styleId="a8">
+  <w:style w:type="character" w:styleId="Lienhypertexte">
     <w:name w:val="Hyperlink"/>
-    <w:basedOn w:val="a0"/>
+    <w:basedOn w:val="Policepardfaut"/>
     <w:uiPriority w:val="99"/>
     <w:unhideWhenUsed/>
     <w:rsid w:val="00E17C53"/>
@@ -4544,10 +7312,10 @@
       <w:u w:val="single"/>
     </w:rPr>
   </w:style>
-  <w:style w:type="paragraph" w:styleId="20">
+  <w:style w:type="paragraph" w:styleId="TM2">
     <w:name w:val="toc 2"/>
-    <w:basedOn w:val="a"/>
-    <w:next w:val="a"/>
+    <w:basedOn w:val="Normal"/>
+    <w:next w:val="Normal"/>
     <w:autoRedefine/>
     <w:uiPriority w:val="39"/>
     <w:unhideWhenUsed/>
@@ -4560,10 +7328,10 @@
       <w:rFonts w:asciiTheme="minorHAnsi" w:eastAsiaTheme="minorEastAsia" w:hAnsiTheme="minorHAnsi" w:cs="Times New Roman"/>
     </w:rPr>
   </w:style>
-  <w:style w:type="paragraph" w:styleId="30">
+  <w:style w:type="paragraph" w:styleId="TM3">
     <w:name w:val="toc 3"/>
-    <w:basedOn w:val="a"/>
-    <w:next w:val="a"/>
+    <w:basedOn w:val="Normal"/>
+    <w:next w:val="Normal"/>
     <w:autoRedefine/>
     <w:uiPriority w:val="39"/>
     <w:unhideWhenUsed/>
@@ -4576,10 +7344,10 @@
       <w:rFonts w:asciiTheme="minorHAnsi" w:eastAsiaTheme="minorEastAsia" w:hAnsiTheme="minorHAnsi" w:cs="Times New Roman"/>
     </w:rPr>
   </w:style>
-  <w:style w:type="paragraph" w:styleId="a9">
+  <w:style w:type="paragraph" w:styleId="En-tte">
     <w:name w:val="header"/>
-    <w:basedOn w:val="a"/>
-    <w:link w:val="aa"/>
+    <w:basedOn w:val="Normal"/>
+    <w:link w:val="En-tteCar"/>
     <w:uiPriority w:val="99"/>
     <w:unhideWhenUsed/>
     <w:rsid w:val="00C53695"/>
@@ -4591,17 +7359,17 @@
       <w:spacing w:after="0" w:line="240" w:lineRule="auto"/>
     </w:pPr>
   </w:style>
-  <w:style w:type="character" w:customStyle="1" w:styleId="aa">
-    <w:name w:val="Верхний колонтитул Знак"/>
-    <w:basedOn w:val="a0"/>
-    <w:link w:val="a9"/>
+  <w:style w:type="character" w:customStyle="1" w:styleId="En-tteCar">
+    <w:name w:val="En-tête Car"/>
+    <w:basedOn w:val="Policepardfaut"/>
+    <w:link w:val="En-tte"/>
     <w:uiPriority w:val="99"/>
     <w:rsid w:val="00C53695"/>
   </w:style>
-  <w:style w:type="paragraph" w:styleId="ab">
+  <w:style w:type="paragraph" w:styleId="Pieddepage">
     <w:name w:val="footer"/>
-    <w:basedOn w:val="a"/>
-    <w:link w:val="ac"/>
+    <w:basedOn w:val="Normal"/>
+    <w:link w:val="PieddepageCar"/>
     <w:uiPriority w:val="99"/>
     <w:unhideWhenUsed/>
     <w:rsid w:val="00C53695"/>
@@ -4613,12 +7381,532 @@
       <w:spacing w:after="0" w:line="240" w:lineRule="auto"/>
     </w:pPr>
   </w:style>
-  <w:style w:type="character" w:customStyle="1" w:styleId="ac">
-    <w:name w:val="Нижний колонтитул Знак"/>
-    <w:basedOn w:val="a0"/>
-    <w:link w:val="ab"/>
+  <w:style w:type="character" w:customStyle="1" w:styleId="PieddepageCar">
+    <w:name w:val="Pied de page Car"/>
+    <w:basedOn w:val="Policepardfaut"/>
+    <w:link w:val="Pieddepage"/>
     <w:uiPriority w:val="99"/>
     <w:rsid w:val="00C53695"/>
+  </w:style>
+  <w:style w:type="paragraph" w:styleId="Textedebulles">
+    <w:name w:val="Balloon Text"/>
+    <w:basedOn w:val="Normal"/>
+    <w:link w:val="TextedebullesCar"/>
+    <w:uiPriority w:val="99"/>
+    <w:semiHidden/>
+    <w:unhideWhenUsed/>
+    <w:rsid w:val="007445D7"/>
+    <w:pPr>
+      <w:spacing w:after="0" w:line="240" w:lineRule="auto"/>
+    </w:pPr>
+    <w:rPr>
+      <w:rFonts w:ascii="Tahoma" w:hAnsi="Tahoma" w:cs="Tahoma"/>
+      <w:sz w:val="16"/>
+      <w:szCs w:val="16"/>
+    </w:rPr>
+  </w:style>
+  <w:style w:type="character" w:customStyle="1" w:styleId="TextedebullesCar">
+    <w:name w:val="Texte de bulles Car"/>
+    <w:basedOn w:val="Policepardfaut"/>
+    <w:link w:val="Textedebulles"/>
+    <w:uiPriority w:val="99"/>
+    <w:semiHidden/>
+    <w:rsid w:val="007445D7"/>
+    <w:rPr>
+      <w:rFonts w:ascii="Tahoma" w:hAnsi="Tahoma" w:cs="Tahoma"/>
+      <w:sz w:val="16"/>
+      <w:szCs w:val="16"/>
+    </w:rPr>
+  </w:style>
+</w:styles>
+</file>
+
+<file path=word/stylesWithEffects.xml><?xml version="1.0" encoding="utf-8"?>
+<w:styles xmlns:wpc="http://schemas.microsoft.com/office/word/2010/wordprocessingCanvas" xmlns:mc="http://schemas.openxmlformats.org/markup-compatibility/2006" xmlns:o="urn:schemas-microsoft-com:office:office" xmlns:r="http://schemas.openxmlformats.org/officeDocument/2006/relationships" xmlns:m="http://schemas.openxmlformats.org/officeDocument/2006/math" xmlns:v="urn:schemas-microsoft-com:vml" xmlns:wp14="http://schemas.microsoft.com/office/word/2010/wordprocessingDrawing" xmlns:wp="http://schemas.openxmlformats.org/drawingml/2006/wordprocessingDrawing" xmlns:w10="urn:schemas-microsoft-com:office:word" xmlns:w="http://schemas.openxmlformats.org/wordprocessingml/2006/main" xmlns:w14="http://schemas.microsoft.com/office/word/2010/wordml" xmlns:wpg="http://schemas.microsoft.com/office/word/2010/wordprocessingGroup" xmlns:wpi="http://schemas.microsoft.com/office/word/2010/wordprocessingInk" xmlns:wne="http://schemas.microsoft.com/office/word/2006/wordml" xmlns:wps="http://schemas.microsoft.com/office/word/2010/wordprocessingShape" mc:Ignorable="w14 wp14">
+  <w:docDefaults>
+    <w:rPrDefault>
+      <w:rPr>
+        <w:rFonts w:ascii="Calibri" w:eastAsia="Calibri" w:hAnsi="Calibri" w:cs="Calibri"/>
+        <w:sz w:val="22"/>
+        <w:szCs w:val="22"/>
+        <w:lang w:val="ru-RU" w:eastAsia="ru-RU" w:bidi="ar-SA"/>
+      </w:rPr>
+    </w:rPrDefault>
+    <w:pPrDefault>
+      <w:pPr>
+        <w:spacing w:after="200" w:line="276" w:lineRule="auto"/>
+      </w:pPr>
+    </w:pPrDefault>
+  </w:docDefaults>
+  <w:latentStyles w:defLockedState="0" w:defUIPriority="99" w:defSemiHidden="1" w:defUnhideWhenUsed="1" w:defQFormat="0" w:count="267">
+    <w:lsdException w:name="Normal" w:semiHidden="0" w:uiPriority="0" w:unhideWhenUsed="0" w:qFormat="1"/>
+    <w:lsdException w:name="heading 1" w:semiHidden="0" w:uiPriority="9" w:unhideWhenUsed="0" w:qFormat="1"/>
+    <w:lsdException w:name="heading 2" w:uiPriority="9" w:qFormat="1"/>
+    <w:lsdException w:name="heading 3" w:uiPriority="9" w:qFormat="1"/>
+    <w:lsdException w:name="heading 4" w:uiPriority="9" w:qFormat="1"/>
+    <w:lsdException w:name="heading 5" w:uiPriority="9" w:qFormat="1"/>
+    <w:lsdException w:name="heading 6" w:uiPriority="9" w:qFormat="1"/>
+    <w:lsdException w:name="heading 7" w:uiPriority="9" w:qFormat="1"/>
+    <w:lsdException w:name="heading 8" w:uiPriority="9" w:qFormat="1"/>
+    <w:lsdException w:name="heading 9" w:uiPriority="9" w:qFormat="1"/>
+    <w:lsdException w:name="toc 1" w:uiPriority="39"/>
+    <w:lsdException w:name="toc 2" w:uiPriority="39"/>
+    <w:lsdException w:name="toc 3" w:uiPriority="39"/>
+    <w:lsdException w:name="toc 4" w:uiPriority="39"/>
+    <w:lsdException w:name="toc 5" w:uiPriority="39"/>
+    <w:lsdException w:name="toc 6" w:uiPriority="39"/>
+    <w:lsdException w:name="toc 7" w:uiPriority="39"/>
+    <w:lsdException w:name="toc 8" w:uiPriority="39"/>
+    <w:lsdException w:name="toc 9" w:uiPriority="39"/>
+    <w:lsdException w:name="caption" w:uiPriority="35" w:qFormat="1"/>
+    <w:lsdException w:name="Title" w:semiHidden="0" w:uiPriority="10" w:unhideWhenUsed="0" w:qFormat="1"/>
+    <w:lsdException w:name="Default Paragraph Font" w:uiPriority="1"/>
+    <w:lsdException w:name="Subtitle" w:semiHidden="0" w:uiPriority="11" w:unhideWhenUsed="0" w:qFormat="1"/>
+    <w:lsdException w:name="Strong" w:semiHidden="0" w:uiPriority="22" w:unhideWhenUsed="0" w:qFormat="1"/>
+    <w:lsdException w:name="Emphasis" w:semiHidden="0" w:uiPriority="20" w:unhideWhenUsed="0" w:qFormat="1"/>
+    <w:lsdException w:name="Table Grid" w:semiHidden="0" w:uiPriority="39" w:unhideWhenUsed="0"/>
+    <w:lsdException w:name="Placeholder Text" w:unhideWhenUsed="0"/>
+    <w:lsdException w:name="No Spacing" w:semiHidden="0" w:uiPriority="1" w:unhideWhenUsed="0" w:qFormat="1"/>
+    <w:lsdException w:name="Light Shading" w:semiHidden="0" w:uiPriority="60" w:unhideWhenUsed="0"/>
+    <w:lsdException w:name="Light List" w:semiHidden="0" w:uiPriority="61" w:unhideWhenUsed="0"/>
+    <w:lsdException w:name="Light Grid" w:semiHidden="0" w:uiPriority="62" w:unhideWhenUsed="0"/>
+    <w:lsdException w:name="Medium Shading 1" w:semiHidden="0" w:uiPriority="63" w:unhideWhenUsed="0"/>
+    <w:lsdException w:name="Medium Shading 2" w:semiHidden="0" w:uiPriority="64" w:unhideWhenUsed="0"/>
+    <w:lsdException w:name="Medium List 1" w:semiHidden="0" w:uiPriority="65" w:unhideWhenUsed="0"/>
+    <w:lsdException w:name="Medium List 2" w:semiHidden="0" w:uiPriority="66" w:unhideWhenUsed="0"/>
+    <w:lsdException w:name="Medium Grid 1" w:semiHidden="0" w:uiPriority="67" w:unhideWhenUsed="0"/>
+    <w:lsdException w:name="Medium Grid 2" w:semiHidden="0" w:uiPriority="68" w:unhideWhenUsed="0"/>
+    <w:lsdException w:name="Medium Grid 3" w:semiHidden="0" w:uiPriority="69" w:unhideWhenUsed="0"/>
+    <w:lsdException w:name="Dark List" w:semiHidden="0" w:uiPriority="70" w:unhideWhenUsed="0"/>
+    <w:lsdException w:name="Colorful Shading" w:semiHidden="0" w:uiPriority="71" w:unhideWhenUsed="0"/>
+    <w:lsdException w:name="Colorful List" w:semiHidden="0" w:uiPriority="72" w:unhideWhenUsed="0"/>
+    <w:lsdException w:name="Colorful Grid" w:semiHidden="0" w:uiPriority="73" w:unhideWhenUsed="0"/>
+    <w:lsdException w:name="Light Shading Accent 1" w:semiHidden="0" w:uiPriority="60" w:unhideWhenUsed="0"/>
+    <w:lsdException w:name="Light List Accent 1" w:semiHidden="0" w:uiPriority="61" w:unhideWhenUsed="0"/>
+    <w:lsdException w:name="Light Grid Accent 1" w:semiHidden="0" w:uiPriority="62" w:unhideWhenUsed="0"/>
+    <w:lsdException w:name="Medium Shading 1 Accent 1" w:semiHidden="0" w:uiPriority="63" w:unhideWhenUsed="0"/>
+    <w:lsdException w:name="Medium Shading 2 Accent 1" w:semiHidden="0" w:uiPriority="64" w:unhideWhenUsed="0"/>
+    <w:lsdException w:name="Medium List 1 Accent 1" w:semiHidden="0" w:uiPriority="65" w:unhideWhenUsed="0"/>
+    <w:lsdException w:name="Revision" w:unhideWhenUsed="0"/>
+    <w:lsdException w:name="List Paragraph" w:semiHidden="0" w:uiPriority="34" w:unhideWhenUsed="0" w:qFormat="1"/>
+    <w:lsdException w:name="Quote" w:semiHidden="0" w:uiPriority="29" w:unhideWhenUsed="0" w:qFormat="1"/>
+    <w:lsdException w:name="Intense Quote" w:semiHidden="0" w:uiPriority="30" w:unhideWhenUsed="0" w:qFormat="1"/>
+    <w:lsdException w:name="Medium List 2 Accent 1" w:semiHidden="0" w:uiPriority="66" w:unhideWhenUsed="0"/>
+    <w:lsdException w:name="Medium Grid 1 Accent 1" w:semiHidden="0" w:uiPriority="67" w:unhideWhenUsed="0"/>
+    <w:lsdException w:name="Medium Grid 2 Accent 1" w:semiHidden="0" w:uiPriority="68" w:unhideWhenUsed="0"/>
+    <w:lsdException w:name="Medium Grid 3 Accent 1" w:semiHidden="0" w:uiPriority="69" w:unhideWhenUsed="0"/>
+    <w:lsdException w:name="Dark List Accent 1" w:semiHidden="0" w:uiPriority="70" w:unhideWhenUsed="0"/>
+    <w:lsdException w:name="Colorful Shading Accent 1" w:semiHidden="0" w:uiPriority="71" w:unhideWhenUsed="0"/>
+    <w:lsdException w:name="Colorful List Accent 1" w:semiHidden="0" w:uiPriority="72" w:unhideWhenUsed="0"/>
+    <w:lsdException w:name="Colorful Grid Accent 1" w:semiHidden="0" w:uiPriority="73" w:unhideWhenUsed="0"/>
+    <w:lsdException w:name="Light Shading Accent 2" w:semiHidden="0" w:uiPriority="60" w:unhideWhenUsed="0"/>
+    <w:lsdException w:name="Light List Accent 2" w:semiHidden="0" w:uiPriority="61" w:unhideWhenUsed="0"/>
+    <w:lsdException w:name="Light Grid Accent 2" w:semiHidden="0" w:uiPriority="62" w:unhideWhenUsed="0"/>
+    <w:lsdException w:name="Medium Shading 1 Accent 2" w:semiHidden="0" w:uiPriority="63" w:unhideWhenUsed="0"/>
+    <w:lsdException w:name="Medium Shading 2 Accent 2" w:semiHidden="0" w:uiPriority="64" w:unhideWhenUsed="0"/>
+    <w:lsdException w:name="Medium List 1 Accent 2" w:semiHidden="0" w:uiPriority="65" w:unhideWhenUsed="0"/>
+    <w:lsdException w:name="Medium List 2 Accent 2" w:semiHidden="0" w:uiPriority="66" w:unhideWhenUsed="0"/>
+    <w:lsdException w:name="Medium Grid 1 Accent 2" w:semiHidden="0" w:uiPriority="67" w:unhideWhenUsed="0"/>
+    <w:lsdException w:name="Medium Grid 2 Accent 2" w:semiHidden="0" w:uiPriority="68" w:unhideWhenUsed="0"/>
+    <w:lsdException w:name="Medium Grid 3 Accent 2" w:semiHidden="0" w:uiPriority="69" w:unhideWhenUsed="0"/>
+    <w:lsdException w:name="Dark List Accent 2" w:semiHidden="0" w:uiPriority="70" w:unhideWhenUsed="0"/>
+    <w:lsdException w:name="Colorful Shading Accent 2" w:semiHidden="0" w:uiPriority="71" w:unhideWhenUsed="0"/>
+    <w:lsdException w:name="Colorful List Accent 2" w:semiHidden="0" w:uiPriority="72" w:unhideWhenUsed="0"/>
+    <w:lsdException w:name="Colorful Grid Accent 2" w:semiHidden="0" w:uiPriority="73" w:unhideWhenUsed="0"/>
+    <w:lsdException w:name="Light Shading Accent 3" w:semiHidden="0" w:uiPriority="60" w:unhideWhenUsed="0"/>
+    <w:lsdException w:name="Light List Accent 3" w:semiHidden="0" w:uiPriority="61" w:unhideWhenUsed="0"/>
+    <w:lsdException w:name="Light Grid Accent 3" w:semiHidden="0" w:uiPriority="62" w:unhideWhenUsed="0"/>
+    <w:lsdException w:name="Medium Shading 1 Accent 3" w:semiHidden="0" w:uiPriority="63" w:unhideWhenUsed="0"/>
+    <w:lsdException w:name="Medium Shading 2 Accent 3" w:semiHidden="0" w:uiPriority="64" w:unhideWhenUsed="0"/>
+    <w:lsdException w:name="Medium List 1 Accent 3" w:semiHidden="0" w:uiPriority="65" w:unhideWhenUsed="0"/>
+    <w:lsdException w:name="Medium List 2 Accent 3" w:semiHidden="0" w:uiPriority="66" w:unhideWhenUsed="0"/>
+    <w:lsdException w:name="Medium Grid 1 Accent 3" w:semiHidden="0" w:uiPriority="67" w:unhideWhenUsed="0"/>
+    <w:lsdException w:name="Medium Grid 2 Accent 3" w:semiHidden="0" w:uiPriority="68" w:unhideWhenUsed="0"/>
+    <w:lsdException w:name="Medium Grid 3 Accent 3" w:semiHidden="0" w:uiPriority="69" w:unhideWhenUsed="0"/>
+    <w:lsdException w:name="Dark List Accent 3" w:semiHidden="0" w:uiPriority="70" w:unhideWhenUsed="0"/>
+    <w:lsdException w:name="Colorful Shading Accent 3" w:semiHidden="0" w:uiPriority="71" w:unhideWhenUsed="0"/>
+    <w:lsdException w:name="Colorful List Accent 3" w:semiHidden="0" w:uiPriority="72" w:unhideWhenUsed="0"/>
+    <w:lsdException w:name="Colorful Grid Accent 3" w:semiHidden="0" w:uiPriority="73" w:unhideWhenUsed="0"/>
+    <w:lsdException w:name="Light Shading Accent 4" w:semiHidden="0" w:uiPriority="60" w:unhideWhenUsed="0"/>
+    <w:lsdException w:name="Light List Accent 4" w:semiHidden="0" w:uiPriority="61" w:unhideWhenUsed="0"/>
+    <w:lsdException w:name="Light Grid Accent 4" w:semiHidden="0" w:uiPriority="62" w:unhideWhenUsed="0"/>
+    <w:lsdException w:name="Medium Shading 1 Accent 4" w:semiHidden="0" w:uiPriority="63" w:unhideWhenUsed="0"/>
+    <w:lsdException w:name="Medium Shading 2 Accent 4" w:semiHidden="0" w:uiPriority="64" w:unhideWhenUsed="0"/>
+    <w:lsdException w:name="Medium List 1 Accent 4" w:semiHidden="0" w:uiPriority="65" w:unhideWhenUsed="0"/>
+    <w:lsdException w:name="Medium List 2 Accent 4" w:semiHidden="0" w:uiPriority="66" w:unhideWhenUsed="0"/>
+    <w:lsdException w:name="Medium Grid 1 Accent 4" w:semiHidden="0" w:uiPriority="67" w:unhideWhenUsed="0"/>
+    <w:lsdException w:name="Medium Grid 2 Accent 4" w:semiHidden="0" w:uiPriority="68" w:unhideWhenUsed="0"/>
+    <w:lsdException w:name="Medium Grid 3 Accent 4" w:semiHidden="0" w:uiPriority="69" w:unhideWhenUsed="0"/>
+    <w:lsdException w:name="Dark List Accent 4" w:semiHidden="0" w:uiPriority="70" w:unhideWhenUsed="0"/>
+    <w:lsdException w:name="Colorful Shading Accent 4" w:semiHidden="0" w:uiPriority="71" w:unhideWhenUsed="0"/>
+    <w:lsdException w:name="Colorful List Accent 4" w:semiHidden="0" w:uiPriority="72" w:unhideWhenUsed="0"/>
+    <w:lsdException w:name="Colorful Grid Accent 4" w:semiHidden="0" w:uiPriority="73" w:unhideWhenUsed="0"/>
+    <w:lsdException w:name="Light Shading Accent 5" w:semiHidden="0" w:uiPriority="60" w:unhideWhenUsed="0"/>
+    <w:lsdException w:name="Light List Accent 5" w:semiHidden="0" w:uiPriority="61" w:unhideWhenUsed="0"/>
+    <w:lsdException w:name="Light Grid Accent 5" w:semiHidden="0" w:uiPriority="62" w:unhideWhenUsed="0"/>
+    <w:lsdException w:name="Medium Shading 1 Accent 5" w:semiHidden="0" w:uiPriority="63" w:unhideWhenUsed="0"/>
+    <w:lsdException w:name="Medium Shading 2 Accent 5" w:semiHidden="0" w:uiPriority="64" w:unhideWhenUsed="0"/>
+    <w:lsdException w:name="Medium List 1 Accent 5" w:semiHidden="0" w:uiPriority="65" w:unhideWhenUsed="0"/>
+    <w:lsdException w:name="Medium List 2 Accent 5" w:semiHidden="0" w:uiPriority="66" w:unhideWhenUsed="0"/>
+    <w:lsdException w:name="Medium Grid 1 Accent 5" w:semiHidden="0" w:uiPriority="67" w:unhideWhenUsed="0"/>
+    <w:lsdException w:name="Medium Grid 2 Accent 5" w:semiHidden="0" w:uiPriority="68" w:unhideWhenUsed="0"/>
+    <w:lsdException w:name="Medium Grid 3 Accent 5" w:semiHidden="0" w:uiPriority="69" w:unhideWhenUsed="0"/>
+    <w:lsdException w:name="Dark List Accent 5" w:semiHidden="0" w:uiPriority="70" w:unhideWhenUsed="0"/>
+    <w:lsdException w:name="Colorful Shading Accent 5" w:semiHidden="0" w:uiPriority="71" w:unhideWhenUsed="0"/>
+    <w:lsdException w:name="Colorful List Accent 5" w:semiHidden="0" w:uiPriority="72" w:unhideWhenUsed="0"/>
+    <w:lsdException w:name="Colorful Grid Accent 5" w:semiHidden="0" w:uiPriority="73" w:unhideWhenUsed="0"/>
+    <w:lsdException w:name="Light Shading Accent 6" w:semiHidden="0" w:uiPriority="60" w:unhideWhenUsed="0"/>
+    <w:lsdException w:name="Light List Accent 6" w:semiHidden="0" w:uiPriority="61" w:unhideWhenUsed="0"/>
+    <w:lsdException w:name="Light Grid Accent 6" w:semiHidden="0" w:uiPriority="62" w:unhideWhenUsed="0"/>
+    <w:lsdException w:name="Medium Shading 1 Accent 6" w:semiHidden="0" w:uiPriority="63" w:unhideWhenUsed="0"/>
+    <w:lsdException w:name="Medium Shading 2 Accent 6" w:semiHidden="0" w:uiPriority="64" w:unhideWhenUsed="0"/>
+    <w:lsdException w:name="Medium List 1 Accent 6" w:semiHidden="0" w:uiPriority="65" w:unhideWhenUsed="0"/>
+    <w:lsdException w:name="Medium List 2 Accent 6" w:semiHidden="0" w:uiPriority="66" w:unhideWhenUsed="0"/>
+    <w:lsdException w:name="Medium Grid 1 Accent 6" w:semiHidden="0" w:uiPriority="67" w:unhideWhenUsed="0"/>
+    <w:lsdException w:name="Medium Grid 2 Accent 6" w:semiHidden="0" w:uiPriority="68" w:unhideWhenUsed="0"/>
+    <w:lsdException w:name="Medium Grid 3 Accent 6" w:semiHidden="0" w:uiPriority="69" w:unhideWhenUsed="0"/>
+    <w:lsdException w:name="Dark List Accent 6" w:semiHidden="0" w:uiPriority="70" w:unhideWhenUsed="0"/>
+    <w:lsdException w:name="Colorful Shading Accent 6" w:semiHidden="0" w:uiPriority="71" w:unhideWhenUsed="0"/>
+    <w:lsdException w:name="Colorful List Accent 6" w:semiHidden="0" w:uiPriority="72" w:unhideWhenUsed="0"/>
+    <w:lsdException w:name="Colorful Grid Accent 6" w:semiHidden="0" w:uiPriority="73" w:unhideWhenUsed="0"/>
+    <w:lsdException w:name="Subtle Emphasis" w:semiHidden="0" w:uiPriority="19" w:unhideWhenUsed="0" w:qFormat="1"/>
+    <w:lsdException w:name="Intense Emphasis" w:semiHidden="0" w:uiPriority="21" w:unhideWhenUsed="0" w:qFormat="1"/>
+    <w:lsdException w:name="Subtle Reference" w:semiHidden="0" w:uiPriority="31" w:unhideWhenUsed="0" w:qFormat="1"/>
+    <w:lsdException w:name="Intense Reference" w:semiHidden="0" w:uiPriority="32" w:unhideWhenUsed="0" w:qFormat="1"/>
+    <w:lsdException w:name="Book Title" w:semiHidden="0" w:uiPriority="33" w:unhideWhenUsed="0" w:qFormat="1"/>
+    <w:lsdException w:name="Bibliography" w:uiPriority="37"/>
+    <w:lsdException w:name="TOC Heading" w:uiPriority="39" w:qFormat="1"/>
+  </w:latentStyles>
+  <w:style w:type="paragraph" w:default="1" w:styleId="Normal">
+    <w:name w:val="Normal"/>
+  </w:style>
+  <w:style w:type="paragraph" w:styleId="Titre1">
+    <w:name w:val="heading 1"/>
+    <w:basedOn w:val="Normal"/>
+    <w:next w:val="Normal"/>
+    <w:pPr>
+      <w:keepNext/>
+      <w:keepLines/>
+      <w:spacing w:before="240" w:after="0"/>
+      <w:outlineLvl w:val="0"/>
+    </w:pPr>
+    <w:rPr>
+      <w:color w:val="2F5496"/>
+      <w:sz w:val="32"/>
+      <w:szCs w:val="32"/>
+    </w:rPr>
+  </w:style>
+  <w:style w:type="paragraph" w:styleId="Titre2">
+    <w:name w:val="heading 2"/>
+    <w:basedOn w:val="Normal"/>
+    <w:next w:val="Normal"/>
+    <w:pPr>
+      <w:keepNext/>
+      <w:spacing w:before="240" w:after="60" w:line="240" w:lineRule="auto"/>
+      <w:jc w:val="both"/>
+      <w:outlineLvl w:val="1"/>
+    </w:pPr>
+    <w:rPr>
+      <w:rFonts w:ascii="Times New Roman" w:eastAsia="Times New Roman" w:hAnsi="Times New Roman" w:cs="Times New Roman"/>
+      <w:b/>
+      <w:sz w:val="28"/>
+      <w:szCs w:val="28"/>
+    </w:rPr>
+  </w:style>
+  <w:style w:type="paragraph" w:styleId="Titre3">
+    <w:name w:val="heading 3"/>
+    <w:basedOn w:val="Normal"/>
+    <w:next w:val="Normal"/>
+    <w:pPr>
+      <w:keepNext/>
+      <w:keepLines/>
+      <w:spacing w:before="280" w:after="80"/>
+      <w:outlineLvl w:val="2"/>
+    </w:pPr>
+    <w:rPr>
+      <w:b/>
+      <w:sz w:val="28"/>
+      <w:szCs w:val="28"/>
+    </w:rPr>
+  </w:style>
+  <w:style w:type="paragraph" w:styleId="Titre4">
+    <w:name w:val="heading 4"/>
+    <w:basedOn w:val="Normal"/>
+    <w:next w:val="Normal"/>
+    <w:pPr>
+      <w:keepNext/>
+      <w:keepLines/>
+      <w:spacing w:before="240" w:after="40"/>
+      <w:outlineLvl w:val="3"/>
+    </w:pPr>
+    <w:rPr>
+      <w:b/>
+      <w:sz w:val="24"/>
+      <w:szCs w:val="24"/>
+    </w:rPr>
+  </w:style>
+  <w:style w:type="paragraph" w:styleId="Titre5">
+    <w:name w:val="heading 5"/>
+    <w:basedOn w:val="Normal"/>
+    <w:next w:val="Normal"/>
+    <w:pPr>
+      <w:keepNext/>
+      <w:keepLines/>
+      <w:spacing w:before="220" w:after="40"/>
+      <w:outlineLvl w:val="4"/>
+    </w:pPr>
+    <w:rPr>
+      <w:b/>
+    </w:rPr>
+  </w:style>
+  <w:style w:type="paragraph" w:styleId="Titre6">
+    <w:name w:val="heading 6"/>
+    <w:basedOn w:val="Normal"/>
+    <w:next w:val="Normal"/>
+    <w:pPr>
+      <w:keepNext/>
+      <w:keepLines/>
+      <w:spacing w:before="200" w:after="40"/>
+      <w:outlineLvl w:val="5"/>
+    </w:pPr>
+    <w:rPr>
+      <w:b/>
+      <w:sz w:val="20"/>
+      <w:szCs w:val="20"/>
+    </w:rPr>
+  </w:style>
+  <w:style w:type="character" w:default="1" w:styleId="Policepardfaut">
+    <w:name w:val="Default Paragraph Font"/>
+    <w:uiPriority w:val="1"/>
+    <w:unhideWhenUsed/>
+  </w:style>
+  <w:style w:type="table" w:default="1" w:styleId="TableauNormal">
+    <w:name w:val="Normal Table"/>
+    <w:uiPriority w:val="99"/>
+    <w:semiHidden/>
+    <w:unhideWhenUsed/>
+    <w:tblPr>
+      <w:tblInd w:w="0" w:type="dxa"/>
+      <w:tblCellMar>
+        <w:top w:w="0" w:type="dxa"/>
+        <w:left w:w="108" w:type="dxa"/>
+        <w:bottom w:w="0" w:type="dxa"/>
+        <w:right w:w="108" w:type="dxa"/>
+      </w:tblCellMar>
+    </w:tblPr>
+  </w:style>
+  <w:style w:type="numbering" w:default="1" w:styleId="Aucuneliste">
+    <w:name w:val="No List"/>
+    <w:uiPriority w:val="99"/>
+    <w:semiHidden/>
+    <w:unhideWhenUsed/>
+  </w:style>
+  <w:style w:type="table" w:customStyle="1" w:styleId="TableNormal">
+    <w:name w:val="Table Normal"/>
+    <w:tblPr>
+      <w:tblCellMar>
+        <w:top w:w="0" w:type="dxa"/>
+        <w:left w:w="0" w:type="dxa"/>
+        <w:bottom w:w="0" w:type="dxa"/>
+        <w:right w:w="0" w:type="dxa"/>
+      </w:tblCellMar>
+    </w:tblPr>
+  </w:style>
+  <w:style w:type="paragraph" w:styleId="Titre">
+    <w:name w:val="Title"/>
+    <w:basedOn w:val="Normal"/>
+    <w:next w:val="Normal"/>
+    <w:pPr>
+      <w:spacing w:after="0" w:line="240" w:lineRule="auto"/>
+    </w:pPr>
+    <w:rPr>
+      <w:sz w:val="56"/>
+      <w:szCs w:val="56"/>
+    </w:rPr>
+  </w:style>
+  <w:style w:type="paragraph" w:styleId="Sous-titre">
+    <w:name w:val="Subtitle"/>
+    <w:basedOn w:val="Normal"/>
+    <w:next w:val="Normal"/>
+    <w:pPr>
+      <w:spacing w:after="160"/>
+    </w:pPr>
+    <w:rPr>
+      <w:color w:val="5A5A5A"/>
+    </w:rPr>
+  </w:style>
+  <w:style w:type="table" w:customStyle="1" w:styleId="a">
+    <w:basedOn w:val="TableNormal"/>
+    <w:pPr>
+      <w:spacing w:after="0" w:line="240" w:lineRule="auto"/>
+    </w:pPr>
+    <w:tblPr>
+      <w:tblStyleRowBandSize w:val="1"/>
+      <w:tblStyleColBandSize w:val="1"/>
+      <w:tblCellMar>
+        <w:top w:w="0" w:type="dxa"/>
+        <w:left w:w="108" w:type="dxa"/>
+        <w:bottom w:w="0" w:type="dxa"/>
+        <w:right w:w="108" w:type="dxa"/>
+      </w:tblCellMar>
+    </w:tblPr>
+  </w:style>
+  <w:style w:type="paragraph" w:styleId="Paragraphedeliste">
+    <w:name w:val="List Paragraph"/>
+    <w:basedOn w:val="Normal"/>
+    <w:uiPriority w:val="34"/>
+    <w:qFormat/>
+    <w:rsid w:val="00E17C53"/>
+    <w:pPr>
+      <w:ind w:left="720"/>
+      <w:contextualSpacing/>
+    </w:pPr>
+  </w:style>
+  <w:style w:type="paragraph" w:styleId="En-ttedetabledesmatires">
+    <w:name w:val="TOC Heading"/>
+    <w:basedOn w:val="Titre1"/>
+    <w:next w:val="Normal"/>
+    <w:uiPriority w:val="39"/>
+    <w:unhideWhenUsed/>
+    <w:qFormat/>
+    <w:rsid w:val="00E17C53"/>
+    <w:pPr>
+      <w:spacing w:line="259" w:lineRule="auto"/>
+      <w:outlineLvl w:val="9"/>
+    </w:pPr>
+    <w:rPr>
+      <w:rFonts w:asciiTheme="majorHAnsi" w:eastAsiaTheme="majorEastAsia" w:hAnsiTheme="majorHAnsi" w:cstheme="majorBidi"/>
+      <w:color w:val="365F91" w:themeColor="accent1" w:themeShade="BF"/>
+    </w:rPr>
+  </w:style>
+  <w:style w:type="paragraph" w:styleId="TM1">
+    <w:name w:val="toc 1"/>
+    <w:basedOn w:val="Normal"/>
+    <w:next w:val="Normal"/>
+    <w:autoRedefine/>
+    <w:uiPriority w:val="39"/>
+    <w:unhideWhenUsed/>
+    <w:rsid w:val="00E17C53"/>
+    <w:pPr>
+      <w:spacing w:after="100"/>
+    </w:pPr>
+  </w:style>
+  <w:style w:type="character" w:styleId="Lienhypertexte">
+    <w:name w:val="Hyperlink"/>
+    <w:basedOn w:val="Policepardfaut"/>
+    <w:uiPriority w:val="99"/>
+    <w:unhideWhenUsed/>
+    <w:rsid w:val="00E17C53"/>
+    <w:rPr>
+      <w:color w:val="0000FF" w:themeColor="hyperlink"/>
+      <w:u w:val="single"/>
+    </w:rPr>
+  </w:style>
+  <w:style w:type="paragraph" w:styleId="TM2">
+    <w:name w:val="toc 2"/>
+    <w:basedOn w:val="Normal"/>
+    <w:next w:val="Normal"/>
+    <w:autoRedefine/>
+    <w:uiPriority w:val="39"/>
+    <w:unhideWhenUsed/>
+    <w:rsid w:val="00E17C53"/>
+    <w:pPr>
+      <w:spacing w:after="100" w:line="259" w:lineRule="auto"/>
+      <w:ind w:left="220"/>
+    </w:pPr>
+    <w:rPr>
+      <w:rFonts w:asciiTheme="minorHAnsi" w:eastAsiaTheme="minorEastAsia" w:hAnsiTheme="minorHAnsi" w:cs="Times New Roman"/>
+    </w:rPr>
+  </w:style>
+  <w:style w:type="paragraph" w:styleId="TM3">
+    <w:name w:val="toc 3"/>
+    <w:basedOn w:val="Normal"/>
+    <w:next w:val="Normal"/>
+    <w:autoRedefine/>
+    <w:uiPriority w:val="39"/>
+    <w:unhideWhenUsed/>
+    <w:rsid w:val="00E17C53"/>
+    <w:pPr>
+      <w:spacing w:after="100" w:line="259" w:lineRule="auto"/>
+      <w:ind w:left="440"/>
+    </w:pPr>
+    <w:rPr>
+      <w:rFonts w:asciiTheme="minorHAnsi" w:eastAsiaTheme="minorEastAsia" w:hAnsiTheme="minorHAnsi" w:cs="Times New Roman"/>
+    </w:rPr>
+  </w:style>
+  <w:style w:type="paragraph" w:styleId="En-tte">
+    <w:name w:val="header"/>
+    <w:basedOn w:val="Normal"/>
+    <w:link w:val="En-tteCar"/>
+    <w:uiPriority w:val="99"/>
+    <w:unhideWhenUsed/>
+    <w:rsid w:val="00C53695"/>
+    <w:pPr>
+      <w:tabs>
+        <w:tab w:val="center" w:pos="4677"/>
+        <w:tab w:val="right" w:pos="9355"/>
+      </w:tabs>
+      <w:spacing w:after="0" w:line="240" w:lineRule="auto"/>
+    </w:pPr>
+  </w:style>
+  <w:style w:type="character" w:customStyle="1" w:styleId="En-tteCar">
+    <w:name w:val="En-tête Car"/>
+    <w:basedOn w:val="Policepardfaut"/>
+    <w:link w:val="En-tte"/>
+    <w:uiPriority w:val="99"/>
+    <w:rsid w:val="00C53695"/>
+  </w:style>
+  <w:style w:type="paragraph" w:styleId="Pieddepage">
+    <w:name w:val="footer"/>
+    <w:basedOn w:val="Normal"/>
+    <w:link w:val="PieddepageCar"/>
+    <w:uiPriority w:val="99"/>
+    <w:unhideWhenUsed/>
+    <w:rsid w:val="00C53695"/>
+    <w:pPr>
+      <w:tabs>
+        <w:tab w:val="center" w:pos="4677"/>
+        <w:tab w:val="right" w:pos="9355"/>
+      </w:tabs>
+      <w:spacing w:after="0" w:line="240" w:lineRule="auto"/>
+    </w:pPr>
+  </w:style>
+  <w:style w:type="character" w:customStyle="1" w:styleId="PieddepageCar">
+    <w:name w:val="Pied de page Car"/>
+    <w:basedOn w:val="Policepardfaut"/>
+    <w:link w:val="Pieddepage"/>
+    <w:uiPriority w:val="99"/>
+    <w:rsid w:val="00C53695"/>
+  </w:style>
+  <w:style w:type="paragraph" w:styleId="Textedebulles">
+    <w:name w:val="Balloon Text"/>
+    <w:basedOn w:val="Normal"/>
+    <w:link w:val="TextedebullesCar"/>
+    <w:uiPriority w:val="99"/>
+    <w:semiHidden/>
+    <w:unhideWhenUsed/>
+    <w:rsid w:val="007445D7"/>
+    <w:pPr>
+      <w:spacing w:after="0" w:line="240" w:lineRule="auto"/>
+    </w:pPr>
+    <w:rPr>
+      <w:rFonts w:ascii="Tahoma" w:hAnsi="Tahoma" w:cs="Tahoma"/>
+      <w:sz w:val="16"/>
+      <w:szCs w:val="16"/>
+    </w:rPr>
+  </w:style>
+  <w:style w:type="character" w:customStyle="1" w:styleId="TextedebullesCar">
+    <w:name w:val="Texte de bulles Car"/>
+    <w:basedOn w:val="Policepardfaut"/>
+    <w:link w:val="Textedebulles"/>
+    <w:uiPriority w:val="99"/>
+    <w:semiHidden/>
+    <w:rsid w:val="007445D7"/>
+    <w:rPr>
+      <w:rFonts w:ascii="Tahoma" w:hAnsi="Tahoma" w:cs="Tahoma"/>
+      <w:sz w:val="16"/>
+      <w:szCs w:val="16"/>
+    </w:rPr>
   </w:style>
 </w:styles>
 </file>
